--- a/klagomål/A 56968-2025 FSC-klagomål.docx
+++ b/klagomål/A 56968-2025 FSC-klagomål.docx
@@ -191,7 +191,7 @@
     </w:p>
     <w:p>
       <w:r>
-        <w:t>I avverkningsanmälan har följande 3 naturvårdsarter hittats: spillkråka (NT, §4), talltita (NT, §4) och grönvit nattviol (§8). Av dessa är 2 rödlistade. För rödlistade arter har rödlistekategorin angivits inom parentes. För fridlysta arter anges även paragrafen i Artskyddsförordningen som arten är fridlyst enligt.</w:t>
+        <w:t>I avverkningsanmälan har följande 4 naturvårdsarter hittats: mindre hackspett (NT, §4), spillkråka (NT, §4), talltita (NT, §4) och grönvit nattviol (§8). Av dessa är 3 rödlistade. För rödlistade arter har rödlistekategorin angivits inom parentes. För fridlysta arter anges även paragrafen i Artskyddsförordningen som arten är fridlyst enligt.</w:t>
       </w:r>
     </w:p>
     <w:p>
@@ -206,7 +206,7 @@
       <w:r>
         <w:drawing>
           <wp:inline xmlns:a="http://schemas.openxmlformats.org/drawingml/2006/main" xmlns:pic="http://schemas.openxmlformats.org/drawingml/2006/picture">
-            <wp:extent cx="5486400" cy="3963432"/>
+            <wp:extent cx="5486400" cy="3875103"/>
             <wp:docPr id="1" name="Picture 1"/>
             <wp:cNvGraphicFramePr>
               <a:graphicFrameLocks noChangeAspect="1"/>
@@ -227,7 +227,7 @@
                   <pic:spPr>
                     <a:xfrm>
                       <a:off x="0" y="0"/>
-                      <a:ext cx="5486400" cy="3963432"/>
+                      <a:ext cx="5486400" cy="3875103"/>
                     </a:xfrm>
                     <a:prstGeom prst="rect"/>
                   </pic:spPr>
@@ -256,7 +256,7 @@
     </w:p>
     <w:p>
       <w:r>
-        <w:t>Följande fridlysta arter har sina livsmiljöer och växtplatser i den avverkningsanmälda skogen: spillkråka (NT, §4), talltita (NT, §4) och grönvit nattviol (§8).</w:t>
+        <w:t>Följande fridlysta arter har sina livsmiljöer och växtplatser i den avverkningsanmälda skogen: mindre hackspett (NT, §4), spillkråka (NT, §4), talltita (NT, §4) och grönvit nattviol (§8).</w:t>
       </w:r>
     </w:p>
     <w:p>
@@ -271,6 +271,17 @@
       </w:r>
       <w:r>
         <w:t>(artikel 1). Vidare att de åtgärder som vidtas inte får leda till en försämring av den nuvarande situationen beträffande bevarandet av de fågelarter som avses i artikel 1 (artikel 13). Fågeldirektivet är styrande för tillsynsansvariga myndigheters ärendehantering, ställningstaganden och beslutsfattande.</w:t>
+      </w:r>
+    </w:p>
+    <w:p>
+      <w:r>
+        <w:rPr>
+          <w:b/>
+        </w:rPr>
+        <w:t>Mindre hackspett (NT, §4)</w:t>
+      </w:r>
+      <w:r>
+        <w:t xml:space="preserve"> är rödlistad som nära hotad, fridlyst och prioriterad art i Skogsvårdslagen. Minskningstakten har uppgått till 25 (10–40) % under de senaste 15 åren och bedöms vara nära gränsvärdet för Sårbar (VU). (A2bc). Arten har stora revir och höga krav när det gäller förekomst av lövskog på landskapsnivå. För att häcka framgångsrikt behöver ett par cirka 40 ha äldre lövdominerad skog inom ett område på upp till 200 ha. Under vintern kan födosök även ske i äldre grandominerad skog (SLU Artdatabanken, 2021 &amp; Skogsstyrelsen, 2016).</w:t>
       </w:r>
     </w:p>
     <w:p>
@@ -406,7 +417,7 @@
         <w:rPr>
           <w:i/>
         </w:rPr>
-        <w:t>I det avverkningsanmälda skogsområdet har 3 naturvårdsarter varav 2 rödlistade arter sina livsmiljöer och växtplatser.</w:t>
+        <w:t>I det avverkningsanmälda skogsområdet har 4 naturvårdsarter varav 3 rödlistade arter sina livsmiljöer och växtplatser.</w:t>
       </w:r>
     </w:p>
     <w:p>
@@ -604,6 +615,70 @@
       </w:pPr>
       <w:r>
         <w:t>BILAGA 1 – Fridlysta arter</w:t>
+      </w:r>
+    </w:p>
+    <w:p>
+      <w:pPr>
+        <w:pStyle w:val="Heading1"/>
+      </w:pPr>
+      <w:r>
+        <w:t>Mindre hackspett – ekologi samt krav på livsmiljön</w:t>
+      </w:r>
+    </w:p>
+    <w:p>
+      <w:r>
+        <w:t>Mindre hackspett (NT) är rödlistad som nära hotad, fridlyst och prioriterad art i Skogsvårdslagen. Minskningstakten har uppgått till 25 (10–40) % under de senaste 15 åren och bedöms vara nära gränsvärdet för Sårbar (VU). (A2bc). (SLU Artdatabanken 2021).</w:t>
+      </w:r>
+    </w:p>
+    <w:p>
+      <w:r>
+        <w:t>Den mindre hackspetten lever i löv- och blandskog med förekomst av äldre lövträd, gärna ädellövträd i södra Sverige. Norrut förekommer arten i gamla löv- och blandskogar med al, björk och asp. Ett mycket glest bestånd förekommer i fjällbjörkskogen. Under vintern kan födosök ske även i äldre grandominerad skog, troligen för att den ger bättre skydd mot rovdjur och rovfåglar än ren lövskog. (SLU Artdatabanken, 2021).</w:t>
+      </w:r>
+    </w:p>
+    <w:p>
+      <w:r>
+        <w:t>Arten har stora revir och höga krav när det gäller förekomst av lövskog på landskapsnivå. För att häcka framgångsrikt behöver ett par cirka 40 ha äldre lövdominerad skog inom ett område på upp till 200 ha. Under vintern utsträcks födosöket till ett större område på flera hundra hektar, men varje individ återvänder till samma natthål kväll efter kväll. Arten häckar i murkna lövträdsstammar eller stubbar (oftast klibbal eller björk), vanligen 3–7 meter över marken. Ett nytt bohål hackas ut varje vår (Skogsstyrelsen, 2016 &amp; SLU Artdatabanken, 2021).</w:t>
+      </w:r>
+    </w:p>
+    <w:p>
+      <w:r>
+        <w:t>Den mindre hackspetten missgynnas av gallring i löv- och blandskogar, om lövträd tas bort. Vidare så missgynnas arten starkt genom avverkning av äldre lövträd, dränering och avverkning av al- och björkkärr, röjning eller gallring av täta strandskogar, alkärr samt borttagande av murkna träd och grenar. Nedhuggning av äldre hagmarksbjörkar och alar är också negativt. Arten hotas dessutom av biobränsleuttag i gamla inägomarker och andra lövskogar (Skogsstyrelsen, 2016 &amp; SLU Artdatabanken, 2021).</w:t>
+      </w:r>
+    </w:p>
+    <w:p>
+      <w:pPr>
+        <w:pStyle w:val="Heading2"/>
+      </w:pPr>
+      <w:r>
+        <w:t>Referenser – mindre hackspett</w:t>
+      </w:r>
+    </w:p>
+    <w:p>
+      <w:r>
+        <w:t xml:space="preserve">Skogsstyrelsen, 2016. </w:t>
+      </w:r>
+      <w:r>
+        <w:rPr>
+          <w:i/>
+        </w:rPr>
+        <w:t xml:space="preserve">Vägledning för hänsyn till mindre hackspett. </w:t>
+      </w:r>
+      <w:r>
+        <w:t>https://www.skogsstyrelsen.se/globalassets/lag-och-tillsyn/artskydd/vagledningar-for-hansyn-till-faglar/mindre-hackspett-vagledning-hansyn2.pdf</w:t>
+      </w:r>
+    </w:p>
+    <w:p>
+      <w:r>
+        <w:t xml:space="preserve">SLU Artdatabanken, 2021. </w:t>
+      </w:r>
+      <w:r>
+        <w:rPr>
+          <w:i/>
+        </w:rPr>
+        <w:t xml:space="preserve">Artfaktablad. Naturvård – artfakta. </w:t>
+      </w:r>
+      <w:r>
+        <w:t>SLU Artdatabanken, Uppsala</w:t>
       </w:r>
     </w:p>
     <w:p>
@@ -894,7 +969,7 @@
     <w:r>
       <w:tab/>
       <w:tab/>
-      <w:t>2025-11-30</w:t>
+      <w:t>2025-12-01</w:t>
       <w:br/>
       <w:br/>
     </w:r>

--- a/klagomål/A 56968-2025 FSC-klagomål.docx
+++ b/klagomål/A 56968-2025 FSC-klagomål.docx
@@ -969,7 +969,7 @@
     <w:r>
       <w:tab/>
       <w:tab/>
-      <w:t>2025-12-01</w:t>
+      <w:t>2025-12-02</w:t>
       <w:br/>
       <w:br/>
     </w:r>

--- a/klagomål/A 56968-2025 FSC-klagomål.docx
+++ b/klagomål/A 56968-2025 FSC-klagomål.docx
@@ -969,7 +969,7 @@
     <w:r>
       <w:tab/>
       <w:tab/>
-      <w:t>2025-12-02</w:t>
+      <w:t>2025-12-03</w:t>
       <w:br/>
       <w:br/>
     </w:r>

--- a/klagomål/A 56968-2025 FSC-klagomål.docx
+++ b/klagomål/A 56968-2025 FSC-klagomål.docx
@@ -969,7 +969,7 @@
     <w:r>
       <w:tab/>
       <w:tab/>
-      <w:t>2025-12-03</w:t>
+      <w:t>2025-12-04</w:t>
       <w:br/>
       <w:br/>
     </w:r>

--- a/klagomål/A 56968-2025 FSC-klagomål.docx
+++ b/klagomål/A 56968-2025 FSC-klagomål.docx
@@ -969,7 +969,7 @@
     <w:r>
       <w:tab/>
       <w:tab/>
-      <w:t>2025-12-04</w:t>
+      <w:t>2025-12-05</w:t>
       <w:br/>
       <w:br/>
     </w:r>

--- a/klagomål/A 56968-2025 FSC-klagomål.docx
+++ b/klagomål/A 56968-2025 FSC-klagomål.docx
@@ -969,7 +969,7 @@
     <w:r>
       <w:tab/>
       <w:tab/>
-      <w:t>2025-12-05</w:t>
+      <w:t>2025-12-06</w:t>
       <w:br/>
       <w:br/>
     </w:r>

--- a/klagomål/A 56968-2025 FSC-klagomål.docx
+++ b/klagomål/A 56968-2025 FSC-klagomål.docx
@@ -969,7 +969,7 @@
     <w:r>
       <w:tab/>
       <w:tab/>
-      <w:t>2025-12-06</w:t>
+      <w:t>2025-12-07</w:t>
       <w:br/>
       <w:br/>
     </w:r>

--- a/klagomål/A 56968-2025 FSC-klagomål.docx
+++ b/klagomål/A 56968-2025 FSC-klagomål.docx
@@ -969,7 +969,7 @@
     <w:r>
       <w:tab/>
       <w:tab/>
-      <w:t>2025-12-07</w:t>
+      <w:t>2025-12-08</w:t>
       <w:br/>
       <w:br/>
     </w:r>

--- a/klagomål/A 56968-2025 FSC-klagomål.docx
+++ b/klagomål/A 56968-2025 FSC-klagomål.docx
@@ -969,7 +969,7 @@
     <w:r>
       <w:tab/>
       <w:tab/>
-      <w:t>2025-12-08</w:t>
+      <w:t>2025-12-09</w:t>
       <w:br/>
       <w:br/>
     </w:r>

--- a/klagomål/A 56968-2025 FSC-klagomål.docx
+++ b/klagomål/A 56968-2025 FSC-klagomål.docx
@@ -969,7 +969,7 @@
     <w:r>
       <w:tab/>
       <w:tab/>
-      <w:t>2025-12-09</w:t>
+      <w:t>2025-12-10</w:t>
       <w:br/>
       <w:br/>
     </w:r>

--- a/klagomål/A 56968-2025 FSC-klagomål.docx
+++ b/klagomål/A 56968-2025 FSC-klagomål.docx
@@ -969,7 +969,7 @@
     <w:r>
       <w:tab/>
       <w:tab/>
-      <w:t>2025-12-10</w:t>
+      <w:t>2025-12-11</w:t>
       <w:br/>
       <w:br/>
     </w:r>

--- a/klagomål/A 56968-2025 FSC-klagomål.docx
+++ b/klagomål/A 56968-2025 FSC-klagomål.docx
@@ -969,7 +969,7 @@
     <w:r>
       <w:tab/>
       <w:tab/>
-      <w:t>2025-12-11</w:t>
+      <w:t>2025-12-12</w:t>
       <w:br/>
       <w:br/>
     </w:r>

--- a/klagomål/A 56968-2025 FSC-klagomål.docx
+++ b/klagomål/A 56968-2025 FSC-klagomål.docx
@@ -969,7 +969,7 @@
     <w:r>
       <w:tab/>
       <w:tab/>
-      <w:t>2025-12-12</w:t>
+      <w:t>2025-12-13</w:t>
       <w:br/>
       <w:br/>
     </w:r>

--- a/klagomål/A 56968-2025 FSC-klagomål.docx
+++ b/klagomål/A 56968-2025 FSC-klagomål.docx
@@ -969,7 +969,7 @@
     <w:r>
       <w:tab/>
       <w:tab/>
-      <w:t>2025-12-19</w:t>
+      <w:t>2025-12-20</w:t>
       <w:br/>
       <w:br/>
     </w:r>

--- a/klagomål/A 56968-2025 FSC-klagomål.docx
+++ b/klagomål/A 56968-2025 FSC-klagomål.docx
@@ -969,7 +969,7 @@
     <w:r>
       <w:tab/>
       <w:tab/>
-      <w:t>2025-12-20</w:t>
+      <w:t>2025-12-21</w:t>
       <w:br/>
       <w:br/>
     </w:r>

--- a/klagomål/A 56968-2025 FSC-klagomål.docx
+++ b/klagomål/A 56968-2025 FSC-klagomål.docx
@@ -969,7 +969,7 @@
     <w:r>
       <w:tab/>
       <w:tab/>
-      <w:t>2025-12-21</w:t>
+      <w:t>2025-12-22</w:t>
       <w:br/>
       <w:br/>
     </w:r>

--- a/klagomål/A 56968-2025 FSC-klagomål.docx
+++ b/klagomål/A 56968-2025 FSC-klagomål.docx
@@ -969,7 +969,7 @@
     <w:r>
       <w:tab/>
       <w:tab/>
-      <w:t>2025-12-22</w:t>
+      <w:t>2025-12-26</w:t>
       <w:br/>
       <w:br/>
     </w:r>

--- a/klagomål/A 56968-2025 FSC-klagomål.docx
+++ b/klagomål/A 56968-2025 FSC-klagomål.docx
@@ -969,7 +969,7 @@
     <w:r>
       <w:tab/>
       <w:tab/>
-      <w:t>2025-12-26</w:t>
+      <w:t>2025-12-28</w:t>
       <w:br/>
       <w:br/>
     </w:r>

--- a/klagomål/A 56968-2025 FSC-klagomål.docx
+++ b/klagomål/A 56968-2025 FSC-klagomål.docx
@@ -969,7 +969,7 @@
     <w:r>
       <w:tab/>
       <w:tab/>
-      <w:t>2025-12-28</w:t>
+      <w:t>2025-12-29</w:t>
       <w:br/>
       <w:br/>
     </w:r>

--- a/klagomål/A 56968-2025 FSC-klagomål.docx
+++ b/klagomål/A 56968-2025 FSC-klagomål.docx
@@ -969,7 +969,7 @@
     <w:r>
       <w:tab/>
       <w:tab/>
-      <w:t>2025-12-29</w:t>
+      <w:t>2025-12-30</w:t>
       <w:br/>
       <w:br/>
     </w:r>

--- a/klagomål/A 56968-2025 FSC-klagomål.docx
+++ b/klagomål/A 56968-2025 FSC-klagomål.docx
@@ -168,7 +168,7 @@
     </w:p>
     <w:p>
       <w:r>
-        <w:t>Detta dokument behandlar höga naturvärden i avverkningsanmälan A 56968-2025 i Västerviks kommun. Denna avverkningsanmälan inkom 2025-11-17 16:15:35 och omfattar 4,1 ha.</w:t>
+        <w:t>Detta dokument behandlar höga naturvärden i avverkningsanmälan A 56968-2025 i Västerviks kommun. Denna avverkningsanmälan inkom 2025-11-17 00:00:00 och omfattar 4,1 ha.</w:t>
       </w:r>
     </w:p>
     <w:p>
@@ -969,7 +969,7 @@
     <w:r>
       <w:tab/>
       <w:tab/>
-      <w:t>2025-12-30</w:t>
+      <w:t>2025-12-31</w:t>
       <w:br/>
       <w:br/>
     </w:r>

--- a/klagomål/A 56968-2025 FSC-klagomål.docx
+++ b/klagomål/A 56968-2025 FSC-klagomål.docx
@@ -969,7 +969,7 @@
     <w:r>
       <w:tab/>
       <w:tab/>
-      <w:t>2025-12-31</w:t>
+      <w:t>2026-01-03</w:t>
       <w:br/>
       <w:br/>
     </w:r>

--- a/klagomål/A 56968-2025 FSC-klagomål.docx
+++ b/klagomål/A 56968-2025 FSC-klagomål.docx
@@ -969,7 +969,7 @@
     <w:r>
       <w:tab/>
       <w:tab/>
-      <w:t>2026-01-07</w:t>
+      <w:t>2026-01-08</w:t>
       <w:br/>
       <w:br/>
     </w:r>

--- a/klagomål/A 56968-2025 FSC-klagomål.docx
+++ b/klagomål/A 56968-2025 FSC-klagomål.docx
@@ -969,7 +969,7 @@
     <w:r>
       <w:tab/>
       <w:tab/>
-      <w:t>2026-01-08</w:t>
+      <w:t>2026-01-09</w:t>
       <w:br/>
       <w:br/>
     </w:r>

--- a/klagomål/A 56968-2025 FSC-klagomål.docx
+++ b/klagomål/A 56968-2025 FSC-klagomål.docx
@@ -969,7 +969,7 @@
     <w:r>
       <w:tab/>
       <w:tab/>
-      <w:t>2026-01-09</w:t>
+      <w:t>2026-01-10</w:t>
       <w:br/>
       <w:br/>
     </w:r>

--- a/klagomål/A 56968-2025 FSC-klagomål.docx
+++ b/klagomål/A 56968-2025 FSC-klagomål.docx
@@ -969,7 +969,7 @@
     <w:r>
       <w:tab/>
       <w:tab/>
-      <w:t>2026-01-10</w:t>
+      <w:t>2026-01-11</w:t>
       <w:br/>
       <w:br/>
     </w:r>

--- a/klagomål/A 56968-2025 FSC-klagomål.docx
+++ b/klagomål/A 56968-2025 FSC-klagomål.docx
@@ -969,7 +969,7 @@
     <w:r>
       <w:tab/>
       <w:tab/>
-      <w:t>2026-01-11</w:t>
+      <w:t>2026-01-12</w:t>
       <w:br/>
       <w:br/>
     </w:r>

--- a/klagomål/A 56968-2025 FSC-klagomål.docx
+++ b/klagomål/A 56968-2025 FSC-klagomål.docx
@@ -969,7 +969,7 @@
     <w:r>
       <w:tab/>
       <w:tab/>
-      <w:t>2026-01-12</w:t>
+      <w:t>2026-01-13</w:t>
       <w:br/>
       <w:br/>
     </w:r>

--- a/klagomål/A 56968-2025 FSC-klagomål.docx
+++ b/klagomål/A 56968-2025 FSC-klagomål.docx
@@ -969,7 +969,7 @@
     <w:r>
       <w:tab/>
       <w:tab/>
-      <w:t>2026-01-13</w:t>
+      <w:t>2026-01-14</w:t>
       <w:br/>
       <w:br/>
     </w:r>

--- a/klagomål/A 56968-2025 FSC-klagomål.docx
+++ b/klagomål/A 56968-2025 FSC-klagomål.docx
@@ -969,7 +969,7 @@
     <w:r>
       <w:tab/>
       <w:tab/>
-      <w:t>2026-01-14</w:t>
+      <w:t>2026-01-15</w:t>
       <w:br/>
       <w:br/>
     </w:r>

--- a/klagomål/A 56968-2025 FSC-klagomål.docx
+++ b/klagomål/A 56968-2025 FSC-klagomål.docx
@@ -969,7 +969,7 @@
     <w:r>
       <w:tab/>
       <w:tab/>
-      <w:t>2026-01-15</w:t>
+      <w:t>2026-01-16</w:t>
       <w:br/>
       <w:br/>
     </w:r>

--- a/klagomål/A 56968-2025 FSC-klagomål.docx
+++ b/klagomål/A 56968-2025 FSC-klagomål.docx
@@ -969,7 +969,7 @@
     <w:r>
       <w:tab/>
       <w:tab/>
-      <w:t>2026-01-16</w:t>
+      <w:t>2026-01-17</w:t>
       <w:br/>
       <w:br/>
     </w:r>

--- a/klagomål/A 56968-2025 FSC-klagomål.docx
+++ b/klagomål/A 56968-2025 FSC-klagomål.docx
@@ -969,7 +969,7 @@
     <w:r>
       <w:tab/>
       <w:tab/>
-      <w:t>2026-01-17</w:t>
+      <w:t>2026-01-18</w:t>
       <w:br/>
       <w:br/>
     </w:r>

--- a/klagomål/A 56968-2025 FSC-klagomål.docx
+++ b/klagomål/A 56968-2025 FSC-klagomål.docx
@@ -969,7 +969,7 @@
     <w:r>
       <w:tab/>
       <w:tab/>
-      <w:t>2026-01-18</w:t>
+      <w:t>2026-01-19</w:t>
       <w:br/>
       <w:br/>
     </w:r>

--- a/klagomål/A 56968-2025 FSC-klagomål.docx
+++ b/klagomål/A 56968-2025 FSC-klagomål.docx
@@ -969,7 +969,7 @@
     <w:r>
       <w:tab/>
       <w:tab/>
-      <w:t>2026-01-19</w:t>
+      <w:t>2026-01-20</w:t>
       <w:br/>
       <w:br/>
     </w:r>

--- a/klagomål/A 56968-2025 FSC-klagomål.docx
+++ b/klagomål/A 56968-2025 FSC-klagomål.docx
@@ -969,7 +969,7 @@
     <w:r>
       <w:tab/>
       <w:tab/>
-      <w:t>2026-01-20</w:t>
+      <w:t>2026-01-21</w:t>
       <w:br/>
       <w:br/>
     </w:r>

--- a/klagomål/A 56968-2025 FSC-klagomål.docx
+++ b/klagomål/A 56968-2025 FSC-klagomål.docx
@@ -969,7 +969,7 @@
     <w:r>
       <w:tab/>
       <w:tab/>
-      <w:t>2026-01-21</w:t>
+      <w:t>2026-01-23</w:t>
       <w:br/>
       <w:br/>
     </w:r>

--- a/klagomål/A 56968-2025 FSC-klagomål.docx
+++ b/klagomål/A 56968-2025 FSC-klagomål.docx
@@ -969,7 +969,7 @@
     <w:r>
       <w:tab/>
       <w:tab/>
-      <w:t>2026-01-23</w:t>
+      <w:t>2026-01-24</w:t>
       <w:br/>
       <w:br/>
     </w:r>

--- a/klagomål/A 56968-2025 FSC-klagomål.docx
+++ b/klagomål/A 56968-2025 FSC-klagomål.docx
@@ -969,7 +969,7 @@
     <w:r>
       <w:tab/>
       <w:tab/>
-      <w:t>2026-01-24</w:t>
+      <w:t>2026-01-25</w:t>
       <w:br/>
       <w:br/>
     </w:r>

--- a/klagomål/A 56968-2025 FSC-klagomål.docx
+++ b/klagomål/A 56968-2025 FSC-klagomål.docx
@@ -969,7 +969,7 @@
     <w:r>
       <w:tab/>
       <w:tab/>
-      <w:t>2026-01-25</w:t>
+      <w:t>2026-01-26</w:t>
       <w:br/>
       <w:br/>
     </w:r>

--- a/klagomål/A 56968-2025 FSC-klagomål.docx
+++ b/klagomål/A 56968-2025 FSC-klagomål.docx
@@ -969,7 +969,7 @@
     <w:r>
       <w:tab/>
       <w:tab/>
-      <w:t>2026-01-26</w:t>
+      <w:t>2026-01-27</w:t>
       <w:br/>
       <w:br/>
     </w:r>

--- a/klagomål/A 56968-2025 FSC-klagomål.docx
+++ b/klagomål/A 56968-2025 FSC-klagomål.docx
@@ -969,7 +969,7 @@
     <w:r>
       <w:tab/>
       <w:tab/>
-      <w:t>2026-01-27</w:t>
+      <w:t>2026-01-28</w:t>
       <w:br/>
       <w:br/>
     </w:r>

--- a/klagomål/A 56968-2025 FSC-klagomål.docx
+++ b/klagomål/A 56968-2025 FSC-klagomål.docx
@@ -112,7 +112,7 @@
         <w:pStyle w:val="ListBullet"/>
       </w:pPr>
       <w:r>
-        <w:t>Om ett ombud (tex Norra skog eller Mellanskog) avverkningsanmäler en skog med naturvärden motsvarande nyckelbiotops kvalité men markägaren inte är FSC certifierad, bör du skicka in ett FSC kontrollerat virke klagomål. Då ska klagomålet skickas till ombudsföretaget.</w:t>
+        <w:t>Om ett ombud (tex Norra skog eller Mellanskog) avverkningsanmäler en skog med naturvärden motsvarande nyckelbiotops kvalitet men markägaren inte är FSC certifierad, bör du skicka in ett FSC kontrollerat virke klagomål. Då ska klagomålet skickas till ombudsföretaget.</w:t>
       </w:r>
     </w:p>
     <w:p>
@@ -281,7 +281,16 @@
         <w:t>Mindre hackspett (NT, §4)</w:t>
       </w:r>
       <w:r>
-        <w:t xml:space="preserve"> är rödlistad som nära hotad, fridlyst och prioriterad art i Skogsvårdslagen. Minskningstakten har uppgått till 25 (10–40) % under de senaste 15 åren och bedöms vara nära gränsvärdet för Sårbar (VU). (A2bc). Arten har stora revir och höga krav när det gäller förekomst av lövskog på landskapsnivå. För att häcka framgångsrikt behöver ett par cirka 40 ha äldre lövdominerad skog inom ett område på upp till 200 ha. Under vintern kan födosök även ske i äldre grandominerad skog (SLU Artdatabanken, 2021 &amp; Skogsstyrelsen, 2016).</w:t>
+        <w:t xml:space="preserve"> är rödlistad som nära hotad, fridlyst och prioriterad art i Skogsvårdslagen. Minskningstakten har uppgått till 25 (10–40) % under de senaste 15 åren och bedöms vara nära gränsvärdet för Sårbar (VU). (A2bc). Arten har stora revir och höga krav när det gäller förekomst av lövskog på landskapsnivå. För att häcka framgångsrikt behöver ett par cirka 40 ha äldre lövdominerad skog inom ett område på upp till 200 ha. Under vintern kan födosök även ske i äldre grandominerad skog. Mindre hackspett är typisk art för </w:t>
+      </w:r>
+      <w:r>
+        <w:rPr>
+          <w:i/>
+        </w:rPr>
+        <w:t>9010 Taiga, 9750 Svämlövskog, 9080 Lövsumpskog, 9030 Landhöjningsskog och 9040 Fjällbjörkskog</w:t>
+      </w:r>
+      <w:r>
+        <w:t xml:space="preserve"> (SLU Artdatabanken, 2021 &amp; Skogsstyrelsen, 2016).</w:t>
       </w:r>
     </w:p>
     <w:p>
@@ -292,7 +301,25 @@
         <w:t>Spillkråka (NT, §4)</w:t>
       </w:r>
       <w:r>
-        <w:t xml:space="preserve"> är rödlistad som nära hotad och ingår i bilaga 1 i EU:s fågeldirektiv. Den minskar i population på grund av minskad tillgång på lämpliga bo- och födoträd och minskad födotillgång. Spillkråkans minskningstakt har uppgått till 19 (24–10) % under de senaste 15 åren. Minskningstakten för den svenska populationen bedöms vara nära gränsvärdet för Sårbar (VU) (A2bc). Skogsbruk med korta omloppstider och täta, homogena ungskogar utgör det största hotet, (SLU Artdatabanken, 2023).</w:t>
+        <w:t xml:space="preserve"> är rödlistad som nära hotad och ingår i bilaga 1 i EU:s fågeldirektiv. Den minskar i population på grund av minskad tillgång på lämpliga bo- och födoträd och minskad födotillgång. Spillkråkans minskningstakt har uppgått till 19 (24–10) % under de senaste 15 åren. Minskningstakten för den svenska populationen bedöms vara nära gränsvärdet för Sårbar (VU) (A2bc). Skogsbruk med korta omloppstider och täta, homogena ungskogar utgör det största hotet. Spillkråka är typisk art för </w:t>
+      </w:r>
+      <w:r>
+        <w:rPr>
+          <w:i/>
+        </w:rPr>
+        <w:t xml:space="preserve">9010 Taiga </w:t>
+      </w:r>
+      <w:r>
+        <w:t>och</w:t>
+      </w:r>
+      <w:r>
+        <w:rPr>
+          <w:i/>
+        </w:rPr>
+        <w:t xml:space="preserve"> 9740 Skogsbevuxen myr </w:t>
+      </w:r>
+      <w:r>
+        <w:t>(SLU Artdatabanken, 2023).</w:t>
       </w:r>
     </w:p>
     <w:p>
@@ -627,7 +654,16 @@
     </w:p>
     <w:p>
       <w:r>
-        <w:t>Mindre hackspett (NT) är rödlistad som nära hotad, fridlyst och prioriterad art i Skogsvårdslagen. Minskningstakten har uppgått till 25 (10–40) % under de senaste 15 åren och bedöms vara nära gränsvärdet för Sårbar (VU). (A2bc). (SLU Artdatabanken 2021).</w:t>
+        <w:t xml:space="preserve">Mindre hackspett (NT) är rödlistad som nära hotad, fridlyst och prioriterad art i Skogsvårdslagen. Den är typisk art för </w:t>
+      </w:r>
+      <w:r>
+        <w:rPr>
+          <w:i/>
+        </w:rPr>
+        <w:t>9010 Taiga, 9750 Svämlövskog, 9080 Lövsumpskog, 9030 Landhöjningsskog och 9040 Fjällbjörkskog</w:t>
+      </w:r>
+      <w:r>
+        <w:t>. Minskningstakten har uppgått till 25 (10–40) % under de senaste 15 åren och bedöms vara nära gränsvärdet för Sårbar (VU). (A2bc). (SLU Artdatabanken 2021).</w:t>
       </w:r>
     </w:p>
     <w:p>
@@ -691,12 +727,30 @@
     </w:p>
     <w:p>
       <w:r>
-        <w:t>Spillkråka (NT) är rödlistad som nära hotad, fridlyst enligt §4 Artskyddsförordningen och ingår i bilaga 1 i EU:s fågeldirektiv. Spillkråka lever i både barr- och blandskog liksom i ren lövskog. De tätaste populationerna tenderar att finnas i äldre, variationsrik blandskog med gott om död ved och gamla träd.</w:t>
+        <w:t xml:space="preserve">Spillkråka (NT) är rödlistad som nära hotad, fridlyst enligt §4 Artskyddsförordningen, typisk art för </w:t>
+      </w:r>
+      <w:r>
+        <w:rPr>
+          <w:i/>
+        </w:rPr>
+        <w:t xml:space="preserve">9010 Taiga </w:t>
+      </w:r>
+      <w:r>
+        <w:t>och</w:t>
+      </w:r>
+      <w:r>
+        <w:rPr>
+          <w:i/>
+        </w:rPr>
+        <w:t xml:space="preserve"> 9740 Skogsbevuxen myr</w:t>
+      </w:r>
+      <w:r>
+        <w:t xml:space="preserve"> och ingår i bilaga 1 i EU:s fågeldirektiv. Spillkråka lever i både barr- och blandskog liksom i ren lövskog. De tätaste populationerna tenderar att finnas i äldre, variationsrik blandskog med gott om död ved och gamla träd.</w:t>
       </w:r>
     </w:p>
     <w:p>
       <w:r>
-        <w:t>Varje par utnyttjar 400–1000 hektar skog beroende på skogens kvalitet. En minskning av populationen pågår på grund av minskad tillgång på lämpliga bo- och födoträd och minskad födotillgång. Spillkråkans minskningstakt har uppgått till 19 (24–10) % under de senaste 15 åren. Minskningstakten för den svenska populationen bedöms vara nära gränsvärdet för Sårbar (VU) (A2bc). Skogsbruk med korta omloppstider och täta, homogena ungskogar utgör det största hotet (Artdatabanken 2023).</w:t>
+        <w:t>Varje par utnyttjar 400–1000 hektar skog beroende på skogens kvalitet. En minskning av populationen pågår på grund av minskad tillgång på lämpliga bo- och födoträd och minskad födotillgång. Spillkråkans minskningstakt har uppgått till 19 (24–10) % under de senaste 15 åren. Minskningstakten för den svenska populationen bedöms vara nära gränsvärdet för Sårbar (VU) (A2bc). Skogsbruk med korta omloppstider och täta, homogena ungskogar utgör det största hotet (SLU Artdatabanken 2023).</w:t>
       </w:r>
     </w:p>
     <w:p>
@@ -969,7 +1023,7 @@
     <w:r>
       <w:tab/>
       <w:tab/>
-      <w:t>2026-01-28</w:t>
+      <w:t>2026-01-29</w:t>
       <w:br/>
       <w:br/>
     </w:r>

--- a/klagomål/A 56968-2025 FSC-klagomål.docx
+++ b/klagomål/A 56968-2025 FSC-klagomål.docx
@@ -1023,7 +1023,7 @@
     <w:r>
       <w:tab/>
       <w:tab/>
-      <w:t>2026-01-29</w:t>
+      <w:t>2026-01-30</w:t>
       <w:br/>
       <w:br/>
     </w:r>

--- a/klagomål/A 56968-2025 FSC-klagomål.docx
+++ b/klagomål/A 56968-2025 FSC-klagomål.docx
@@ -1023,7 +1023,7 @@
     <w:r>
       <w:tab/>
       <w:tab/>
-      <w:t>2026-01-30</w:t>
+      <w:t>2026-01-31</w:t>
       <w:br/>
       <w:br/>
     </w:r>

--- a/klagomål/A 56968-2025 FSC-klagomål.docx
+++ b/klagomål/A 56968-2025 FSC-klagomål.docx
@@ -1101,7 +1101,7 @@
     <w:r>
       <w:tab/>
       <w:tab/>
-      <w:t>2026-03-01</w:t>
+      <w:t>2026-03-02</w:t>
       <w:br/>
       <w:br/>
     </w:r>

--- a/klagomål/A 56968-2025 FSC-klagomål.docx
+++ b/klagomål/A 56968-2025 FSC-klagomål.docx
@@ -1101,7 +1101,7 @@
     <w:r>
       <w:tab/>
       <w:tab/>
-      <w:t>2026-03-02</w:t>
+      <w:t>2026-03-03</w:t>
       <w:br/>
       <w:br/>
     </w:r>

--- a/klagomål/A 56968-2025 FSC-klagomål.docx
+++ b/klagomål/A 56968-2025 FSC-klagomål.docx
@@ -1101,7 +1101,7 @@
     <w:r>
       <w:tab/>
       <w:tab/>
-      <w:t>2026-03-03</w:t>
+      <w:t>2026-03-04</w:t>
       <w:br/>
       <w:br/>
     </w:r>

--- a/klagomål/A 56968-2025 FSC-klagomål.docx
+++ b/klagomål/A 56968-2025 FSC-klagomål.docx
@@ -1101,7 +1101,7 @@
     <w:r>
       <w:tab/>
       <w:tab/>
-      <w:t>2026-03-04</w:t>
+      <w:t>2026-03-05</w:t>
       <w:br/>
       <w:br/>
     </w:r>

--- a/klagomål/A 56968-2025 FSC-klagomål.docx
+++ b/klagomål/A 56968-2025 FSC-klagomål.docx
@@ -1101,7 +1101,7 @@
     <w:r>
       <w:tab/>
       <w:tab/>
-      <w:t>2026-03-05</w:t>
+      <w:t>2026-03-06</w:t>
       <w:br/>
       <w:br/>
     </w:r>

--- a/klagomål/A 56968-2025 FSC-klagomål.docx
+++ b/klagomål/A 56968-2025 FSC-klagomål.docx
@@ -1101,7 +1101,7 @@
     <w:r>
       <w:tab/>
       <w:tab/>
-      <w:t>2026-03-06</w:t>
+      <w:t>2026-03-07</w:t>
       <w:br/>
       <w:br/>
     </w:r>

--- a/klagomål/A 56968-2025 FSC-klagomål.docx
+++ b/klagomål/A 56968-2025 FSC-klagomål.docx
@@ -1101,7 +1101,7 @@
     <w:r>
       <w:tab/>
       <w:tab/>
-      <w:t>2026-03-07</w:t>
+      <w:t>2026-03-08</w:t>
       <w:br/>
       <w:br/>
     </w:r>

--- a/klagomål/A 56968-2025 FSC-klagomål.docx
+++ b/klagomål/A 56968-2025 FSC-klagomål.docx
@@ -1101,7 +1101,7 @@
     <w:r>
       <w:tab/>
       <w:tab/>
-      <w:t>2026-03-08</w:t>
+      <w:t>2026-03-09</w:t>
       <w:br/>
       <w:br/>
     </w:r>

--- a/klagomål/A 56968-2025 FSC-klagomål.docx
+++ b/klagomål/A 56968-2025 FSC-klagomål.docx
@@ -1101,7 +1101,7 @@
     <w:r>
       <w:tab/>
       <w:tab/>
-      <w:t>2026-03-09</w:t>
+      <w:t>2026-03-10</w:t>
       <w:br/>
       <w:br/>
     </w:r>

--- a/klagomål/A 56968-2025 FSC-klagomål.docx
+++ b/klagomål/A 56968-2025 FSC-klagomål.docx
@@ -368,7 +368,7 @@
         <w:t>9010 Taiga, 9750 Svämlövskog, 9080 Lövsumpskog, 9030 Landhöjningsskog och 9040 Fjällbjörkskog</w:t>
       </w:r>
       <w:r>
-        <w:t xml:space="preserve"> (SLU Artdatabanken, 2021 &amp; Skogsstyrelsen, 2016).</w:t>
+        <w:t xml:space="preserve"> (SLU Artdatabanken, 2021; Skogsstyrelsen, 2016).</w:t>
       </w:r>
     </w:p>
     <w:p>
@@ -379,7 +379,7 @@
         <w:t>Spillkråka (NT, §4)</w:t>
       </w:r>
       <w:r>
-        <w:t xml:space="preserve"> är rödlistad som nära hotad och ingår i bilaga 1 i EU:s fågeldirektiv. Den minskar i population på grund av minskad tillgång på lämpliga bo- och födoträd och minskad födotillgång. Spillkråkans minskningstakt har uppgått till 19 (24–10) % under de senaste 15 åren. Minskningstakten för den svenska populationen bedöms vara nära gränsvärdet för Sårbar (VU) (A2bc). Skogsbruk med korta omloppstider och täta, homogena ungskogar utgör det största hotet. Spillkråka är typisk art för </w:t>
+        <w:t xml:space="preserve"> är rödlistad som nära hotad och ingår i bilaga 1 i EU:s fågeldirektiv. Den minskar i population på grund av minskad tillgång på lämpliga bo- och födoträd och minskad födotillgång. Spillkråkans minskningstakt har uppgått till 19 (24–10) % under de senaste 15 åren och bedöms vara nära gränsvärdet för Sårbar (VU) (A2bc). Spillkråka är en nyckelart i skogliga miljöer vars övergivna bohål utnyttjas av flera andra hålhäckande fågelarter och fladdermöss. Den behöver grova träd, främst tall, asp och bok som boträd. Skogsbruk med korta omloppstider och täta, homogena ungskogar utgör det största hotet. Spillkråka är typisk art för </w:t>
       </w:r>
       <w:r>
         <w:rPr>
@@ -397,7 +397,7 @@
         <w:t xml:space="preserve"> 9740 Skogsbevuxen myr </w:t>
       </w:r>
       <w:r>
-        <w:t>(SLU Artdatabanken, 2023).</w:t>
+        <w:t>(SLU Artdatabanken, 2025; Skogsstyrelsen 2016).</w:t>
       </w:r>
     </w:p>
     <w:p>
@@ -408,7 +408,7 @@
         <w:t>Talltita (NT, §4)</w:t>
       </w:r>
       <w:r>
-        <w:t>, rödlistad som nära hotad och prioriterad art i Skogsvårdslagen har häckningsrevir i anmälan. Arten har minskat kraftigt de senaste 30 åren och minskningstakten innevarande 10-årsperiod beräknas till 20 (10–30) %. Talltitan är synnerligen trogen sitt cirka 15 hektar stora revir och är beroende av flerskiktade olikåldriga skogar för att kunna föda upp sina ungar. Talltitan försvinner om dess livsmiljö kalavverkas (Eggers &amp; Low (2014); Ekman (1979); Griesser et al (2007); Klein (2020); Siffczyk et al (2003); SLU Artdatabanken (2021).</w:t>
+        <w:t>, rödlistad som nära hotad och prioriterad art i Skogsvårdslagen, har häckningsrevir i anmälan. Arten har minskat kraftigt de senaste 30 åren och minskningstakten innevarande 10-årsperiod beräknas till 20 (10–30) %. Talltitan är synnerligen trogen sitt cirka 15 hektar stora revir och är beroende av flerskiktade olikåldriga skogar för att kunna föda upp sina ungar. Talltitan försvinner om dess livsmiljö kalavverkas (Eggers &amp; Low, 2014; Ekman, 1979; Griesser et al, 2007; Klein, 2020; Siffczyk et al, 2003; SLU Artdatabanken, 2021).</w:t>
       </w:r>
     </w:p>
     <w:p>
@@ -823,7 +823,7 @@
         <w:t xml:space="preserve"> 9740 Skogsbevuxen myr</w:t>
       </w:r>
       <w:r>
-        <w:t xml:space="preserve"> och ingår i bilaga 1 i EU:s fågeldirektiv. Spillkråka lever i både barr- och blandskog liksom i ren lövskog. De tätaste populationerna tenderar att finnas i äldre, variationsrik blandskog med gott om död ved och gamla träd.</w:t>
+        <w:t xml:space="preserve"> och ingår i bilaga 1 i EU:s fågeldirektiv. Spillkråka lever i både barr- och blandskog liksom i ren lövskog. De tätaste populationerna tenderar att finnas i äldre, variationsrik blandskog med gott om död ved och gamla träd. Spillkråka är en nyckelart i skogliga miljöer vars övergivna bohål utnyttjas av flera andra hålhäckande fågelarter och fladdermöss (SLU Artdatabanken, 2023; Skogsstyrelsen 2016).</w:t>
       </w:r>
     </w:p>
     <w:p>
@@ -841,7 +841,21 @@
     </w:p>
     <w:p>
       <w:r>
-        <w:t xml:space="preserve">SLU Artdatabanken, 2021. </w:t>
+        <w:t xml:space="preserve">Skogsstyrelsen, 2016. </w:t>
+      </w:r>
+      <w:r>
+        <w:rPr>
+          <w:i/>
+        </w:rPr>
+        <w:t xml:space="preserve">Vägledning för hänsyn till spillkråka. </w:t>
+      </w:r>
+      <w:r>
+        <w:t>Vägledningar och kunskapsstöd artskydd – Skogsstyrelsen.</w:t>
+      </w:r>
+    </w:p>
+    <w:p>
+      <w:r>
+        <w:t xml:space="preserve">SLU Artdatabanken, 2023. </w:t>
       </w:r>
       <w:r>
         <w:rPr>
@@ -1101,7 +1115,7 @@
     <w:r>
       <w:tab/>
       <w:tab/>
-      <w:t>2026-03-10</w:t>
+      <w:t>2026-03-11</w:t>
       <w:br/>
       <w:br/>
     </w:r>

--- a/klagomål/A 56968-2025 FSC-klagomål.docx
+++ b/klagomål/A 56968-2025 FSC-klagomål.docx
@@ -1115,7 +1115,7 @@
     <w:r>
       <w:tab/>
       <w:tab/>
-      <w:t>2026-03-11</w:t>
+      <w:t>2026-03-12</w:t>
       <w:br/>
       <w:br/>
     </w:r>

--- a/klagomål/A 56968-2025 FSC-klagomål.docx
+++ b/klagomål/A 56968-2025 FSC-klagomål.docx
@@ -1115,7 +1115,7 @@
     <w:r>
       <w:tab/>
       <w:tab/>
-      <w:t>2026-03-12</w:t>
+      <w:t>2026-03-13</w:t>
       <w:br/>
       <w:br/>
     </w:r>

--- a/klagomål/A 56968-2025 FSC-klagomål.docx
+++ b/klagomål/A 56968-2025 FSC-klagomål.docx
@@ -1115,7 +1115,7 @@
     <w:r>
       <w:tab/>
       <w:tab/>
-      <w:t>2026-03-13</w:t>
+      <w:t>2026-03-16</w:t>
       <w:br/>
       <w:br/>
     </w:r>

--- a/klagomål/A 56968-2025 FSC-klagomål.docx
+++ b/klagomål/A 56968-2025 FSC-klagomål.docx
@@ -1115,7 +1115,7 @@
     <w:r>
       <w:tab/>
       <w:tab/>
-      <w:t>2026-03-16</w:t>
+      <w:t>2026-03-17</w:t>
       <w:br/>
       <w:br/>
     </w:r>

--- a/klagomål/A 56968-2025 FSC-klagomål.docx
+++ b/klagomål/A 56968-2025 FSC-klagomål.docx
@@ -1115,7 +1115,7 @@
     <w:r>
       <w:tab/>
       <w:tab/>
-      <w:t>2026-03-17</w:t>
+      <w:t>2026-03-18</w:t>
       <w:br/>
       <w:br/>
     </w:r>

--- a/klagomål/A 56968-2025 FSC-klagomål.docx
+++ b/klagomål/A 56968-2025 FSC-klagomål.docx
@@ -1115,7 +1115,7 @@
     <w:r>
       <w:tab/>
       <w:tab/>
-      <w:t>2026-03-18</w:t>
+      <w:t>2026-03-19</w:t>
       <w:br/>
       <w:br/>
     </w:r>

--- a/klagomål/A 56968-2025 FSC-klagomål.docx
+++ b/klagomål/A 56968-2025 FSC-klagomål.docx
@@ -1115,7 +1115,7 @@
     <w:r>
       <w:tab/>
       <w:tab/>
-      <w:t>2026-03-19</w:t>
+      <w:t>2026-03-20</w:t>
       <w:br/>
       <w:br/>
     </w:r>

--- a/klagomål/A 56968-2025 FSC-klagomål.docx
+++ b/klagomål/A 56968-2025 FSC-klagomål.docx
@@ -1115,7 +1115,7 @@
     <w:r>
       <w:tab/>
       <w:tab/>
-      <w:t>2026-03-20</w:t>
+      <w:t>2026-03-21</w:t>
       <w:br/>
       <w:br/>
     </w:r>

--- a/klagomål/A 56968-2025 FSC-klagomål.docx
+++ b/klagomål/A 56968-2025 FSC-klagomål.docx
@@ -1115,7 +1115,7 @@
     <w:r>
       <w:tab/>
       <w:tab/>
-      <w:t>2026-03-21</w:t>
+      <w:t>2026-03-22</w:t>
       <w:br/>
       <w:br/>
     </w:r>

--- a/klagomål/A 56968-2025 FSC-klagomål.docx
+++ b/klagomål/A 56968-2025 FSC-klagomål.docx
@@ -1115,7 +1115,7 @@
     <w:r>
       <w:tab/>
       <w:tab/>
-      <w:t>2026-03-22</w:t>
+      <w:t>2026-03-23</w:t>
       <w:br/>
       <w:br/>
     </w:r>

--- a/klagomål/A 56968-2025 FSC-klagomål.docx
+++ b/klagomål/A 56968-2025 FSC-klagomål.docx
@@ -1115,7 +1115,7 @@
     <w:r>
       <w:tab/>
       <w:tab/>
-      <w:t>2026-03-23</w:t>
+      <w:t>2026-03-24</w:t>
       <w:br/>
       <w:br/>
     </w:r>

--- a/klagomål/A 56968-2025 FSC-klagomål.docx
+++ b/klagomål/A 56968-2025 FSC-klagomål.docx
@@ -1115,7 +1115,7 @@
     <w:r>
       <w:tab/>
       <w:tab/>
-      <w:t>2026-03-24</w:t>
+      <w:t>2026-03-25</w:t>
       <w:br/>
       <w:br/>
     </w:r>

--- a/klagomål/A 56968-2025 FSC-klagomål.docx
+++ b/klagomål/A 56968-2025 FSC-klagomål.docx
@@ -1115,7 +1115,7 @@
     <w:r>
       <w:tab/>
       <w:tab/>
-      <w:t>2026-03-25</w:t>
+      <w:t>2026-03-26</w:t>
       <w:br/>
       <w:br/>
     </w:r>

--- a/klagomål/A 56968-2025 FSC-klagomål.docx
+++ b/klagomål/A 56968-2025 FSC-klagomål.docx
@@ -1115,7 +1115,7 @@
     <w:r>
       <w:tab/>
       <w:tab/>
-      <w:t>2026-03-26</w:t>
+      <w:t>2026-03-27</w:t>
       <w:br/>
       <w:br/>
     </w:r>

--- a/klagomål/A 56968-2025 FSC-klagomål.docx
+++ b/klagomål/A 56968-2025 FSC-klagomål.docx
@@ -1115,7 +1115,7 @@
     <w:r>
       <w:tab/>
       <w:tab/>
-      <w:t>2026-03-27</w:t>
+      <w:t>2026-03-28</w:t>
       <w:br/>
       <w:br/>
     </w:r>

--- a/klagomål/A 56968-2025 FSC-klagomål.docx
+++ b/klagomål/A 56968-2025 FSC-klagomål.docx
@@ -1115,7 +1115,7 @@
     <w:r>
       <w:tab/>
       <w:tab/>
-      <w:t>2026-03-28</w:t>
+      <w:t>2026-03-29</w:t>
       <w:br/>
       <w:br/>
     </w:r>

--- a/klagomål/A 56968-2025 FSC-klagomål.docx
+++ b/klagomål/A 56968-2025 FSC-klagomål.docx
@@ -1115,7 +1115,7 @@
     <w:r>
       <w:tab/>
       <w:tab/>
-      <w:t>2026-04-14</w:t>
+      <w:t>2026-04-15</w:t>
       <w:br/>
       <w:br/>
     </w:r>

--- a/klagomål/A 56968-2025 FSC-klagomål.docx
+++ b/klagomål/A 56968-2025 FSC-klagomål.docx
@@ -1115,7 +1115,7 @@
     <w:r>
       <w:tab/>
       <w:tab/>
-      <w:t>2026-04-15</w:t>
+      <w:t>2026-04-16</w:t>
       <w:br/>
       <w:br/>
     </w:r>

--- a/klagomål/A 56968-2025 FSC-klagomål.docx
+++ b/klagomål/A 56968-2025 FSC-klagomål.docx
@@ -1115,7 +1115,7 @@
     <w:r>
       <w:tab/>
       <w:tab/>
-      <w:t>2026-04-16</w:t>
+      <w:t>2026-04-17</w:t>
       <w:br/>
       <w:br/>
     </w:r>

--- a/klagomål/A 56968-2025 FSC-klagomål.docx
+++ b/klagomål/A 56968-2025 FSC-klagomål.docx
@@ -1115,7 +1115,7 @@
     <w:r>
       <w:tab/>
       <w:tab/>
-      <w:t>2026-04-17</w:t>
+      <w:t>2026-04-18</w:t>
       <w:br/>
       <w:br/>
     </w:r>

--- a/klagomål/A 56968-2025 FSC-klagomål.docx
+++ b/klagomål/A 56968-2025 FSC-klagomål.docx
@@ -1115,7 +1115,7 @@
     <w:r>
       <w:tab/>
       <w:tab/>
-      <w:t>2026-04-18</w:t>
+      <w:t>2026-04-19</w:t>
       <w:br/>
       <w:br/>
     </w:r>

--- a/klagomål/A 56968-2025 FSC-klagomål.docx
+++ b/klagomål/A 56968-2025 FSC-klagomål.docx
@@ -1115,7 +1115,7 @@
     <w:r>
       <w:tab/>
       <w:tab/>
-      <w:t>2026-04-19</w:t>
+      <w:t>2026-04-20</w:t>
       <w:br/>
       <w:br/>
     </w:r>

--- a/klagomål/A 56968-2025 FSC-klagomål.docx
+++ b/klagomål/A 56968-2025 FSC-klagomål.docx
@@ -1115,7 +1115,7 @@
     <w:r>
       <w:tab/>
       <w:tab/>
-      <w:t>2026-04-20</w:t>
+      <w:t>2026-04-21</w:t>
       <w:br/>
       <w:br/>
     </w:r>

--- a/klagomål/A 56968-2025 FSC-klagomål.docx
+++ b/klagomål/A 56968-2025 FSC-klagomål.docx
@@ -1115,7 +1115,7 @@
     <w:r>
       <w:tab/>
       <w:tab/>
-      <w:t>2026-04-21</w:t>
+      <w:t>2026-04-22</w:t>
       <w:br/>
       <w:br/>
     </w:r>

--- a/klagomål/A 56968-2025 FSC-klagomål.docx
+++ b/klagomål/A 56968-2025 FSC-klagomål.docx
@@ -1115,7 +1115,7 @@
     <w:r>
       <w:tab/>
       <w:tab/>
-      <w:t>2026-04-22</w:t>
+      <w:t>2026-04-23</w:t>
       <w:br/>
       <w:br/>
     </w:r>

--- a/klagomål/A 56968-2025 FSC-klagomål.docx
+++ b/klagomål/A 56968-2025 FSC-klagomål.docx
@@ -1115,7 +1115,7 @@
     <w:r>
       <w:tab/>
       <w:tab/>
-      <w:t>2026-04-23</w:t>
+      <w:t>2026-04-24</w:t>
       <w:br/>
       <w:br/>
     </w:r>

--- a/klagomål/A 56968-2025 FSC-klagomål.docx
+++ b/klagomål/A 56968-2025 FSC-klagomål.docx
@@ -1115,7 +1115,7 @@
     <w:r>
       <w:tab/>
       <w:tab/>
-      <w:t>2026-04-24</w:t>
+      <w:t>2026-04-25</w:t>
       <w:br/>
       <w:br/>
     </w:r>

--- a/klagomål/A 56968-2025 FSC-klagomål.docx
+++ b/klagomål/A 56968-2025 FSC-klagomål.docx
@@ -1115,7 +1115,7 @@
     <w:r>
       <w:tab/>
       <w:tab/>
-      <w:t>2026-04-25</w:t>
+      <w:t>2026-04-26</w:t>
       <w:br/>
       <w:br/>
     </w:r>

--- a/klagomål/A 56968-2025 FSC-klagomål.docx
+++ b/klagomål/A 56968-2025 FSC-klagomål.docx
@@ -1115,7 +1115,7 @@
     <w:r>
       <w:tab/>
       <w:tab/>
-      <w:t>2026-04-26</w:t>
+      <w:t>2026-04-27</w:t>
       <w:br/>
       <w:br/>
     </w:r>

--- a/klagomål/A 56968-2025 FSC-klagomål.docx
+++ b/klagomål/A 56968-2025 FSC-klagomål.docx
@@ -1115,7 +1115,7 @@
     <w:r>
       <w:tab/>
       <w:tab/>
-      <w:t>2026-04-27</w:t>
+      <w:t>2026-04-28</w:t>
       <w:br/>
       <w:br/>
     </w:r>

--- a/klagomål/A 56968-2025 FSC-klagomål.docx
+++ b/klagomål/A 56968-2025 FSC-klagomål.docx
@@ -1115,7 +1115,7 @@
     <w:r>
       <w:tab/>
       <w:tab/>
-      <w:t>2026-04-28</w:t>
+      <w:t>2026-04-29</w:t>
       <w:br/>
       <w:br/>
     </w:r>

--- a/klagomål/A 56968-2025 FSC-klagomål.docx
+++ b/klagomål/A 56968-2025 FSC-klagomål.docx
@@ -1115,7 +1115,7 @@
     <w:r>
       <w:tab/>
       <w:tab/>
-      <w:t>2026-04-29</w:t>
+      <w:t>2026-04-30</w:t>
       <w:br/>
       <w:br/>
     </w:r>

--- a/klagomål/A 56968-2025 FSC-klagomål.docx
+++ b/klagomål/A 56968-2025 FSC-klagomål.docx
@@ -1115,7 +1115,7 @@
     <w:r>
       <w:tab/>
       <w:tab/>
-      <w:t>2026-04-30</w:t>
+      <w:t>2026-05-01</w:t>
       <w:br/>
       <w:br/>
     </w:r>

--- a/klagomål/A 56968-2025 FSC-klagomål.docx
+++ b/klagomål/A 56968-2025 FSC-klagomål.docx
@@ -1115,7 +1115,7 @@
     <w:r>
       <w:tab/>
       <w:tab/>
-      <w:t>2026-05-01</w:t>
+      <w:t>2026-05-02</w:t>
       <w:br/>
       <w:br/>
     </w:r>

--- a/klagomål/A 56968-2025 FSC-klagomål.docx
+++ b/klagomål/A 56968-2025 FSC-klagomål.docx
@@ -1115,7 +1115,7 @@
     <w:r>
       <w:tab/>
       <w:tab/>
-      <w:t>2026-05-02</w:t>
+      <w:t>2026-05-03</w:t>
       <w:br/>
       <w:br/>
     </w:r>

--- a/klagomål/A 56968-2025 FSC-klagomål.docx
+++ b/klagomål/A 56968-2025 FSC-klagomål.docx
@@ -1115,7 +1115,7 @@
     <w:r>
       <w:tab/>
       <w:tab/>
-      <w:t>2026-05-16</w:t>
+      <w:t>2026-05-17</w:t>
       <w:br/>
       <w:br/>
     </w:r>

--- a/klagomål/A 56968-2025 FSC-klagomål.docx
+++ b/klagomål/A 56968-2025 FSC-klagomål.docx
@@ -1115,7 +1115,7 @@
     <w:r>
       <w:tab/>
       <w:tab/>
-      <w:t>2026-05-17</w:t>
+      <w:t>2026-05-18</w:t>
       <w:br/>
       <w:br/>
     </w:r>

--- a/klagomål/A 56968-2025 FSC-klagomål.docx
+++ b/klagomål/A 56968-2025 FSC-klagomål.docx
@@ -1115,7 +1115,7 @@
     <w:r>
       <w:tab/>
       <w:tab/>
-      <w:t>2026-06-15</w:t>
+      <w:t>2026-06-16</w:t>
       <w:br/>
       <w:br/>
     </w:r>

--- a/klagomål/A 56968-2025 FSC-klagomål.docx
+++ b/klagomål/A 56968-2025 FSC-klagomål.docx
@@ -1115,7 +1115,7 @@
     <w:r>
       <w:tab/>
       <w:tab/>
-      <w:t>2026-06-16</w:t>
+      <w:t>2026-06-17</w:t>
       <w:br/>
       <w:br/>
     </w:r>

--- a/klagomål/A 56968-2025 FSC-klagomål.docx
+++ b/klagomål/A 56968-2025 FSC-klagomål.docx
@@ -1,6 +1,6 @@
 
 <file path=word/document.xml><?xml version="1.0" encoding="utf-8"?>
-<w:document xmlns:wpc="http://schemas.microsoft.com/office/word/2010/wordprocessingCanvas" xmlns:cx="http://schemas.microsoft.com/office/drawing/2014/chartex" xmlns:cx1="http://schemas.microsoft.com/office/drawing/2015/9/8/chartex" xmlns:cx2="http://schemas.microsoft.com/office/drawing/2015/10/21/chartex" xmlns:cx3="http://schemas.microsoft.com/office/drawing/2016/5/9/chartex" xmlns:cx4="http://schemas.microsoft.com/office/drawing/2016/5/10/chartex" xmlns:cx5="http://schemas.microsoft.com/office/drawing/2016/5/11/chartex" xmlns:cx6="http://schemas.microsoft.com/office/drawing/2016/5/12/chartex" xmlns:cx7="http://schemas.microsoft.com/office/drawing/2016/5/13/chartex" xmlns:cx8="http://schemas.microsoft.com/office/drawing/2016/5/14/chartex" xmlns:mc="http://schemas.openxmlformats.org/markup-compatibility/2006" xmlns:aink="http://schemas.microsoft.com/office/drawing/2016/ink" xmlns:am3d="http://schemas.microsoft.com/office/drawing/2017/model3d" xmlns:o="urn:schemas-microsoft-com:office:office" xmlns:oel="http://schemas.microsoft.com/office/2019/extlst" xmlns:r="http://schemas.openxmlformats.org/officeDocument/2006/relationships" xmlns:m="http://schemas.openxmlformats.org/officeDocument/2006/math" xmlns:v="urn:schemas-microsoft-com:vml" xmlns:wp14="http://schemas.microsoft.com/office/word/2010/wordprocessingDrawing" xmlns:wp="http://schemas.openxmlformats.org/drawingml/2006/wordprocessingDrawing" xmlns:w10="urn:schemas-microsoft-com:office:word" xmlns:w="http://schemas.openxmlformats.org/wordprocessingml/2006/main" xmlns:w14="http://schemas.microsoft.com/office/word/2010/wordml" xmlns:w15="http://schemas.microsoft.com/office/word/2012/wordml" xmlns:w16cex="http://schemas.microsoft.com/office/word/2018/wordml/cex" xmlns:w16cid="http://schemas.microsoft.com/office/word/2016/wordml/cid" xmlns:w16="http://schemas.microsoft.com/office/word/2018/wordml" xmlns:w16sdtdh="http://schemas.microsoft.com/office/word/2020/wordml/sdtdatahash" xmlns:w16se="http://schemas.microsoft.com/office/word/2015/wordml/symex" xmlns:wpg="http://schemas.microsoft.com/office/word/2010/wordprocessingGroup" xmlns:wpi="http://schemas.microsoft.com/office/word/2010/wordprocessingInk" xmlns:wne="http://schemas.microsoft.com/office/word/2006/wordml" xmlns:wps="http://schemas.microsoft.com/office/word/2010/wordprocessingShape" mc:Ignorable="w14 w15 w16se w16cid w16 w16cex w16sdtdh wp14">
+<w:document xmlns:wpc="http://schemas.microsoft.com/office/word/2010/wordprocessingCanvas" xmlns:cx="http://schemas.microsoft.com/office/drawing/2014/chartex" xmlns:cx1="http://schemas.microsoft.com/office/drawing/2015/9/8/chartex" xmlns:cx2="http://schemas.microsoft.com/office/drawing/2015/10/21/chartex" xmlns:cx3="http://schemas.microsoft.com/office/drawing/2016/5/9/chartex" xmlns:cx4="http://schemas.microsoft.com/office/drawing/2016/5/10/chartex" xmlns:cx5="http://schemas.microsoft.com/office/drawing/2016/5/11/chartex" xmlns:cx6="http://schemas.microsoft.com/office/drawing/2016/5/12/chartex" xmlns:cx7="http://schemas.microsoft.com/office/drawing/2016/5/13/chartex" xmlns:cx8="http://schemas.microsoft.com/office/drawing/2016/5/14/chartex" xmlns:mc="http://schemas.openxmlformats.org/markup-compatibility/2006" xmlns:aink="http://schemas.microsoft.com/office/drawing/2016/ink" xmlns:am3d="http://schemas.microsoft.com/office/drawing/2017/model3d" xmlns:o="urn:schemas-microsoft-com:office:office" xmlns:oel="http://schemas.microsoft.com/office/2019/extlst" xmlns:r="http://schemas.openxmlformats.org/officeDocument/2006/relationships" xmlns:m="http://schemas.openxmlformats.org/officeDocument/2006/math" xmlns:v="urn:schemas-microsoft-com:vml" xmlns:wp14="http://schemas.microsoft.com/office/word/2010/wordprocessingDrawing" xmlns:wp="http://schemas.openxmlformats.org/drawingml/2006/wordprocessingDrawing" xmlns:w10="urn:schemas-microsoft-com:office:word" xmlns:w="http://schemas.openxmlformats.org/wordprocessingml/2006/main" xmlns:w14="http://schemas.microsoft.com/office/word/2010/wordml" xmlns:w15="http://schemas.microsoft.com/office/word/2012/wordml" xmlns:w16cex="http://schemas.microsoft.com/office/word/2018/wordml/cex" xmlns:w16cid="http://schemas.microsoft.com/office/word/2016/wordml/cid" xmlns:w16="http://schemas.microsoft.com/office/word/2018/wordml" xmlns:w16du="http://schemas.microsoft.com/office/word/2023/wordml/word16du" xmlns:w16sdtdh="http://schemas.microsoft.com/office/word/2020/wordml/sdtdatahash" xmlns:w16sdtfl="http://schemas.microsoft.com/office/word/2024/wordml/sdtformatlock" xmlns:w16se="http://schemas.microsoft.com/office/word/2015/wordml/symex" xmlns:wpg="http://schemas.microsoft.com/office/word/2010/wordprocessingGroup" xmlns:wpi="http://schemas.microsoft.com/office/word/2010/wordprocessingInk" xmlns:wne="http://schemas.microsoft.com/office/word/2006/wordml" xmlns:wps="http://schemas.microsoft.com/office/word/2010/wordprocessingShape" mc:Ignorable="w14 w15 w16se w16cid w16 w16cex w16sdtdh w16sdtfl w16du wp14">
   <w:body>
     <w:p>
       <w:r>
@@ -168,7 +168,7 @@
     </w:p>
     <w:p>
       <w:r>
-        <w:t>Detta dokument behandlar höga naturvärden i avverkningsanmälan A 56968-2025 i Västerviks kommun. Denna avverkningsanmälan inkom 2025-11-17 00:00:00 och omfattar 4,1 ha.</w:t>
+        <w:t>Detta dokument behandlar höga naturvärden i avverkningsanmälan A 56968-2025 i Västerviks kommun som inkom 2025-11-17 och omfattar 4,1 ha.</w:t>
       </w:r>
     </w:p>
     <w:p>
@@ -191,12 +191,15 @@
     </w:p>
     <w:p>
       <w:r>
-        <w:t>I avverkningsanmälan har följande 7 naturvårdsarter hittats: blekticka (NT), ekticka (NT), mindre hackspett (NT, §4), spillkråka (NT, §4), talltita (NT, §4), barkticka (S) och grönvit nattviol (§8). Av dessa är 5 rödlistade. För rödlistade arter har rödlistekategorin angivits inom parentes. Arter som är signalarter enligt Skogsstyrelsen har markerats med (S). För fridlysta arter anges även paragrafen i Artskyddsförordningen som arten är fridlyst enligt.</w:t>
+        <w:t>I avverkningsanmälan har följande 7 naturvårdsarter hittats: blekticka (NT, T), ekticka (NT, T), mindre hackspett (NT, T, §4), talltita (NT, §4), barkticka (S, T), spillkråka (T, §4) och grönvit nattviol (§8). Av dessa är 4 rödlistade. För rödlistade arter har rödlistekategorin angivits inom parentes. Arter som är signalarter enligt Skogsstyrelsen har markerats med (S). Typiska arter inom Natura 2000 som är kopplade till skogsekosystem har markerats med (T). För fridlysta arter anges även paragrafen i Artskyddsförordningen som arten är fridlyst enligt.</w:t>
       </w:r>
     </w:p>
     <w:p>
       <w:r>
-        <w:t>De påträffade naturvårdsarterna är ett tydligt kvitto på att detta rör sig om en skog med höga naturvärden. I Figur 1 visas en karta över det avverkningsanmälda området, där samtliga fyndplatser för naturvårdsarter som finns registrerade på Artportalen har markerats.</w:t>
+        <w:t>De påträffade naturvårdsarterna är ett tydligt kvitto på att det rör sig om en skog med höga naturvärden.</w:t>
+      </w:r>
+      <w:r>
+        <w:t xml:space="preserve"> I Figur 1 visas fyndplatser för naturvårdsarter i området, som finns registrerade på Artportalen.</w:t>
       </w:r>
     </w:p>
     <w:p>
@@ -206,7 +209,7 @@
       <w:r>
         <w:drawing>
           <wp:inline xmlns:a="http://schemas.openxmlformats.org/drawingml/2006/main" xmlns:pic="http://schemas.openxmlformats.org/drawingml/2006/picture">
-            <wp:extent cx="5486400" cy="3875103"/>
+            <wp:extent cx="5486400" cy="5135723"/>
             <wp:docPr id="1" name="Picture 1"/>
             <wp:cNvGraphicFramePr>
               <a:graphicFrameLocks noChangeAspect="1"/>
@@ -227,7 +230,7 @@
                   <pic:spPr>
                     <a:xfrm>
                       <a:off x="0" y="0"/>
-                      <a:ext cx="5486400" cy="3875103"/>
+                      <a:ext cx="5486400" cy="5135723"/>
                     </a:xfrm>
                     <a:prstGeom prst="rect"/>
                   </pic:spPr>
@@ -241,9 +244,110 @@
     <w:p>
       <w:pPr>
         <w:pStyle w:val="Caption"/>
+        <w:spacing w:after="240"/>
       </w:pPr>
       <w:r>
-        <w:t>Figur 1. Fyndplatser för naturvårdsarter i det avverkningsanmälda området (röd linje). Markörer utan svart kant är placerade på fyndplatsen. Markörer med svart kant är placerade vid sidan av fyndplatsen och har ett svart streck som visar fyndplatsens exakta position. Kartans mittpunktskoordinat är N 6401332, E 584463 i SWEREF 99 TM.</w:t>
+        <w:t>Figur 1. Fyndplatser för naturvårdsarter i avverkningsanmälan (röd linje). Markörer utan svart kant är placerade på fyndplatsen. Markörer med svart kant är placerade vid sidan av fyndplatsen och har ett svart streck som visar fyndplatsens exakta position. Kartans mittpunktskoordinat är N 6401332, E 584463 i SWEREF 99 TM.</w:t>
+      </w:r>
+    </w:p>
+    <w:p>
+      <w:pPr>
+        <w:pStyle w:val="Heading2"/>
+      </w:pPr>
+      <w:r>
+        <w:t>Fridlysta arter</w:t>
+      </w:r>
+    </w:p>
+    <w:p>
+      <w:r>
+        <w:t>Följande fridlysta arter har sina livsmiljöer och växtplatser i den avverkningsanmälda skogen: mindre hackspett (NT, T, §4), talltita (NT, §4), spillkråka (T, §4) och grönvit nattviol (§8).</w:t>
+      </w:r>
+    </w:p>
+    <w:p>
+      <w:r>
+        <w:t xml:space="preserve">Observera att medlemsländerna är skyldiga att agera i enlighet med EU:s fågeldirektiv där det uttryckligen står att direktivet gäller för fåglar samt för deras ägg, bon och </w:t>
+      </w:r>
+      <w:r>
+        <w:rPr>
+          <w:b/>
+        </w:rPr>
+        <w:t xml:space="preserve">livsmiljöer </w:t>
+      </w:r>
+      <w:r>
+        <w:t>(artikel 1). Vidare att de åtgärder som vidtas inte får leda till en försämring av den nuvarande situationen beträffande bevarandet av de fågelarter som avses i artikel 1 (artikel 13). Fågeldirektivet är styrande för tillsynsansvariga myndigheters ärendehantering, ställningstaganden och beslutsfattande.</w:t>
+      </w:r>
+    </w:p>
+    <w:p>
+      <w:r>
+        <w:rPr>
+          <w:b/>
+        </w:rPr>
+        <w:t>Mindre hackspett (NT, §4)</w:t>
+      </w:r>
+      <w:r>
+        <w:t xml:space="preserve"> är rödlistad som nära hotad, fridlyst och prioriterad art i Skogsvårdslagen. Minskningstakten har uppgått till 25 (10–40) % under de senaste 15 åren och bedöms vara nära gränsvärdet för Sårbar (VU). (A2bc). Arten har stora revir och höga krav när det gäller förekomst av lövskog på landskapsnivå. För att häcka framgångsrikt behöver ett par cirka 40 ha äldre lövdominerad skog inom ett område på upp till 200 ha. Under vintern kan födosök även ske i äldre grandominerad skog. Mindre hackspett är typisk art för </w:t>
+      </w:r>
+      <w:r>
+        <w:rPr>
+          <w:i/>
+        </w:rPr>
+        <w:t>9010 Taiga, 9750 Svämlövskog, 9080 Lövsumpskog, 9030 Landhöjningsskog och 9040 Fjällbjörkskog</w:t>
+      </w:r>
+      <w:r>
+        <w:t xml:space="preserve"> (SLU Artdatabanken, 2021; Skogsstyrelsen, 2016).</w:t>
+      </w:r>
+    </w:p>
+    <w:p>
+      <w:r>
+        <w:rPr>
+          <w:b/>
+        </w:rPr>
+        <w:t>Spillkråka (§4)</w:t>
+      </w:r>
+      <w:r>
+        <w:t xml:space="preserve"> omfattas av bilaga 1 i EU:s fågeldirektiv och är typisk art för </w:t>
+      </w:r>
+      <w:r>
+        <w:rPr>
+          <w:i/>
+        </w:rPr>
+        <w:t xml:space="preserve">9010 Taiga </w:t>
+      </w:r>
+      <w:r>
+        <w:t>och</w:t>
+      </w:r>
+      <w:r>
+        <w:rPr>
+          <w:i/>
+        </w:rPr>
+        <w:t xml:space="preserve"> 9740 Skogsbevuxen myr</w:t>
+      </w:r>
+      <w:r>
+        <w:t>. Den behöver grova träd, främst tall, asp och bok som boträd. Skogsbruk med korta omloppstider och täta, homogena ungskogar utgör det största hotet. Spillkråka är en nyckelart i skogliga miljöer vars övergivna bohål utnyttjas av flera andra hålhäckande fågelarter och fladdermöss, däribland pärluggla (EN, §4), knipa (§4), salskrake (§4) och skogsduva (§4). Hökuggla (VU, §4) och slaguggla (§4) häckar ofta i högstubbar som brutits av i höjd med ett gammalt spillkråkebo (SLU Artdatabanken, 2026; Skogsstyrelsen, 2016).</w:t>
+      </w:r>
+    </w:p>
+    <w:p>
+      <w:r>
+        <w:rPr>
+          <w:b/>
+        </w:rPr>
+        <w:t>Talltita (NT, §4)</w:t>
+      </w:r>
+      <w:r>
+        <w:t>, rödlistad som nära hotad och prioriterad art i Skogsvårdslagen, har häckningsrevir i anmälan. Arten har minskat kraftigt de senaste 30 åren och minskningstakten innevarande 10-årsperiod beräknas till 20 (10–30) %. Talltitan är synnerligen trogen sitt cirka 15 hektar stora revir och är beroende av flerskiktade olikåldriga skogar för att kunna föda upp sina ungar. Talltitan försvinner om dess livsmiljö kalavverkas (Eggers &amp; Low, 2014; Ekman, 1979; Griesser et al, 2007; Klein, 2020; Siffczyk et al, 2003; SLU Artdatabanken, 2021).</w:t>
+      </w:r>
+    </w:p>
+    <w:p>
+      <w:r>
+        <w:t>I BILAGA 1 finns mer detaljerad information om ekologi samt krav på livsmiljö hos fridlysta arter.</w:t>
+      </w:r>
+    </w:p>
+    <w:p>
+      <w:pPr>
+        <w:pStyle w:val="Heading2"/>
+      </w:pPr>
+      <w:r>
+        <w:t>Övriga naturvårdsarter</w:t>
       </w:r>
     </w:p>
     <w:p>
@@ -329,98 +433,6 @@
         <w:pStyle w:val="Heading1"/>
       </w:pPr>
       <w:r>
-        <w:t>Fridlysta arter</w:t>
-      </w:r>
-    </w:p>
-    <w:p>
-      <w:r>
-        <w:t>Följande fridlysta arter har sina livsmiljöer och växtplatser i den avverkningsanmälda skogen: mindre hackspett (NT, §4), spillkråka (NT, §4), talltita (NT, §4) och grönvit nattviol (§8).</w:t>
-      </w:r>
-    </w:p>
-    <w:p>
-      <w:r>
-        <w:t xml:space="preserve">Observera att medlemsländerna är skyldiga att agera i enlighet med EU:s fågeldirektiv där det uttryckligen står att direktivet gäller för fåglar samt för deras ägg, bon och </w:t>
-      </w:r>
-      <w:r>
-        <w:rPr>
-          <w:b/>
-        </w:rPr>
-        <w:t xml:space="preserve">livsmiljöer </w:t>
-      </w:r>
-      <w:r>
-        <w:t>(artikel 1). Vidare att de åtgärder som vidtas inte får leda till en försämring av den nuvarande situationen beträffande bevarandet av de fågelarter som avses i artikel 1 (artikel 13). Fågeldirektivet är styrande för tillsynsansvariga myndigheters ärendehantering, ställningstaganden och beslutsfattande.</w:t>
-      </w:r>
-    </w:p>
-    <w:p>
-      <w:r>
-        <w:rPr>
-          <w:b/>
-        </w:rPr>
-        <w:t>Mindre hackspett (NT, §4)</w:t>
-      </w:r>
-      <w:r>
-        <w:t xml:space="preserve"> är rödlistad som nära hotad, fridlyst och prioriterad art i Skogsvårdslagen. Minskningstakten har uppgått till 25 (10–40) % under de senaste 15 åren och bedöms vara nära gränsvärdet för Sårbar (VU). (A2bc). Arten har stora revir och höga krav när det gäller förekomst av lövskog på landskapsnivå. För att häcka framgångsrikt behöver ett par cirka 40 ha äldre lövdominerad skog inom ett område på upp till 200 ha. Under vintern kan födosök även ske i äldre grandominerad skog. Mindre hackspett är typisk art för </w:t>
-      </w:r>
-      <w:r>
-        <w:rPr>
-          <w:i/>
-        </w:rPr>
-        <w:t>9010 Taiga, 9750 Svämlövskog, 9080 Lövsumpskog, 9030 Landhöjningsskog och 9040 Fjällbjörkskog</w:t>
-      </w:r>
-      <w:r>
-        <w:t xml:space="preserve"> (SLU Artdatabanken, 2021; Skogsstyrelsen, 2016).</w:t>
-      </w:r>
-    </w:p>
-    <w:p>
-      <w:r>
-        <w:rPr>
-          <w:b/>
-        </w:rPr>
-        <w:t>Spillkråka (§4)</w:t>
-      </w:r>
-      <w:r>
-        <w:t xml:space="preserve"> omfattas av bilaga 1 i EU:s fågeldirektiv och är typisk art för </w:t>
-      </w:r>
-      <w:r>
-        <w:rPr>
-          <w:i/>
-        </w:rPr>
-        <w:t xml:space="preserve">9010 Taiga </w:t>
-      </w:r>
-      <w:r>
-        <w:t>och</w:t>
-      </w:r>
-      <w:r>
-        <w:rPr>
-          <w:i/>
-        </w:rPr>
-        <w:t xml:space="preserve"> 9740 Skogsbevuxen myr</w:t>
-      </w:r>
-      <w:r>
-        <w:t>. Den behöver grova träd, främst tall, asp och bok som boträd. Skogsbruk med korta omloppstider och täta, homogena ungskogar utgör det största hotet. Spillkråka är en nyckelart i skogliga miljöer vars övergivna bohål utnyttjas av flera andra hålhäckande fågelarter och fladdermöss, däribland pärluggla (EN, §4), knipa (§4), salskrake (§4) och skogsduva (§4). Hökuggla (VU, §4) och slaguggla (§4) häckar ofta i högstubbar som brutits av i höjd med ett gammalt spillkråkebo (SLU Artdatabanken, 2026; Skogsstyrelsen, 2016).</w:t>
-      </w:r>
-    </w:p>
-    <w:p>
-      <w:r>
-        <w:rPr>
-          <w:b/>
-        </w:rPr>
-        <w:t>Talltita (NT, §4)</w:t>
-      </w:r>
-      <w:r>
-        <w:t>, rödlistad som nära hotad och prioriterad art i Skogsvårdslagen, har häckningsrevir i anmälan. Arten har minskat kraftigt de senaste 30 åren och minskningstakten innevarande 10-årsperiod beräknas till 20 (10–30) %. Talltitan är synnerligen trogen sitt cirka 15 hektar stora revir och är beroende av flerskiktade olikåldriga skogar för att kunna föda upp sina ungar. Talltitan försvinner om dess livsmiljö kalavverkas (Eggers &amp; Low, 2014; Ekman, 1979; Griesser et al, 2007; Klein, 2020; Siffczyk et al, 2003; SLU Artdatabanken, 2021).</w:t>
-      </w:r>
-    </w:p>
-    <w:p>
-      <w:r>
-        <w:t>I BILAGA 1 finns mer detaljerad information om ekologi samt krav på livsmiljö hos fridlysta arter.</w:t>
-      </w:r>
-    </w:p>
-    <w:p>
-      <w:pPr>
-        <w:pStyle w:val="Heading1"/>
-      </w:pPr>
-      <w:r>
         <w:t>Certifiering</w:t>
       </w:r>
     </w:p>
@@ -522,7 +534,7 @@
         <w:rPr>
           <w:i/>
         </w:rPr>
-        <w:t>I det avverkningsanmälda skogsområdet har 7 naturvårdsarter varav 5 rödlistade arter sina livsmiljöer och växtplatser.</w:t>
+        <w:t>I det avverkningsanmälda skogsområdet har 7 naturvårdsarter varav 4 rödlistade arter sina livsmiljöer och växtplatser.</w:t>
       </w:r>
     </w:p>
     <w:p>
@@ -1005,7 +1017,7 @@
 </file>
 
 <file path=word/endnotes.xml><?xml version="1.0" encoding="utf-8"?>
-<w:endnotes xmlns:wpc="http://schemas.microsoft.com/office/word/2010/wordprocessingCanvas" xmlns:cx="http://schemas.microsoft.com/office/drawing/2014/chartex" xmlns:cx1="http://schemas.microsoft.com/office/drawing/2015/9/8/chartex" xmlns:cx2="http://schemas.microsoft.com/office/drawing/2015/10/21/chartex" xmlns:cx3="http://schemas.microsoft.com/office/drawing/2016/5/9/chartex" xmlns:cx4="http://schemas.microsoft.com/office/drawing/2016/5/10/chartex" xmlns:cx5="http://schemas.microsoft.com/office/drawing/2016/5/11/chartex" xmlns:cx6="http://schemas.microsoft.com/office/drawing/2016/5/12/chartex" xmlns:cx7="http://schemas.microsoft.com/office/drawing/2016/5/13/chartex" xmlns:cx8="http://schemas.microsoft.com/office/drawing/2016/5/14/chartex" xmlns:mc="http://schemas.openxmlformats.org/markup-compatibility/2006" xmlns:aink="http://schemas.microsoft.com/office/drawing/2016/ink" xmlns:am3d="http://schemas.microsoft.com/office/drawing/2017/model3d" xmlns:o="urn:schemas-microsoft-com:office:office" xmlns:oel="http://schemas.microsoft.com/office/2019/extlst" xmlns:r="http://schemas.openxmlformats.org/officeDocument/2006/relationships" xmlns:m="http://schemas.openxmlformats.org/officeDocument/2006/math" xmlns:v="urn:schemas-microsoft-com:vml" xmlns:wp14="http://schemas.microsoft.com/office/word/2010/wordprocessingDrawing" xmlns:wp="http://schemas.openxmlformats.org/drawingml/2006/wordprocessingDrawing" xmlns:w10="urn:schemas-microsoft-com:office:word" xmlns:w="http://schemas.openxmlformats.org/wordprocessingml/2006/main" xmlns:w14="http://schemas.microsoft.com/office/word/2010/wordml" xmlns:w15="http://schemas.microsoft.com/office/word/2012/wordml" xmlns:w16cex="http://schemas.microsoft.com/office/word/2018/wordml/cex" xmlns:w16cid="http://schemas.microsoft.com/office/word/2016/wordml/cid" xmlns:w16="http://schemas.microsoft.com/office/word/2018/wordml" xmlns:w16sdtdh="http://schemas.microsoft.com/office/word/2020/wordml/sdtdatahash" xmlns:w16se="http://schemas.microsoft.com/office/word/2015/wordml/symex" xmlns:wpg="http://schemas.microsoft.com/office/word/2010/wordprocessingGroup" xmlns:wpi="http://schemas.microsoft.com/office/word/2010/wordprocessingInk" xmlns:wne="http://schemas.microsoft.com/office/word/2006/wordml" xmlns:wps="http://schemas.microsoft.com/office/word/2010/wordprocessingShape" mc:Ignorable="w14 w15 w16se w16cid w16 w16cex w16sdtdh wp14">
+<w:endnotes xmlns:wpc="http://schemas.microsoft.com/office/word/2010/wordprocessingCanvas" xmlns:cx="http://schemas.microsoft.com/office/drawing/2014/chartex" xmlns:cx1="http://schemas.microsoft.com/office/drawing/2015/9/8/chartex" xmlns:cx2="http://schemas.microsoft.com/office/drawing/2015/10/21/chartex" xmlns:cx3="http://schemas.microsoft.com/office/drawing/2016/5/9/chartex" xmlns:cx4="http://schemas.microsoft.com/office/drawing/2016/5/10/chartex" xmlns:cx5="http://schemas.microsoft.com/office/drawing/2016/5/11/chartex" xmlns:cx6="http://schemas.microsoft.com/office/drawing/2016/5/12/chartex" xmlns:cx7="http://schemas.microsoft.com/office/drawing/2016/5/13/chartex" xmlns:cx8="http://schemas.microsoft.com/office/drawing/2016/5/14/chartex" xmlns:mc="http://schemas.openxmlformats.org/markup-compatibility/2006" xmlns:aink="http://schemas.microsoft.com/office/drawing/2016/ink" xmlns:am3d="http://schemas.microsoft.com/office/drawing/2017/model3d" xmlns:o="urn:schemas-microsoft-com:office:office" xmlns:oel="http://schemas.microsoft.com/office/2019/extlst" xmlns:r="http://schemas.openxmlformats.org/officeDocument/2006/relationships" xmlns:m="http://schemas.openxmlformats.org/officeDocument/2006/math" xmlns:v="urn:schemas-microsoft-com:vml" xmlns:wp14="http://schemas.microsoft.com/office/word/2010/wordprocessingDrawing" xmlns:wp="http://schemas.openxmlformats.org/drawingml/2006/wordprocessingDrawing" xmlns:w10="urn:schemas-microsoft-com:office:word" xmlns:w="http://schemas.openxmlformats.org/wordprocessingml/2006/main" xmlns:w14="http://schemas.microsoft.com/office/word/2010/wordml" xmlns:w15="http://schemas.microsoft.com/office/word/2012/wordml" xmlns:w16cex="http://schemas.microsoft.com/office/word/2018/wordml/cex" xmlns:w16cid="http://schemas.microsoft.com/office/word/2016/wordml/cid" xmlns:w16="http://schemas.microsoft.com/office/word/2018/wordml" xmlns:w16du="http://schemas.microsoft.com/office/word/2023/wordml/word16du" xmlns:w16sdtdh="http://schemas.microsoft.com/office/word/2020/wordml/sdtdatahash" xmlns:w16sdtfl="http://schemas.microsoft.com/office/word/2024/wordml/sdtformatlock" xmlns:w16se="http://schemas.microsoft.com/office/word/2015/wordml/symex" xmlns:wpg="http://schemas.microsoft.com/office/word/2010/wordprocessingGroup" xmlns:wpi="http://schemas.microsoft.com/office/word/2010/wordprocessingInk" xmlns:wne="http://schemas.microsoft.com/office/word/2006/wordml" xmlns:wps="http://schemas.microsoft.com/office/word/2010/wordprocessingShape" mc:Ignorable="w14 w15 w16se w16cid w16 w16cex w16sdtdh w16sdtfl w16du wp14">
   <w:endnote w:type="separator" w:id="-1">
     <w:p>
       <w:pPr>
@@ -1030,7 +1042,7 @@
 </file>
 
 <file path=word/footer1.xml><?xml version="1.0" encoding="utf-8"?>
-<w:ftr xmlns:wpc="http://schemas.microsoft.com/office/word/2010/wordprocessingCanvas" xmlns:cx="http://schemas.microsoft.com/office/drawing/2014/chartex" xmlns:cx1="http://schemas.microsoft.com/office/drawing/2015/9/8/chartex" xmlns:cx2="http://schemas.microsoft.com/office/drawing/2015/10/21/chartex" xmlns:cx3="http://schemas.microsoft.com/office/drawing/2016/5/9/chartex" xmlns:cx4="http://schemas.microsoft.com/office/drawing/2016/5/10/chartex" xmlns:cx5="http://schemas.microsoft.com/office/drawing/2016/5/11/chartex" xmlns:cx6="http://schemas.microsoft.com/office/drawing/2016/5/12/chartex" xmlns:cx7="http://schemas.microsoft.com/office/drawing/2016/5/13/chartex" xmlns:cx8="http://schemas.microsoft.com/office/drawing/2016/5/14/chartex" xmlns:mc="http://schemas.openxmlformats.org/markup-compatibility/2006" xmlns:aink="http://schemas.microsoft.com/office/drawing/2016/ink" xmlns:am3d="http://schemas.microsoft.com/office/drawing/2017/model3d" xmlns:o="urn:schemas-microsoft-com:office:office" xmlns:oel="http://schemas.microsoft.com/office/2019/extlst" xmlns:r="http://schemas.openxmlformats.org/officeDocument/2006/relationships" xmlns:m="http://schemas.openxmlformats.org/officeDocument/2006/math" xmlns:v="urn:schemas-microsoft-com:vml" xmlns:wp14="http://schemas.microsoft.com/office/word/2010/wordprocessingDrawing" xmlns:wp="http://schemas.openxmlformats.org/drawingml/2006/wordprocessingDrawing" xmlns:w10="urn:schemas-microsoft-com:office:word" xmlns:w="http://schemas.openxmlformats.org/wordprocessingml/2006/main" xmlns:w14="http://schemas.microsoft.com/office/word/2010/wordml" xmlns:w15="http://schemas.microsoft.com/office/word/2012/wordml" xmlns:w16cex="http://schemas.microsoft.com/office/word/2018/wordml/cex" xmlns:w16cid="http://schemas.microsoft.com/office/word/2016/wordml/cid" xmlns:w16="http://schemas.microsoft.com/office/word/2018/wordml" xmlns:w16sdtdh="http://schemas.microsoft.com/office/word/2020/wordml/sdtdatahash" xmlns:w16se="http://schemas.microsoft.com/office/word/2015/wordml/symex" xmlns:wpg="http://schemas.microsoft.com/office/word/2010/wordprocessingGroup" xmlns:wpi="http://schemas.microsoft.com/office/word/2010/wordprocessingInk" xmlns:wne="http://schemas.microsoft.com/office/word/2006/wordml" xmlns:wps="http://schemas.microsoft.com/office/word/2010/wordprocessingShape" mc:Ignorable="w14 w15 w16se w16cid w16 w16cex w16sdtdh wp14">
+<w:ftr xmlns:wpc="http://schemas.microsoft.com/office/word/2010/wordprocessingCanvas" xmlns:cx="http://schemas.microsoft.com/office/drawing/2014/chartex" xmlns:cx1="http://schemas.microsoft.com/office/drawing/2015/9/8/chartex" xmlns:cx2="http://schemas.microsoft.com/office/drawing/2015/10/21/chartex" xmlns:cx3="http://schemas.microsoft.com/office/drawing/2016/5/9/chartex" xmlns:cx4="http://schemas.microsoft.com/office/drawing/2016/5/10/chartex" xmlns:cx5="http://schemas.microsoft.com/office/drawing/2016/5/11/chartex" xmlns:cx6="http://schemas.microsoft.com/office/drawing/2016/5/12/chartex" xmlns:cx7="http://schemas.microsoft.com/office/drawing/2016/5/13/chartex" xmlns:cx8="http://schemas.microsoft.com/office/drawing/2016/5/14/chartex" xmlns:mc="http://schemas.openxmlformats.org/markup-compatibility/2006" xmlns:aink="http://schemas.microsoft.com/office/drawing/2016/ink" xmlns:am3d="http://schemas.microsoft.com/office/drawing/2017/model3d" xmlns:o="urn:schemas-microsoft-com:office:office" xmlns:oel="http://schemas.microsoft.com/office/2019/extlst" xmlns:r="http://schemas.openxmlformats.org/officeDocument/2006/relationships" xmlns:m="http://schemas.openxmlformats.org/officeDocument/2006/math" xmlns:v="urn:schemas-microsoft-com:vml" xmlns:wp14="http://schemas.microsoft.com/office/word/2010/wordprocessingDrawing" xmlns:wp="http://schemas.openxmlformats.org/drawingml/2006/wordprocessingDrawing" xmlns:w10="urn:schemas-microsoft-com:office:word" xmlns:w="http://schemas.openxmlformats.org/wordprocessingml/2006/main" xmlns:w14="http://schemas.microsoft.com/office/word/2010/wordml" xmlns:w15="http://schemas.microsoft.com/office/word/2012/wordml" xmlns:w16cex="http://schemas.microsoft.com/office/word/2018/wordml/cex" xmlns:w16cid="http://schemas.microsoft.com/office/word/2016/wordml/cid" xmlns:w16="http://schemas.microsoft.com/office/word/2018/wordml" xmlns:w16du="http://schemas.microsoft.com/office/word/2023/wordml/word16du" xmlns:w16sdtdh="http://schemas.microsoft.com/office/word/2020/wordml/sdtdatahash" xmlns:w16sdtfl="http://schemas.microsoft.com/office/word/2024/wordml/sdtformatlock" xmlns:w16se="http://schemas.microsoft.com/office/word/2015/wordml/symex" xmlns:wpg="http://schemas.microsoft.com/office/word/2010/wordprocessingGroup" xmlns:wpi="http://schemas.microsoft.com/office/word/2010/wordprocessingInk" xmlns:wne="http://schemas.microsoft.com/office/word/2006/wordml" xmlns:wps="http://schemas.microsoft.com/office/word/2010/wordprocessingShape" mc:Ignorable="w14 w15 w16se w16cid w16 w16cex w16sdtdh w16sdtfl w16du wp14">
   <w:p>
     <w:pPr>
       <w:pStyle w:val="Footer"/>
@@ -1040,7 +1052,7 @@
 </file>
 
 <file path=word/footer2.xml><?xml version="1.0" encoding="utf-8"?>
-<w:ftr xmlns:wpc="http://schemas.microsoft.com/office/word/2010/wordprocessingCanvas" xmlns:cx="http://schemas.microsoft.com/office/drawing/2014/chartex" xmlns:cx1="http://schemas.microsoft.com/office/drawing/2015/9/8/chartex" xmlns:cx2="http://schemas.microsoft.com/office/drawing/2015/10/21/chartex" xmlns:cx3="http://schemas.microsoft.com/office/drawing/2016/5/9/chartex" xmlns:cx4="http://schemas.microsoft.com/office/drawing/2016/5/10/chartex" xmlns:cx5="http://schemas.microsoft.com/office/drawing/2016/5/11/chartex" xmlns:cx6="http://schemas.microsoft.com/office/drawing/2016/5/12/chartex" xmlns:cx7="http://schemas.microsoft.com/office/drawing/2016/5/13/chartex" xmlns:cx8="http://schemas.microsoft.com/office/drawing/2016/5/14/chartex" xmlns:mc="http://schemas.openxmlformats.org/markup-compatibility/2006" xmlns:aink="http://schemas.microsoft.com/office/drawing/2016/ink" xmlns:am3d="http://schemas.microsoft.com/office/drawing/2017/model3d" xmlns:o="urn:schemas-microsoft-com:office:office" xmlns:oel="http://schemas.microsoft.com/office/2019/extlst" xmlns:r="http://schemas.openxmlformats.org/officeDocument/2006/relationships" xmlns:m="http://schemas.openxmlformats.org/officeDocument/2006/math" xmlns:v="urn:schemas-microsoft-com:vml" xmlns:wp14="http://schemas.microsoft.com/office/word/2010/wordprocessingDrawing" xmlns:wp="http://schemas.openxmlformats.org/drawingml/2006/wordprocessingDrawing" xmlns:w10="urn:schemas-microsoft-com:office:word" xmlns:w="http://schemas.openxmlformats.org/wordprocessingml/2006/main" xmlns:w14="http://schemas.microsoft.com/office/word/2010/wordml" xmlns:w15="http://schemas.microsoft.com/office/word/2012/wordml" xmlns:w16cex="http://schemas.microsoft.com/office/word/2018/wordml/cex" xmlns:w16cid="http://schemas.microsoft.com/office/word/2016/wordml/cid" xmlns:w16="http://schemas.microsoft.com/office/word/2018/wordml" xmlns:w16sdtdh="http://schemas.microsoft.com/office/word/2020/wordml/sdtdatahash" xmlns:w16se="http://schemas.microsoft.com/office/word/2015/wordml/symex" xmlns:wpg="http://schemas.microsoft.com/office/word/2010/wordprocessingGroup" xmlns:wpi="http://schemas.microsoft.com/office/word/2010/wordprocessingInk" xmlns:wne="http://schemas.microsoft.com/office/word/2006/wordml" xmlns:wps="http://schemas.microsoft.com/office/word/2010/wordprocessingShape" mc:Ignorable="w14 w15 w16se w16cid w16 w16cex w16sdtdh wp14">
+<w:ftr xmlns:wpc="http://schemas.microsoft.com/office/word/2010/wordprocessingCanvas" xmlns:cx="http://schemas.microsoft.com/office/drawing/2014/chartex" xmlns:cx1="http://schemas.microsoft.com/office/drawing/2015/9/8/chartex" xmlns:cx2="http://schemas.microsoft.com/office/drawing/2015/10/21/chartex" xmlns:cx3="http://schemas.microsoft.com/office/drawing/2016/5/9/chartex" xmlns:cx4="http://schemas.microsoft.com/office/drawing/2016/5/10/chartex" xmlns:cx5="http://schemas.microsoft.com/office/drawing/2016/5/11/chartex" xmlns:cx6="http://schemas.microsoft.com/office/drawing/2016/5/12/chartex" xmlns:cx7="http://schemas.microsoft.com/office/drawing/2016/5/13/chartex" xmlns:cx8="http://schemas.microsoft.com/office/drawing/2016/5/14/chartex" xmlns:mc="http://schemas.openxmlformats.org/markup-compatibility/2006" xmlns:aink="http://schemas.microsoft.com/office/drawing/2016/ink" xmlns:am3d="http://schemas.microsoft.com/office/drawing/2017/model3d" xmlns:o="urn:schemas-microsoft-com:office:office" xmlns:oel="http://schemas.microsoft.com/office/2019/extlst" xmlns:r="http://schemas.openxmlformats.org/officeDocument/2006/relationships" xmlns:m="http://schemas.openxmlformats.org/officeDocument/2006/math" xmlns:v="urn:schemas-microsoft-com:vml" xmlns:wp14="http://schemas.microsoft.com/office/word/2010/wordprocessingDrawing" xmlns:wp="http://schemas.openxmlformats.org/drawingml/2006/wordprocessingDrawing" xmlns:w10="urn:schemas-microsoft-com:office:word" xmlns:w="http://schemas.openxmlformats.org/wordprocessingml/2006/main" xmlns:w14="http://schemas.microsoft.com/office/word/2010/wordml" xmlns:w15="http://schemas.microsoft.com/office/word/2012/wordml" xmlns:w16cex="http://schemas.microsoft.com/office/word/2018/wordml/cex" xmlns:w16cid="http://schemas.microsoft.com/office/word/2016/wordml/cid" xmlns:w16="http://schemas.microsoft.com/office/word/2018/wordml" xmlns:w16du="http://schemas.microsoft.com/office/word/2023/wordml/word16du" xmlns:w16sdtdh="http://schemas.microsoft.com/office/word/2020/wordml/sdtdatahash" xmlns:w16sdtfl="http://schemas.microsoft.com/office/word/2024/wordml/sdtformatlock" xmlns:w16se="http://schemas.microsoft.com/office/word/2015/wordml/symex" xmlns:wpg="http://schemas.microsoft.com/office/word/2010/wordprocessingGroup" xmlns:wpi="http://schemas.microsoft.com/office/word/2010/wordprocessingInk" xmlns:wne="http://schemas.microsoft.com/office/word/2006/wordml" xmlns:wps="http://schemas.microsoft.com/office/word/2010/wordprocessingShape" mc:Ignorable="w14 w15 w16se w16cid w16 w16cex w16sdtdh w16sdtfl w16du wp14">
   <w:p>
     <w:pPr>
       <w:pStyle w:val="Footer"/>
@@ -1050,7 +1062,7 @@
 </file>
 
 <file path=word/footer3.xml><?xml version="1.0" encoding="utf-8"?>
-<w:ftr xmlns:wpc="http://schemas.microsoft.com/office/word/2010/wordprocessingCanvas" xmlns:cx="http://schemas.microsoft.com/office/drawing/2014/chartex" xmlns:cx1="http://schemas.microsoft.com/office/drawing/2015/9/8/chartex" xmlns:cx2="http://schemas.microsoft.com/office/drawing/2015/10/21/chartex" xmlns:cx3="http://schemas.microsoft.com/office/drawing/2016/5/9/chartex" xmlns:cx4="http://schemas.microsoft.com/office/drawing/2016/5/10/chartex" xmlns:cx5="http://schemas.microsoft.com/office/drawing/2016/5/11/chartex" xmlns:cx6="http://schemas.microsoft.com/office/drawing/2016/5/12/chartex" xmlns:cx7="http://schemas.microsoft.com/office/drawing/2016/5/13/chartex" xmlns:cx8="http://schemas.microsoft.com/office/drawing/2016/5/14/chartex" xmlns:mc="http://schemas.openxmlformats.org/markup-compatibility/2006" xmlns:aink="http://schemas.microsoft.com/office/drawing/2016/ink" xmlns:am3d="http://schemas.microsoft.com/office/drawing/2017/model3d" xmlns:o="urn:schemas-microsoft-com:office:office" xmlns:oel="http://schemas.microsoft.com/office/2019/extlst" xmlns:r="http://schemas.openxmlformats.org/officeDocument/2006/relationships" xmlns:m="http://schemas.openxmlformats.org/officeDocument/2006/math" xmlns:v="urn:schemas-microsoft-com:vml" xmlns:wp14="http://schemas.microsoft.com/office/word/2010/wordprocessingDrawing" xmlns:wp="http://schemas.openxmlformats.org/drawingml/2006/wordprocessingDrawing" xmlns:w10="urn:schemas-microsoft-com:office:word" xmlns:w="http://schemas.openxmlformats.org/wordprocessingml/2006/main" xmlns:w14="http://schemas.microsoft.com/office/word/2010/wordml" xmlns:w15="http://schemas.microsoft.com/office/word/2012/wordml" xmlns:w16cex="http://schemas.microsoft.com/office/word/2018/wordml/cex" xmlns:w16cid="http://schemas.microsoft.com/office/word/2016/wordml/cid" xmlns:w16="http://schemas.microsoft.com/office/word/2018/wordml" xmlns:w16sdtdh="http://schemas.microsoft.com/office/word/2020/wordml/sdtdatahash" xmlns:w16se="http://schemas.microsoft.com/office/word/2015/wordml/symex" xmlns:wpg="http://schemas.microsoft.com/office/word/2010/wordprocessingGroup" xmlns:wpi="http://schemas.microsoft.com/office/word/2010/wordprocessingInk" xmlns:wne="http://schemas.microsoft.com/office/word/2006/wordml" xmlns:wps="http://schemas.microsoft.com/office/word/2010/wordprocessingShape" mc:Ignorable="w14 w15 w16se w16cid w16 w16cex w16sdtdh wp14">
+<w:ftr xmlns:wpc="http://schemas.microsoft.com/office/word/2010/wordprocessingCanvas" xmlns:cx="http://schemas.microsoft.com/office/drawing/2014/chartex" xmlns:cx1="http://schemas.microsoft.com/office/drawing/2015/9/8/chartex" xmlns:cx2="http://schemas.microsoft.com/office/drawing/2015/10/21/chartex" xmlns:cx3="http://schemas.microsoft.com/office/drawing/2016/5/9/chartex" xmlns:cx4="http://schemas.microsoft.com/office/drawing/2016/5/10/chartex" xmlns:cx5="http://schemas.microsoft.com/office/drawing/2016/5/11/chartex" xmlns:cx6="http://schemas.microsoft.com/office/drawing/2016/5/12/chartex" xmlns:cx7="http://schemas.microsoft.com/office/drawing/2016/5/13/chartex" xmlns:cx8="http://schemas.microsoft.com/office/drawing/2016/5/14/chartex" xmlns:mc="http://schemas.openxmlformats.org/markup-compatibility/2006" xmlns:aink="http://schemas.microsoft.com/office/drawing/2016/ink" xmlns:am3d="http://schemas.microsoft.com/office/drawing/2017/model3d" xmlns:o="urn:schemas-microsoft-com:office:office" xmlns:oel="http://schemas.microsoft.com/office/2019/extlst" xmlns:r="http://schemas.openxmlformats.org/officeDocument/2006/relationships" xmlns:m="http://schemas.openxmlformats.org/officeDocument/2006/math" xmlns:v="urn:schemas-microsoft-com:vml" xmlns:wp14="http://schemas.microsoft.com/office/word/2010/wordprocessingDrawing" xmlns:wp="http://schemas.openxmlformats.org/drawingml/2006/wordprocessingDrawing" xmlns:w10="urn:schemas-microsoft-com:office:word" xmlns:w="http://schemas.openxmlformats.org/wordprocessingml/2006/main" xmlns:w14="http://schemas.microsoft.com/office/word/2010/wordml" xmlns:w15="http://schemas.microsoft.com/office/word/2012/wordml" xmlns:w16cex="http://schemas.microsoft.com/office/word/2018/wordml/cex" xmlns:w16cid="http://schemas.microsoft.com/office/word/2016/wordml/cid" xmlns:w16="http://schemas.microsoft.com/office/word/2018/wordml" xmlns:w16du="http://schemas.microsoft.com/office/word/2023/wordml/word16du" xmlns:w16sdtdh="http://schemas.microsoft.com/office/word/2020/wordml/sdtdatahash" xmlns:w16sdtfl="http://schemas.microsoft.com/office/word/2024/wordml/sdtformatlock" xmlns:w16se="http://schemas.microsoft.com/office/word/2015/wordml/symex" xmlns:wpg="http://schemas.microsoft.com/office/word/2010/wordprocessingGroup" xmlns:wpi="http://schemas.microsoft.com/office/word/2010/wordprocessingInk" xmlns:wne="http://schemas.microsoft.com/office/word/2006/wordml" xmlns:wps="http://schemas.microsoft.com/office/word/2010/wordprocessingShape" mc:Ignorable="w14 w15 w16se w16cid w16 w16cex w16sdtdh w16sdtfl w16du wp14">
   <w:p>
     <w:pPr>
       <w:pStyle w:val="Footer"/>
@@ -1060,7 +1072,7 @@
 </file>
 
 <file path=word/footnotes.xml><?xml version="1.0" encoding="utf-8"?>
-<w:footnotes xmlns:wpc="http://schemas.microsoft.com/office/word/2010/wordprocessingCanvas" xmlns:cx="http://schemas.microsoft.com/office/drawing/2014/chartex" xmlns:cx1="http://schemas.microsoft.com/office/drawing/2015/9/8/chartex" xmlns:cx2="http://schemas.microsoft.com/office/drawing/2015/10/21/chartex" xmlns:cx3="http://schemas.microsoft.com/office/drawing/2016/5/9/chartex" xmlns:cx4="http://schemas.microsoft.com/office/drawing/2016/5/10/chartex" xmlns:cx5="http://schemas.microsoft.com/office/drawing/2016/5/11/chartex" xmlns:cx6="http://schemas.microsoft.com/office/drawing/2016/5/12/chartex" xmlns:cx7="http://schemas.microsoft.com/office/drawing/2016/5/13/chartex" xmlns:cx8="http://schemas.microsoft.com/office/drawing/2016/5/14/chartex" xmlns:mc="http://schemas.openxmlformats.org/markup-compatibility/2006" xmlns:aink="http://schemas.microsoft.com/office/drawing/2016/ink" xmlns:am3d="http://schemas.microsoft.com/office/drawing/2017/model3d" xmlns:o="urn:schemas-microsoft-com:office:office" xmlns:oel="http://schemas.microsoft.com/office/2019/extlst" xmlns:r="http://schemas.openxmlformats.org/officeDocument/2006/relationships" xmlns:m="http://schemas.openxmlformats.org/officeDocument/2006/math" xmlns:v="urn:schemas-microsoft-com:vml" xmlns:wp14="http://schemas.microsoft.com/office/word/2010/wordprocessingDrawing" xmlns:wp="http://schemas.openxmlformats.org/drawingml/2006/wordprocessingDrawing" xmlns:w10="urn:schemas-microsoft-com:office:word" xmlns:w="http://schemas.openxmlformats.org/wordprocessingml/2006/main" xmlns:w14="http://schemas.microsoft.com/office/word/2010/wordml" xmlns:w15="http://schemas.microsoft.com/office/word/2012/wordml" xmlns:w16cex="http://schemas.microsoft.com/office/word/2018/wordml/cex" xmlns:w16cid="http://schemas.microsoft.com/office/word/2016/wordml/cid" xmlns:w16="http://schemas.microsoft.com/office/word/2018/wordml" xmlns:w16sdtdh="http://schemas.microsoft.com/office/word/2020/wordml/sdtdatahash" xmlns:w16se="http://schemas.microsoft.com/office/word/2015/wordml/symex" xmlns:wpg="http://schemas.microsoft.com/office/word/2010/wordprocessingGroup" xmlns:wpi="http://schemas.microsoft.com/office/word/2010/wordprocessingInk" xmlns:wne="http://schemas.microsoft.com/office/word/2006/wordml" xmlns:wps="http://schemas.microsoft.com/office/word/2010/wordprocessingShape" mc:Ignorable="w14 w15 w16se w16cid w16 w16cex w16sdtdh wp14">
+<w:footnotes xmlns:wpc="http://schemas.microsoft.com/office/word/2010/wordprocessingCanvas" xmlns:cx="http://schemas.microsoft.com/office/drawing/2014/chartex" xmlns:cx1="http://schemas.microsoft.com/office/drawing/2015/9/8/chartex" xmlns:cx2="http://schemas.microsoft.com/office/drawing/2015/10/21/chartex" xmlns:cx3="http://schemas.microsoft.com/office/drawing/2016/5/9/chartex" xmlns:cx4="http://schemas.microsoft.com/office/drawing/2016/5/10/chartex" xmlns:cx5="http://schemas.microsoft.com/office/drawing/2016/5/11/chartex" xmlns:cx6="http://schemas.microsoft.com/office/drawing/2016/5/12/chartex" xmlns:cx7="http://schemas.microsoft.com/office/drawing/2016/5/13/chartex" xmlns:cx8="http://schemas.microsoft.com/office/drawing/2016/5/14/chartex" xmlns:mc="http://schemas.openxmlformats.org/markup-compatibility/2006" xmlns:aink="http://schemas.microsoft.com/office/drawing/2016/ink" xmlns:am3d="http://schemas.microsoft.com/office/drawing/2017/model3d" xmlns:o="urn:schemas-microsoft-com:office:office" xmlns:oel="http://schemas.microsoft.com/office/2019/extlst" xmlns:r="http://schemas.openxmlformats.org/officeDocument/2006/relationships" xmlns:m="http://schemas.openxmlformats.org/officeDocument/2006/math" xmlns:v="urn:schemas-microsoft-com:vml" xmlns:wp14="http://schemas.microsoft.com/office/word/2010/wordprocessingDrawing" xmlns:wp="http://schemas.openxmlformats.org/drawingml/2006/wordprocessingDrawing" xmlns:w10="urn:schemas-microsoft-com:office:word" xmlns:w="http://schemas.openxmlformats.org/wordprocessingml/2006/main" xmlns:w14="http://schemas.microsoft.com/office/word/2010/wordml" xmlns:w15="http://schemas.microsoft.com/office/word/2012/wordml" xmlns:w16cex="http://schemas.microsoft.com/office/word/2018/wordml/cex" xmlns:w16cid="http://schemas.microsoft.com/office/word/2016/wordml/cid" xmlns:w16="http://schemas.microsoft.com/office/word/2018/wordml" xmlns:w16du="http://schemas.microsoft.com/office/word/2023/wordml/word16du" xmlns:w16sdtdh="http://schemas.microsoft.com/office/word/2020/wordml/sdtdatahash" xmlns:w16sdtfl="http://schemas.microsoft.com/office/word/2024/wordml/sdtformatlock" xmlns:w16se="http://schemas.microsoft.com/office/word/2015/wordml/symex" xmlns:wpg="http://schemas.microsoft.com/office/word/2010/wordprocessingGroup" xmlns:wpi="http://schemas.microsoft.com/office/word/2010/wordprocessingInk" xmlns:wne="http://schemas.microsoft.com/office/word/2006/wordml" xmlns:wps="http://schemas.microsoft.com/office/word/2010/wordprocessingShape" mc:Ignorable="w14 w15 w16se w16cid w16 w16cex w16sdtdh w16sdtfl w16du wp14">
   <w:footnote w:type="separator" w:id="-1">
     <w:p>
       <w:pPr>
@@ -1085,7 +1097,7 @@
 </file>
 
 <file path=word/header1.xml><?xml version="1.0" encoding="utf-8"?>
-<w:hdr xmlns:wpc="http://schemas.microsoft.com/office/word/2010/wordprocessingCanvas" xmlns:cx="http://schemas.microsoft.com/office/drawing/2014/chartex" xmlns:cx1="http://schemas.microsoft.com/office/drawing/2015/9/8/chartex" xmlns:cx2="http://schemas.microsoft.com/office/drawing/2015/10/21/chartex" xmlns:cx3="http://schemas.microsoft.com/office/drawing/2016/5/9/chartex" xmlns:cx4="http://schemas.microsoft.com/office/drawing/2016/5/10/chartex" xmlns:cx5="http://schemas.microsoft.com/office/drawing/2016/5/11/chartex" xmlns:cx6="http://schemas.microsoft.com/office/drawing/2016/5/12/chartex" xmlns:cx7="http://schemas.microsoft.com/office/drawing/2016/5/13/chartex" xmlns:cx8="http://schemas.microsoft.com/office/drawing/2016/5/14/chartex" xmlns:mc="http://schemas.openxmlformats.org/markup-compatibility/2006" xmlns:aink="http://schemas.microsoft.com/office/drawing/2016/ink" xmlns:am3d="http://schemas.microsoft.com/office/drawing/2017/model3d" xmlns:o="urn:schemas-microsoft-com:office:office" xmlns:oel="http://schemas.microsoft.com/office/2019/extlst" xmlns:r="http://schemas.openxmlformats.org/officeDocument/2006/relationships" xmlns:m="http://schemas.openxmlformats.org/officeDocument/2006/math" xmlns:v="urn:schemas-microsoft-com:vml" xmlns:wp14="http://schemas.microsoft.com/office/word/2010/wordprocessingDrawing" xmlns:wp="http://schemas.openxmlformats.org/drawingml/2006/wordprocessingDrawing" xmlns:w10="urn:schemas-microsoft-com:office:word" xmlns:w="http://schemas.openxmlformats.org/wordprocessingml/2006/main" xmlns:w14="http://schemas.microsoft.com/office/word/2010/wordml" xmlns:w15="http://schemas.microsoft.com/office/word/2012/wordml" xmlns:w16cex="http://schemas.microsoft.com/office/word/2018/wordml/cex" xmlns:w16cid="http://schemas.microsoft.com/office/word/2016/wordml/cid" xmlns:w16="http://schemas.microsoft.com/office/word/2018/wordml" xmlns:w16sdtdh="http://schemas.microsoft.com/office/word/2020/wordml/sdtdatahash" xmlns:w16se="http://schemas.microsoft.com/office/word/2015/wordml/symex" xmlns:wpg="http://schemas.microsoft.com/office/word/2010/wordprocessingGroup" xmlns:wpi="http://schemas.microsoft.com/office/word/2010/wordprocessingInk" xmlns:wne="http://schemas.microsoft.com/office/word/2006/wordml" xmlns:wps="http://schemas.microsoft.com/office/word/2010/wordprocessingShape" mc:Ignorable="w14 w15 w16se w16cid w16 w16cex w16sdtdh wp14">
+<w:hdr xmlns:wpc="http://schemas.microsoft.com/office/word/2010/wordprocessingCanvas" xmlns:cx="http://schemas.microsoft.com/office/drawing/2014/chartex" xmlns:cx1="http://schemas.microsoft.com/office/drawing/2015/9/8/chartex" xmlns:cx2="http://schemas.microsoft.com/office/drawing/2015/10/21/chartex" xmlns:cx3="http://schemas.microsoft.com/office/drawing/2016/5/9/chartex" xmlns:cx4="http://schemas.microsoft.com/office/drawing/2016/5/10/chartex" xmlns:cx5="http://schemas.microsoft.com/office/drawing/2016/5/11/chartex" xmlns:cx6="http://schemas.microsoft.com/office/drawing/2016/5/12/chartex" xmlns:cx7="http://schemas.microsoft.com/office/drawing/2016/5/13/chartex" xmlns:cx8="http://schemas.microsoft.com/office/drawing/2016/5/14/chartex" xmlns:mc="http://schemas.openxmlformats.org/markup-compatibility/2006" xmlns:aink="http://schemas.microsoft.com/office/drawing/2016/ink" xmlns:am3d="http://schemas.microsoft.com/office/drawing/2017/model3d" xmlns:o="urn:schemas-microsoft-com:office:office" xmlns:oel="http://schemas.microsoft.com/office/2019/extlst" xmlns:r="http://schemas.openxmlformats.org/officeDocument/2006/relationships" xmlns:m="http://schemas.openxmlformats.org/officeDocument/2006/math" xmlns:v="urn:schemas-microsoft-com:vml" xmlns:wp14="http://schemas.microsoft.com/office/word/2010/wordprocessingDrawing" xmlns:wp="http://schemas.openxmlformats.org/drawingml/2006/wordprocessingDrawing" xmlns:w10="urn:schemas-microsoft-com:office:word" xmlns:w="http://schemas.openxmlformats.org/wordprocessingml/2006/main" xmlns:w14="http://schemas.microsoft.com/office/word/2010/wordml" xmlns:w15="http://schemas.microsoft.com/office/word/2012/wordml" xmlns:w16cex="http://schemas.microsoft.com/office/word/2018/wordml/cex" xmlns:w16cid="http://schemas.microsoft.com/office/word/2016/wordml/cid" xmlns:w16="http://schemas.microsoft.com/office/word/2018/wordml" xmlns:w16du="http://schemas.microsoft.com/office/word/2023/wordml/word16du" xmlns:w16sdtdh="http://schemas.microsoft.com/office/word/2020/wordml/sdtdatahash" xmlns:w16sdtfl="http://schemas.microsoft.com/office/word/2024/wordml/sdtformatlock" xmlns:w16se="http://schemas.microsoft.com/office/word/2015/wordml/symex" xmlns:wpg="http://schemas.microsoft.com/office/word/2010/wordprocessingGroup" xmlns:wpi="http://schemas.microsoft.com/office/word/2010/wordprocessingInk" xmlns:wne="http://schemas.microsoft.com/office/word/2006/wordml" xmlns:wps="http://schemas.microsoft.com/office/word/2010/wordprocessingShape" mc:Ignorable="w14 w15 w16se w16cid w16 w16cex w16sdtdh w16sdtfl w16du wp14">
   <w:p>
     <w:pPr>
       <w:pStyle w:val="Header"/>
@@ -1095,7 +1107,7 @@
 </file>
 
 <file path=word/header2.xml><?xml version="1.0" encoding="utf-8"?>
-<w:hdr xmlns:wpc="http://schemas.microsoft.com/office/word/2010/wordprocessingCanvas" xmlns:cx="http://schemas.microsoft.com/office/drawing/2014/chartex" xmlns:cx1="http://schemas.microsoft.com/office/drawing/2015/9/8/chartex" xmlns:cx2="http://schemas.microsoft.com/office/drawing/2015/10/21/chartex" xmlns:cx3="http://schemas.microsoft.com/office/drawing/2016/5/9/chartex" xmlns:cx4="http://schemas.microsoft.com/office/drawing/2016/5/10/chartex" xmlns:cx5="http://schemas.microsoft.com/office/drawing/2016/5/11/chartex" xmlns:cx6="http://schemas.microsoft.com/office/drawing/2016/5/12/chartex" xmlns:cx7="http://schemas.microsoft.com/office/drawing/2016/5/13/chartex" xmlns:cx8="http://schemas.microsoft.com/office/drawing/2016/5/14/chartex" xmlns:mc="http://schemas.openxmlformats.org/markup-compatibility/2006" xmlns:aink="http://schemas.microsoft.com/office/drawing/2016/ink" xmlns:am3d="http://schemas.microsoft.com/office/drawing/2017/model3d" xmlns:o="urn:schemas-microsoft-com:office:office" xmlns:oel="http://schemas.microsoft.com/office/2019/extlst" xmlns:r="http://schemas.openxmlformats.org/officeDocument/2006/relationships" xmlns:m="http://schemas.openxmlformats.org/officeDocument/2006/math" xmlns:v="urn:schemas-microsoft-com:vml" xmlns:wp14="http://schemas.microsoft.com/office/word/2010/wordprocessingDrawing" xmlns:wp="http://schemas.openxmlformats.org/drawingml/2006/wordprocessingDrawing" xmlns:w10="urn:schemas-microsoft-com:office:word" xmlns:w="http://schemas.openxmlformats.org/wordprocessingml/2006/main" xmlns:w14="http://schemas.microsoft.com/office/word/2010/wordml" xmlns:w15="http://schemas.microsoft.com/office/word/2012/wordml" xmlns:w16cex="http://schemas.microsoft.com/office/word/2018/wordml/cex" xmlns:w16cid="http://schemas.microsoft.com/office/word/2016/wordml/cid" xmlns:w16="http://schemas.microsoft.com/office/word/2018/wordml" xmlns:w16sdtdh="http://schemas.microsoft.com/office/word/2020/wordml/sdtdatahash" xmlns:w16se="http://schemas.microsoft.com/office/word/2015/wordml/symex" xmlns:wpg="http://schemas.microsoft.com/office/word/2010/wordprocessingGroup" xmlns:wpi="http://schemas.microsoft.com/office/word/2010/wordprocessingInk" xmlns:wne="http://schemas.microsoft.com/office/word/2006/wordml" xmlns:wps="http://schemas.microsoft.com/office/word/2010/wordprocessingShape" mc:Ignorable="w14 w15 w16se w16cid w16 w16cex w16sdtdh wp14">
+<w:hdr xmlns:wpc="http://schemas.microsoft.com/office/word/2010/wordprocessingCanvas" xmlns:cx="http://schemas.microsoft.com/office/drawing/2014/chartex" xmlns:cx1="http://schemas.microsoft.com/office/drawing/2015/9/8/chartex" xmlns:cx2="http://schemas.microsoft.com/office/drawing/2015/10/21/chartex" xmlns:cx3="http://schemas.microsoft.com/office/drawing/2016/5/9/chartex" xmlns:cx4="http://schemas.microsoft.com/office/drawing/2016/5/10/chartex" xmlns:cx5="http://schemas.microsoft.com/office/drawing/2016/5/11/chartex" xmlns:cx6="http://schemas.microsoft.com/office/drawing/2016/5/12/chartex" xmlns:cx7="http://schemas.microsoft.com/office/drawing/2016/5/13/chartex" xmlns:cx8="http://schemas.microsoft.com/office/drawing/2016/5/14/chartex" xmlns:mc="http://schemas.openxmlformats.org/markup-compatibility/2006" xmlns:aink="http://schemas.microsoft.com/office/drawing/2016/ink" xmlns:am3d="http://schemas.microsoft.com/office/drawing/2017/model3d" xmlns:o="urn:schemas-microsoft-com:office:office" xmlns:oel="http://schemas.microsoft.com/office/2019/extlst" xmlns:r="http://schemas.openxmlformats.org/officeDocument/2006/relationships" xmlns:m="http://schemas.openxmlformats.org/officeDocument/2006/math" xmlns:v="urn:schemas-microsoft-com:vml" xmlns:wp14="http://schemas.microsoft.com/office/word/2010/wordprocessingDrawing" xmlns:wp="http://schemas.openxmlformats.org/drawingml/2006/wordprocessingDrawing" xmlns:w10="urn:schemas-microsoft-com:office:word" xmlns:w="http://schemas.openxmlformats.org/wordprocessingml/2006/main" xmlns:w14="http://schemas.microsoft.com/office/word/2010/wordml" xmlns:w15="http://schemas.microsoft.com/office/word/2012/wordml" xmlns:w16cex="http://schemas.microsoft.com/office/word/2018/wordml/cex" xmlns:w16cid="http://schemas.microsoft.com/office/word/2016/wordml/cid" xmlns:w16="http://schemas.microsoft.com/office/word/2018/wordml" xmlns:w16du="http://schemas.microsoft.com/office/word/2023/wordml/word16du" xmlns:w16sdtdh="http://schemas.microsoft.com/office/word/2020/wordml/sdtdatahash" xmlns:w16sdtfl="http://schemas.microsoft.com/office/word/2024/wordml/sdtformatlock" xmlns:w16se="http://schemas.microsoft.com/office/word/2015/wordml/symex" xmlns:wpg="http://schemas.microsoft.com/office/word/2010/wordprocessingGroup" xmlns:wpi="http://schemas.microsoft.com/office/word/2010/wordprocessingInk" xmlns:wne="http://schemas.microsoft.com/office/word/2006/wordml" xmlns:wps="http://schemas.microsoft.com/office/word/2010/wordprocessingShape" mc:Ignorable="w14 w15 w16se w16cid w16 w16cex w16sdtdh w16sdtfl w16du wp14">
   <w:p>
     <w:pPr>
       <w:pStyle w:val="Header"/>
@@ -1106,7 +1118,7 @@
 </file>
 
 <file path=word/header3.xml><?xml version="1.0" encoding="utf-8"?>
-<w:hdr xmlns:wpc="http://schemas.microsoft.com/office/word/2010/wordprocessingCanvas" xmlns:cx="http://schemas.microsoft.com/office/drawing/2014/chartex" xmlns:cx1="http://schemas.microsoft.com/office/drawing/2015/9/8/chartex" xmlns:cx2="http://schemas.microsoft.com/office/drawing/2015/10/21/chartex" xmlns:cx3="http://schemas.microsoft.com/office/drawing/2016/5/9/chartex" xmlns:cx4="http://schemas.microsoft.com/office/drawing/2016/5/10/chartex" xmlns:cx5="http://schemas.microsoft.com/office/drawing/2016/5/11/chartex" xmlns:cx6="http://schemas.microsoft.com/office/drawing/2016/5/12/chartex" xmlns:cx7="http://schemas.microsoft.com/office/drawing/2016/5/13/chartex" xmlns:cx8="http://schemas.microsoft.com/office/drawing/2016/5/14/chartex" xmlns:mc="http://schemas.openxmlformats.org/markup-compatibility/2006" xmlns:aink="http://schemas.microsoft.com/office/drawing/2016/ink" xmlns:am3d="http://schemas.microsoft.com/office/drawing/2017/model3d" xmlns:o="urn:schemas-microsoft-com:office:office" xmlns:oel="http://schemas.microsoft.com/office/2019/extlst" xmlns:r="http://schemas.openxmlformats.org/officeDocument/2006/relationships" xmlns:m="http://schemas.openxmlformats.org/officeDocument/2006/math" xmlns:v="urn:schemas-microsoft-com:vml" xmlns:wp14="http://schemas.microsoft.com/office/word/2010/wordprocessingDrawing" xmlns:wp="http://schemas.openxmlformats.org/drawingml/2006/wordprocessingDrawing" xmlns:w10="urn:schemas-microsoft-com:office:word" xmlns:w="http://schemas.openxmlformats.org/wordprocessingml/2006/main" xmlns:w14="http://schemas.microsoft.com/office/word/2010/wordml" xmlns:w15="http://schemas.microsoft.com/office/word/2012/wordml" xmlns:w16cex="http://schemas.microsoft.com/office/word/2018/wordml/cex" xmlns:w16cid="http://schemas.microsoft.com/office/word/2016/wordml/cid" xmlns:w16="http://schemas.microsoft.com/office/word/2018/wordml" xmlns:w16sdtdh="http://schemas.microsoft.com/office/word/2020/wordml/sdtdatahash" xmlns:w16se="http://schemas.microsoft.com/office/word/2015/wordml/symex" xmlns:wpg="http://schemas.microsoft.com/office/word/2010/wordprocessingGroup" xmlns:wpi="http://schemas.microsoft.com/office/word/2010/wordprocessingInk" xmlns:wne="http://schemas.microsoft.com/office/word/2006/wordml" xmlns:wps="http://schemas.microsoft.com/office/word/2010/wordprocessingShape" mc:Ignorable="w14 w15 w16se w16cid w16 w16cex w16sdtdh wp14">
+<w:hdr xmlns:wpc="http://schemas.microsoft.com/office/word/2010/wordprocessingCanvas" xmlns:cx="http://schemas.microsoft.com/office/drawing/2014/chartex" xmlns:cx1="http://schemas.microsoft.com/office/drawing/2015/9/8/chartex" xmlns:cx2="http://schemas.microsoft.com/office/drawing/2015/10/21/chartex" xmlns:cx3="http://schemas.microsoft.com/office/drawing/2016/5/9/chartex" xmlns:cx4="http://schemas.microsoft.com/office/drawing/2016/5/10/chartex" xmlns:cx5="http://schemas.microsoft.com/office/drawing/2016/5/11/chartex" xmlns:cx6="http://schemas.microsoft.com/office/drawing/2016/5/12/chartex" xmlns:cx7="http://schemas.microsoft.com/office/drawing/2016/5/13/chartex" xmlns:cx8="http://schemas.microsoft.com/office/drawing/2016/5/14/chartex" xmlns:mc="http://schemas.openxmlformats.org/markup-compatibility/2006" xmlns:aink="http://schemas.microsoft.com/office/drawing/2016/ink" xmlns:am3d="http://schemas.microsoft.com/office/drawing/2017/model3d" xmlns:o="urn:schemas-microsoft-com:office:office" xmlns:oel="http://schemas.microsoft.com/office/2019/extlst" xmlns:r="http://schemas.openxmlformats.org/officeDocument/2006/relationships" xmlns:m="http://schemas.openxmlformats.org/officeDocument/2006/math" xmlns:v="urn:schemas-microsoft-com:vml" xmlns:wp14="http://schemas.microsoft.com/office/word/2010/wordprocessingDrawing" xmlns:wp="http://schemas.openxmlformats.org/drawingml/2006/wordprocessingDrawing" xmlns:w10="urn:schemas-microsoft-com:office:word" xmlns:w="http://schemas.openxmlformats.org/wordprocessingml/2006/main" xmlns:w14="http://schemas.microsoft.com/office/word/2010/wordml" xmlns:w15="http://schemas.microsoft.com/office/word/2012/wordml" xmlns:w16cex="http://schemas.microsoft.com/office/word/2018/wordml/cex" xmlns:w16cid="http://schemas.microsoft.com/office/word/2016/wordml/cid" xmlns:w16="http://schemas.microsoft.com/office/word/2018/wordml" xmlns:w16du="http://schemas.microsoft.com/office/word/2023/wordml/word16du" xmlns:w16sdtdh="http://schemas.microsoft.com/office/word/2020/wordml/sdtdatahash" xmlns:w16sdtfl="http://schemas.microsoft.com/office/word/2024/wordml/sdtformatlock" xmlns:w16se="http://schemas.microsoft.com/office/word/2015/wordml/symex" xmlns:wpg="http://schemas.microsoft.com/office/word/2010/wordprocessingGroup" xmlns:wpi="http://schemas.microsoft.com/office/word/2010/wordprocessingInk" xmlns:wne="http://schemas.microsoft.com/office/word/2006/wordml" xmlns:wps="http://schemas.microsoft.com/office/word/2010/wordprocessingShape" mc:Ignorable="w14 w15 w16se w16cid w16 w16cex w16sdtdh w16sdtfl w16du wp14">
   <w:p>
     <w:pPr>
       <w:pStyle w:val="Header"/>
@@ -1115,7 +1127,7 @@
     <w:r>
       <w:tab/>
       <w:tab/>
-      <w:t>2026-06-17</w:t>
+      <w:t>2026-06-18</w:t>
       <w:br/>
       <w:br/>
     </w:r>
@@ -1132,7 +1144,7 @@
 </file>
 
 <file path=word/numbering.xml><?xml version="1.0" encoding="utf-8"?>
-<w:numbering xmlns:wpc="http://schemas.microsoft.com/office/word/2010/wordprocessingCanvas" xmlns:cx="http://schemas.microsoft.com/office/drawing/2014/chartex" xmlns:cx1="http://schemas.microsoft.com/office/drawing/2015/9/8/chartex" xmlns:cx2="http://schemas.microsoft.com/office/drawing/2015/10/21/chartex" xmlns:cx3="http://schemas.microsoft.com/office/drawing/2016/5/9/chartex" xmlns:cx4="http://schemas.microsoft.com/office/drawing/2016/5/10/chartex" xmlns:cx5="http://schemas.microsoft.com/office/drawing/2016/5/11/chartex" xmlns:cx6="http://schemas.microsoft.com/office/drawing/2016/5/12/chartex" xmlns:cx7="http://schemas.microsoft.com/office/drawing/2016/5/13/chartex" xmlns:cx8="http://schemas.microsoft.com/office/drawing/2016/5/14/chartex" xmlns:mc="http://schemas.openxmlformats.org/markup-compatibility/2006" xmlns:aink="http://schemas.microsoft.com/office/drawing/2016/ink" xmlns:am3d="http://schemas.microsoft.com/office/drawing/2017/model3d" xmlns:o="urn:schemas-microsoft-com:office:office" xmlns:oel="http://schemas.microsoft.com/office/2019/extlst" xmlns:r="http://schemas.openxmlformats.org/officeDocument/2006/relationships" xmlns:m="http://schemas.openxmlformats.org/officeDocument/2006/math" xmlns:v="urn:schemas-microsoft-com:vml" xmlns:wp14="http://schemas.microsoft.com/office/word/2010/wordprocessingDrawing" xmlns:wp="http://schemas.openxmlformats.org/drawingml/2006/wordprocessingDrawing" xmlns:w10="urn:schemas-microsoft-com:office:word" xmlns:w="http://schemas.openxmlformats.org/wordprocessingml/2006/main" xmlns:w14="http://schemas.microsoft.com/office/word/2010/wordml" xmlns:w15="http://schemas.microsoft.com/office/word/2012/wordml" xmlns:w16cex="http://schemas.microsoft.com/office/word/2018/wordml/cex" xmlns:w16cid="http://schemas.microsoft.com/office/word/2016/wordml/cid" xmlns:w16="http://schemas.microsoft.com/office/word/2018/wordml" xmlns:w16sdtdh="http://schemas.microsoft.com/office/word/2020/wordml/sdtdatahash" xmlns:w16se="http://schemas.microsoft.com/office/word/2015/wordml/symex" xmlns:wpg="http://schemas.microsoft.com/office/word/2010/wordprocessingGroup" xmlns:wpi="http://schemas.microsoft.com/office/word/2010/wordprocessingInk" xmlns:wne="http://schemas.microsoft.com/office/word/2006/wordml" xmlns:wps="http://schemas.microsoft.com/office/word/2010/wordprocessingShape" mc:Ignorable="w14 w15 w16se w16cid w16 w16cex w16sdtdh wp14">
+<w:numbering xmlns:wpc="http://schemas.microsoft.com/office/word/2010/wordprocessingCanvas" xmlns:cx="http://schemas.microsoft.com/office/drawing/2014/chartex" xmlns:cx1="http://schemas.microsoft.com/office/drawing/2015/9/8/chartex" xmlns:cx2="http://schemas.microsoft.com/office/drawing/2015/10/21/chartex" xmlns:cx3="http://schemas.microsoft.com/office/drawing/2016/5/9/chartex" xmlns:cx4="http://schemas.microsoft.com/office/drawing/2016/5/10/chartex" xmlns:cx5="http://schemas.microsoft.com/office/drawing/2016/5/11/chartex" xmlns:cx6="http://schemas.microsoft.com/office/drawing/2016/5/12/chartex" xmlns:cx7="http://schemas.microsoft.com/office/drawing/2016/5/13/chartex" xmlns:cx8="http://schemas.microsoft.com/office/drawing/2016/5/14/chartex" xmlns:mc="http://schemas.openxmlformats.org/markup-compatibility/2006" xmlns:aink="http://schemas.microsoft.com/office/drawing/2016/ink" xmlns:am3d="http://schemas.microsoft.com/office/drawing/2017/model3d" xmlns:o="urn:schemas-microsoft-com:office:office" xmlns:oel="http://schemas.microsoft.com/office/2019/extlst" xmlns:r="http://schemas.openxmlformats.org/officeDocument/2006/relationships" xmlns:m="http://schemas.openxmlformats.org/officeDocument/2006/math" xmlns:v="urn:schemas-microsoft-com:vml" xmlns:wp14="http://schemas.microsoft.com/office/word/2010/wordprocessingDrawing" xmlns:wp="http://schemas.openxmlformats.org/drawingml/2006/wordprocessingDrawing" xmlns:w10="urn:schemas-microsoft-com:office:word" xmlns:w="http://schemas.openxmlformats.org/wordprocessingml/2006/main" xmlns:w14="http://schemas.microsoft.com/office/word/2010/wordml" xmlns:w15="http://schemas.microsoft.com/office/word/2012/wordml" xmlns:w16cex="http://schemas.microsoft.com/office/word/2018/wordml/cex" xmlns:w16cid="http://schemas.microsoft.com/office/word/2016/wordml/cid" xmlns:w16="http://schemas.microsoft.com/office/word/2018/wordml" xmlns:w16du="http://schemas.microsoft.com/office/word/2023/wordml/word16du" xmlns:w16sdtdh="http://schemas.microsoft.com/office/word/2020/wordml/sdtdatahash" xmlns:w16sdtfl="http://schemas.microsoft.com/office/word/2024/wordml/sdtformatlock" xmlns:w16se="http://schemas.microsoft.com/office/word/2015/wordml/symex" xmlns:wpg="http://schemas.microsoft.com/office/word/2010/wordprocessingGroup" xmlns:wpi="http://schemas.microsoft.com/office/word/2010/wordprocessingInk" xmlns:wne="http://schemas.microsoft.com/office/word/2006/wordml" xmlns:wps="http://schemas.microsoft.com/office/word/2010/wordprocessingShape" mc:Ignorable="w14 w15 w16se w16cid w16 w16cex w16sdtdh w16sdtfl w16du wp14">
   <w:abstractNum w:abstractNumId="0" w15:restartNumberingAfterBreak="0">
     <w:nsid w:val="FFFFFF7C"/>
     <w:multiLevelType w:val="singleLevel"/>
@@ -1335,7 +1347,7 @@
 </file>
 
 <file path=word/styles.xml><?xml version="1.0" encoding="utf-8"?>
-<w:styles xmlns:mc="http://schemas.openxmlformats.org/markup-compatibility/2006" xmlns:r="http://schemas.openxmlformats.org/officeDocument/2006/relationships" xmlns:w="http://schemas.openxmlformats.org/wordprocessingml/2006/main" xmlns:w14="http://schemas.microsoft.com/office/word/2010/wordml" xmlns:w15="http://schemas.microsoft.com/office/word/2012/wordml" xmlns:w16cex="http://schemas.microsoft.com/office/word/2018/wordml/cex" xmlns:w16cid="http://schemas.microsoft.com/office/word/2016/wordml/cid" xmlns:w16="http://schemas.microsoft.com/office/word/2018/wordml" xmlns:w16sdtdh="http://schemas.microsoft.com/office/word/2020/wordml/sdtdatahash" xmlns:w16se="http://schemas.microsoft.com/office/word/2015/wordml/symex" mc:Ignorable="w14 w15 w16se w16cid w16 w16cex w16sdtdh">
+<w:styles xmlns:mc="http://schemas.openxmlformats.org/markup-compatibility/2006" xmlns:r="http://schemas.openxmlformats.org/officeDocument/2006/relationships" xmlns:w="http://schemas.openxmlformats.org/wordprocessingml/2006/main" xmlns:w14="http://schemas.microsoft.com/office/word/2010/wordml" xmlns:w15="http://schemas.microsoft.com/office/word/2012/wordml" xmlns:w16cex="http://schemas.microsoft.com/office/word/2018/wordml/cex" xmlns:w16cid="http://schemas.microsoft.com/office/word/2016/wordml/cid" xmlns:w16="http://schemas.microsoft.com/office/word/2018/wordml" xmlns:w16du="http://schemas.microsoft.com/office/word/2023/wordml/word16du" xmlns:w16sdtdh="http://schemas.microsoft.com/office/word/2020/wordml/sdtdatahash" xmlns:w16sdtfl="http://schemas.microsoft.com/office/word/2024/wordml/sdtformatlock" xmlns:w16se="http://schemas.microsoft.com/office/word/2015/wordml/symex" mc:Ignorable="w14 w15 w16se w16cid w16 w16cex w16sdtdh w16sdtfl w16du">
   <w:docDefaults>
     <w:rPrDefault>
       <w:rPr>
@@ -2093,7 +2105,7 @@
     <w:link w:val="TitleChar"/>
     <w:uiPriority w:val="10"/>
     <w:qFormat/>
-    <w:rsid w:val="007106C8"/>
+    <w:rsid w:val="00E854FA"/>
     <w:pPr>
       <w:spacing w:after="300" w:line="240" w:lineRule="auto"/>
       <w:contextualSpacing/>
@@ -2103,7 +2115,7 @@
       <w:rFonts w:eastAsiaTheme="majorEastAsia" w:cstheme="majorBidi"/>
       <w:spacing w:val="5"/>
       <w:kern w:val="28"/>
-      <w:sz w:val="52"/>
+      <w:sz w:val="40"/>
       <w:szCs w:val="52"/>
       <w:lang w:val="sv-SE" w:eastAsia="en-US" w:bidi="ar-SA"/>
     </w:rPr>
@@ -2113,12 +2125,12 @@
     <w:basedOn w:val="DefaultParagraphFont"/>
     <w:link w:val="Title"/>
     <w:uiPriority w:val="10"/>
-    <w:rsid w:val="007106C8"/>
+    <w:rsid w:val="00E854FA"/>
     <w:rPr>
       <w:rFonts w:ascii="Times New Roman" w:eastAsiaTheme="majorEastAsia" w:hAnsi="Times New Roman" w:cstheme="majorBidi"/>
       <w:spacing w:val="5"/>
       <w:kern w:val="28"/>
-      <w:sz w:val="52"/>
+      <w:sz w:val="40"/>
       <w:szCs w:val="52"/>
       <w:lang w:val="sv-SE" w:eastAsia="en-US" w:bidi="ar-SA"/>
     </w:rPr>

--- a/klagomål/A 56968-2025 FSC-klagomål.docx
+++ b/klagomål/A 56968-2025 FSC-klagomål.docx
@@ -1127,7 +1127,7 @@
     <w:r>
       <w:tab/>
       <w:tab/>
-      <w:t>2026-06-18</w:t>
+      <w:t>2026-06-19</w:t>
       <w:br/>
       <w:br/>
     </w:r>

--- a/klagomål/A 56968-2025 FSC-klagomål.docx
+++ b/klagomål/A 56968-2025 FSC-klagomål.docx
@@ -1127,7 +1127,7 @@
     <w:r>
       <w:tab/>
       <w:tab/>
-      <w:t>2026-06-19</w:t>
+      <w:t>2026-06-20</w:t>
       <w:br/>
       <w:br/>
     </w:r>

--- a/klagomål/A 56968-2025 FSC-klagomål.docx
+++ b/klagomål/A 56968-2025 FSC-klagomål.docx
@@ -168,38 +168,7 @@
     </w:p>
     <w:p>
       <w:r>
-        <w:t>Detta dokument behandlar höga naturvärden i avverkningsanmälan A 56968-2025 i Västerviks kommun som inkom 2025-11-17 och omfattar 4,1 ha.</w:t>
-      </w:r>
-    </w:p>
-    <w:p>
-      <w:r>
-        <w:t>Nedan presenteras fynd av naturvårdsarter och fridlysta arter som gjorts i det avverkningsanmälda området, samt relevanta utdrag ur standarderna för FSC, Chain of Custody, Controlled Wood och PEFC. I BILAGA 1 finns artfakta om fridlysta arter.</w:t>
-      </w:r>
-    </w:p>
-    <w:p>
-      <w:r>
-        <w:t>Vi förväntar oss att ni återkommer med ett skriftligt svar på vårt klagomål och även beskriver vilka korrigerande åtgärder ni satt in för att rätta till identifierade brister i er efterlevnad av den svenska FSC standarden.</w:t>
-      </w:r>
-    </w:p>
-    <w:p>
-      <w:pPr>
-        <w:pStyle w:val="Heading1"/>
-      </w:pPr>
-      <w:r>
-        <w:t>Naturvårdsarter</w:t>
-      </w:r>
-    </w:p>
-    <w:p>
-      <w:r>
-        <w:t>I avverkningsanmälan har följande 7 naturvårdsarter hittats: blekticka (NT, T), ekticka (NT, T), mindre hackspett (NT, T, §4), talltita (NT, §4), barkticka (S, T), spillkråka (T, §4) och grönvit nattviol (§8). Av dessa är 4 rödlistade. För rödlistade arter har rödlistekategorin angivits inom parentes. Arter som är signalarter enligt Skogsstyrelsen har markerats med (S). Typiska arter inom Natura 2000 som är kopplade till skogsekosystem har markerats med (T). För fridlysta arter anges även paragrafen i Artskyddsförordningen som arten är fridlyst enligt.</w:t>
-      </w:r>
-    </w:p>
-    <w:p>
-      <w:r>
-        <w:t>De påträffade naturvårdsarterna är ett tydligt kvitto på att det rör sig om en skog med höga naturvärden.</w:t>
-      </w:r>
-      <w:r>
-        <w:t xml:space="preserve"> I Figur 1 visas fyndplatser för naturvårdsarter i området, som finns registrerade på Artportalen.</w:t>
+        <w:t>Detta klagomål behandlar höga naturvärden i avverkningsanmälan A 56968-2025 i Västerviks kommun som inkom 2025-11-17 och omfattar 4,1 ha.</w:t>
       </w:r>
     </w:p>
     <w:p>
@@ -247,7 +216,181 @@
         <w:spacing w:after="240"/>
       </w:pPr>
       <w:r>
-        <w:t>Figur 1. Fyndplatser för naturvårdsarter i avverkningsanmälan (röd linje). Markörer utan svart kant är placerade på fyndplatsen. Markörer med svart kant är placerade vid sidan av fyndplatsen och har ett svart streck som visar fyndplatsens exakta position. Kartans mittpunktskoordinat är N 6401332, E 584463 i SWEREF 99 TM.</w:t>
+        <w:t>Figur 1. Fyndplatser för naturvårdsarter i avverkningsanmälan. Markörer utan svart kant är placerade på fyndplatsen. Markörer med svart kant är placerade vid sidan av fyndplatsen har ett svart streck som visar fyndplatsens exakta position. Kartans mittpunktskoordinat är N 6401332, E 584463 i SWEREF 99 TM.</w:t>
+      </w:r>
+    </w:p>
+    <w:p>
+      <w:r>
+        <w:t>I avverkningsanmälan finns fynd av 7 naturvårdsarter, varav 4 är rödlistade, 4 är fridlysta, 5 är typiska (T) och 1 är signalart (S): blekticka (NT, T), ekticka (NT, T), mindre hackspett (NT, T, §4), talltita (NT, §4), barkticka (S, T), spillkråka (T, §4) och grönvit nattviol (§8). Se Figur 1.</w:t>
+      </w:r>
+    </w:p>
+    <w:p>
+      <w:r>
+        <w:t>Nedan presenteras relevanta utdrag ur standarderna för FSC, Chain of Custody, Controlled Wood och PEFC.</w:t>
+      </w:r>
+    </w:p>
+    <w:p>
+      <w:r>
+        <w:t>Vi förväntar oss att ni återkommer med ett skriftligt svar på vårt klagomål och även beskriver vilka korrigerande åtgärder ni satt in för att rätta till identifierade brister i er efterlevnad av den svenska FSC standarden.</w:t>
+      </w:r>
+    </w:p>
+    <w:p>
+      <w:pPr>
+        <w:pStyle w:val="Heading1"/>
+      </w:pPr>
+      <w:r>
+        <w:t>Naturvårdsarter och fridlysta arter</w:t>
+      </w:r>
+    </w:p>
+    <w:p>
+      <w:r>
+        <w:t>Nedan följer beskrivningar av de naturvårdsarter och fridlysta arter som har sina livsmiljöer och växtplatser i den avverkningsanmälda skogen. Se även ytterligare artfakta i BILAGA 1. De påträffade naturvårdsarterna är ett tydligt kvitto på att det rör sig om en skog med höga naturvärden.</w:t>
+      </w:r>
+    </w:p>
+    <w:p>
+      <w:r>
+        <w:rPr>
+          <w:b/>
+        </w:rPr>
+        <w:t>Blekticka (NT)</w:t>
+      </w:r>
+      <w:r>
+        <w:t xml:space="preserve"> är en bra signalart som visar på gamla ekar och skogsområden med höga naturvärden. Arten missgynnas av avverkning av värdträd och passande värdträd runt fyndplatserna. Den hotas på sikt av att ekbestånd ersätts med andra trädslag eller spontant invaderas av gran. Blekticka är typisk art för </w:t>
+      </w:r>
+      <w:r>
+        <w:rPr>
+          <w:i/>
+        </w:rPr>
+        <w:t>9160 Näringsrik ekskog</w:t>
+      </w:r>
+      <w:r>
+        <w:t xml:space="preserve"> och </w:t>
+      </w:r>
+      <w:r>
+        <w:rPr>
+          <w:i/>
+        </w:rPr>
+        <w:t>9190 Näringsfattig ekskog</w:t>
+      </w:r>
+      <w:r>
+        <w:t xml:space="preserve"> (SLU Artdatabanken, 2024; Nitare &amp; Skogsstyrelsen, 2019).</w:t>
+      </w:r>
+    </w:p>
+    <w:p>
+      <w:r>
+        <w:rPr>
+          <w:b/>
+        </w:rPr>
+        <w:t>Ekticka (NT)</w:t>
+      </w:r>
+      <w:r>
+        <w:t xml:space="preserve"> påträffas i löv- och blandskog och hagmark där den växer på levande oftast äldre eller senvuxna ekar. Minskningstakten för den svenska populationen har uppgått till 15 % under de senaste 50 åren och bedöms vara nära gränsvärdet för Sårbar (VU). Ekticka är typisk art för </w:t>
+      </w:r>
+      <w:r>
+        <w:rPr>
+          <w:i/>
+        </w:rPr>
+        <w:t xml:space="preserve">9020 Nordlig ädellövskog </w:t>
+      </w:r>
+      <w:r>
+        <w:t>(SLU Artdatabanken, 2025).</w:t>
+      </w:r>
+    </w:p>
+    <w:p>
+      <w:r>
+        <w:rPr>
+          <w:b/>
+        </w:rPr>
+        <w:t>Mindre hackspett (NT, §4)</w:t>
+      </w:r>
+      <w:r>
+        <w:t xml:space="preserve"> är rödlistad som nära hotad, fridlyst och prioriterad art i Skogsvårdslagen. Minskningstakten har uppgått till 25 (10–40) % under de senaste 15 åren och bedöms vara nära gränsvärdet för Sårbar (VU). (A2bc). Arten har stora revir och höga krav när det gäller förekomst av lövskog på landskapsnivå. För att häcka framgångsrikt behöver ett par cirka 40 ha äldre lövdominerad skog inom ett område på upp till 200 ha. Under vintern kan födosök även ske i äldre grandominerad skog. Mindre hackspett är typisk art för </w:t>
+      </w:r>
+      <w:r>
+        <w:rPr>
+          <w:i/>
+        </w:rPr>
+        <w:t>9010 Taiga, 9750 Svämlövskog, 9080 Lövsumpskog, 9030 Landhöjningsskog och 9040 Fjällbjörkskog</w:t>
+      </w:r>
+      <w:r>
+        <w:t xml:space="preserve"> (SLU Artdatabanken, 2021; Skogsstyrelsen, 2016).</w:t>
+      </w:r>
+    </w:p>
+    <w:p>
+      <w:r>
+        <w:rPr>
+          <w:b/>
+        </w:rPr>
+        <w:t>Talltita (NT, §4)</w:t>
+      </w:r>
+      <w:r>
+        <w:t>, rödlistad som nära hotad och prioriterad art i Skogsvårdslagen, har häckningsrevir i anmälan. Arten har minskat kraftigt de senaste 30 åren och minskningstakten innevarande 10-årsperiod beräknas till 20 (10–30) %. Talltitan är synnerligen trogen sitt cirka 15 hektar stora revir och är beroende av flerskiktade olikåldriga skogar för att kunna föda upp sina ungar. Talltitan försvinner om dess livsmiljö kalavverkas (Eggers &amp; Low, 2014; Ekman, 1979; Griesser et al, 2007; Klein, 2020; Siffczyk et al, 2003; SLU Artdatabanken, 2021).</w:t>
+      </w:r>
+    </w:p>
+    <w:p>
+      <w:r>
+        <w:rPr>
+          <w:b/>
+        </w:rPr>
+        <w:t>Barkticka</w:t>
+      </w:r>
+      <w:r>
+        <w:t xml:space="preserve"> är en vednedbrytare som växer på barken av döda lövträd, främst asp, men någon gång även på björk eller andra trädslag. På sina växtplatser förekommer den gärna tillsammans med flera ovanliga och rödlistade arter, till exempel olika insekter. Barkticka är typisk art för </w:t>
+      </w:r>
+      <w:r>
+        <w:rPr>
+          <w:i/>
+        </w:rPr>
+        <w:t xml:space="preserve">9010 Taiga </w:t>
+      </w:r>
+      <w:r>
+        <w:t xml:space="preserve">och </w:t>
+      </w:r>
+      <w:r>
+        <w:rPr>
+          <w:i/>
+        </w:rPr>
+        <w:t>9030 Landhöjningsskog</w:t>
+      </w:r>
+      <w:r>
+        <w:t xml:space="preserve"> (SLU Artdatabanken, 2025; Nitare &amp; Skogsstyrelsen, 2019).</w:t>
+      </w:r>
+    </w:p>
+    <w:p>
+      <w:r>
+        <w:rPr>
+          <w:b/>
+        </w:rPr>
+        <w:t>Spillkråka (§4)</w:t>
+      </w:r>
+      <w:r>
+        <w:t xml:space="preserve"> omfattas av bilaga 1 i EU:s fågeldirektiv och är typisk art för </w:t>
+      </w:r>
+      <w:r>
+        <w:rPr>
+          <w:i/>
+        </w:rPr>
+        <w:t xml:space="preserve">9010 Taiga </w:t>
+      </w:r>
+      <w:r>
+        <w:t>och</w:t>
+      </w:r>
+      <w:r>
+        <w:rPr>
+          <w:i/>
+        </w:rPr>
+        <w:t xml:space="preserve"> 9740 Skogsbevuxen myr</w:t>
+      </w:r>
+      <w:r>
+        <w:t>. Den behöver grova träd, främst tall, asp och bok som boträd. Skogsbruk med korta omloppstider och täta, homogena ungskogar utgör det största hotet. Spillkråka är en nyckelart i skogliga miljöer vars övergivna bohål utnyttjas av flera andra hålhäckande fågelarter och fladdermöss, däribland pärluggla (EN, §4), knipa (§4), salskrake (§4) och skogsduva (§4). Hökuggla (VU, §4) och slaguggla (§4) häckar ofta i högstubbar som brutits av i höjd med ett gammalt spillkråkebo (SLU Artdatabanken, 2026; Skogsstyrelsen, 2016).</w:t>
+      </w:r>
+    </w:p>
+    <w:p>
+      <w:pPr>
+        <w:pStyle w:val="Heading1"/>
+      </w:pPr>
+      <w:r>
+        <w:t>Certifiering</w:t>
       </w:r>
     </w:p>
     <w:p>
@@ -255,26 +398,18 @@
         <w:pStyle w:val="Heading2"/>
       </w:pPr>
       <w:r>
-        <w:t>Fridlysta arter</w:t>
+        <w:t>Ur FSC-standarden</w:t>
       </w:r>
     </w:p>
     <w:p>
-      <w:r>
-        <w:t>Följande fridlysta arter har sina livsmiljöer och växtplatser i den avverkningsanmälda skogen: mindre hackspett (NT, T, §4), talltita (NT, §4), spillkråka (T, §4) och grönvit nattviol (§8).</w:t>
-      </w:r>
-    </w:p>
-    <w:p>
-      <w:r>
-        <w:t xml:space="preserve">Observera att medlemsländerna är skyldiga att agera i enlighet med EU:s fågeldirektiv där det uttryckligen står att direktivet gäller för fåglar samt för deras ägg, bon och </w:t>
-      </w:r>
       <w:r>
         <w:rPr>
           <w:b/>
         </w:rPr>
-        <w:t xml:space="preserve">livsmiljöer </w:t>
-      </w:r>
-      <w:r>
-        <w:t>(artikel 1). Vidare att de åtgärder som vidtas inte får leda till en försämring av den nuvarande situationen beträffande bevarandet av de fågelarter som avses i artikel 1 (artikel 13). Fågeldirektivet är styrande för tillsynsansvariga myndigheters ärendehantering, ställningstaganden och beslutsfattande.</w:t>
+        <w:t xml:space="preserve">PRINCIP 1: LAGEFTERLEVNAD: </w:t>
+      </w:r>
+      <w:r>
+        <w:t>Certifikatsinnehavaren ska följa alla tillämpliga lagar, förordningar och nationellt ratificerade internationella avtal, konventioner och överenskommelser.</w:t>
       </w:r>
     </w:p>
     <w:p>
@@ -282,19 +417,41 @@
         <w:rPr>
           <w:b/>
         </w:rPr>
-        <w:t>Mindre hackspett (NT, §4)</w:t>
-      </w:r>
-      <w:r>
-        <w:t xml:space="preserve"> är rödlistad som nära hotad, fridlyst och prioriterad art i Skogsvårdslagen. Minskningstakten har uppgått till 25 (10–40) % under de senaste 15 åren och bedöms vara nära gränsvärdet för Sårbar (VU). (A2bc). Arten har stora revir och höga krav när det gäller förekomst av lövskog på landskapsnivå. För att häcka framgångsrikt behöver ett par cirka 40 ha äldre lövdominerad skog inom ett område på upp till 200 ha. Under vintern kan födosök även ske i äldre grandominerad skog. Mindre hackspett är typisk art för </w:t>
+        <w:t xml:space="preserve">1.3.1 </w:t>
+      </w:r>
+      <w:r>
+        <w:t>Tillämpliga lagar och föreskrifter för brukandet av skogen följs.</w:t>
+      </w:r>
+    </w:p>
+    <w:p>
+      <w:pPr>
+        <w:pStyle w:val="ListBullet"/>
+      </w:pPr>
+      <w:r>
+        <w:rPr>
+          <w:b/>
+          <w:i/>
+        </w:rPr>
+        <w:t xml:space="preserve">Kommentar: </w:t>
+      </w:r>
+      <w:r>
+        <w:t>I den avverkningsanmälda skogen har fridlysta arter sina livsmiljöer och växtplatser. Att skada de fridlysta arternas livsmiljöer, växtplatser eller ekologiska funktion är inte tillåtet enligt artskyddsförordningen.</w:t>
       </w:r>
       <w:r>
         <w:rPr>
           <w:i/>
         </w:rPr>
-        <w:t>9010 Taiga, 9750 Svämlövskog, 9080 Lövsumpskog, 9030 Landhöjningsskog och 9040 Fjällbjörkskog</w:t>
-      </w:r>
-      <w:r>
-        <w:t xml:space="preserve"> (SLU Artdatabanken, 2021; Skogsstyrelsen, 2016).</w:t>
+        <w:t xml:space="preserve"> EU:s medlemsländer och skogsbolag är skyldiga att agera i enlighet med EU:s fågeldirektiv där det uttryckligen står att direktivet gäller för fåglar samt för deras ägg, bon och </w:t>
+      </w:r>
+      <w:r>
+        <w:rPr>
+          <w:b/>
+          <w:i/>
+        </w:rPr>
+        <w:t xml:space="preserve">livsmiljöer </w:t>
+      </w:r>
+      <w:r>
+        <w:t>(artikel 1). Vidare att de åtgärder som vidtas inte får leda till en försämring av den nuvarande situationen beträffande bevarandet av de fågelarter som avses i artikel 1 (artikel 13).</w:t>
       </w:r>
     </w:p>
     <w:p>
@@ -302,44 +459,39 @@
         <w:rPr>
           <w:b/>
         </w:rPr>
-        <w:t>Spillkråka (§4)</w:t>
-      </w:r>
-      <w:r>
-        <w:t xml:space="preserve"> omfattas av bilaga 1 i EU:s fågeldirektiv och är typisk art för </w:t>
+        <w:t xml:space="preserve">6.4 </w:t>
+      </w:r>
+      <w:r>
+        <w:t>Certifikatsinnehavaren ska skydda sällsynta arter och hotade arter samt deras livsmiljöer inom skogsbruksenheten. Det ska ske genom avsättningar, andra skyddade områden och genom att skapa konnektivitet och/eller genom andra direkta åtgärder som gynnar dessa arters överlevnad och livskraft. Åtgärderna ska stå i förhållande till brukandets skala, intensitet och risk, samt till sällsynta och hotade arters bevarandestatus och ekologiska krav. Certifikatsinnehavaren ska beakta den geografiska spridningen och ekologiska krav hos sällsynta och hotade arter utanför skogsbruksenhetens gränser när beslut om åtgärder inom skogsbruksenheten ska fattas.</w:t>
+      </w:r>
+    </w:p>
+    <w:p>
+      <w:r>
+        <w:rPr>
+          <w:b/>
+        </w:rPr>
+        <w:t xml:space="preserve">6.4.3 </w:t>
+      </w:r>
+      <w:r>
+        <w:t>Bevarandeåtgärder genomförs för de kända förekomster av rödlistade arter som påverkas av skogsbruk.</w:t>
+      </w:r>
+    </w:p>
+    <w:p>
+      <w:pPr>
+        <w:pStyle w:val="ListBullet"/>
+      </w:pPr>
+      <w:r>
+        <w:rPr>
+          <w:b/>
+          <w:i/>
+        </w:rPr>
+        <w:t xml:space="preserve">Kommentar: </w:t>
       </w:r>
       <w:r>
         <w:rPr>
           <w:i/>
         </w:rPr>
-        <w:t xml:space="preserve">9010 Taiga </w:t>
-      </w:r>
-      <w:r>
-        <w:t>och</w:t>
-      </w:r>
-      <w:r>
-        <w:rPr>
-          <w:i/>
-        </w:rPr>
-        <w:t xml:space="preserve"> 9740 Skogsbevuxen myr</w:t>
-      </w:r>
-      <w:r>
-        <w:t>. Den behöver grova träd, främst tall, asp och bok som boträd. Skogsbruk med korta omloppstider och täta, homogena ungskogar utgör det största hotet. Spillkråka är en nyckelart i skogliga miljöer vars övergivna bohål utnyttjas av flera andra hålhäckande fågelarter och fladdermöss, däribland pärluggla (EN, §4), knipa (§4), salskrake (§4) och skogsduva (§4). Hökuggla (VU, §4) och slaguggla (§4) häckar ofta i högstubbar som brutits av i höjd med ett gammalt spillkråkebo (SLU Artdatabanken, 2026; Skogsstyrelsen, 2016).</w:t>
-      </w:r>
-    </w:p>
-    <w:p>
-      <w:r>
-        <w:rPr>
-          <w:b/>
-        </w:rPr>
-        <w:t>Talltita (NT, §4)</w:t>
-      </w:r>
-      <w:r>
-        <w:t>, rödlistad som nära hotad och prioriterad art i Skogsvårdslagen, har häckningsrevir i anmälan. Arten har minskat kraftigt de senaste 30 åren och minskningstakten innevarande 10-årsperiod beräknas till 20 (10–30) %. Talltitan är synnerligen trogen sitt cirka 15 hektar stora revir och är beroende av flerskiktade olikåldriga skogar för att kunna föda upp sina ungar. Talltitan försvinner om dess livsmiljö kalavverkas (Eggers &amp; Low, 2014; Ekman, 1979; Griesser et al, 2007; Klein, 2020; Siffczyk et al, 2003; SLU Artdatabanken, 2021).</w:t>
-      </w:r>
-    </w:p>
-    <w:p>
-      <w:r>
-        <w:t>I BILAGA 1 finns mer detaljerad information om ekologi samt krav på livsmiljö hos fridlysta arter.</w:t>
+        <w:t>I det avverkningsanmälda skogsområdet har 7 naturvårdsarter varav 4 rödlistade arter sina livsmiljöer och växtplatser.</w:t>
       </w:r>
     </w:p>
     <w:p>
@@ -347,7 +499,7 @@
         <w:pStyle w:val="Heading2"/>
       </w:pPr>
       <w:r>
-        <w:t>Övriga naturvårdsarter</w:t>
+        <w:t>Ur Chain of Custody Certification (FSC-STD-40-004 ver 3.0)</w:t>
       </w:r>
     </w:p>
     <w:p>
@@ -355,77 +507,144 @@
         <w:rPr>
           <w:b/>
         </w:rPr>
-        <w:t>Barkticka</w:t>
-      </w:r>
-      <w:r>
-        <w:t xml:space="preserve"> är en vednedbrytare som växer på barken av döda lövträd, främst asp, men någon gång även på björk eller andra trädslag. På sina växtplatser förekommer den gärna tillsammans med flera ovanliga och rödlistade arter, till exempel olika insekter. Barkticka är typisk art för </w:t>
+        <w:t xml:space="preserve">1.3 </w:t>
+      </w:r>
+      <w:r>
+        <w:t xml:space="preserve">The organization shall commit to the FSC values as defined in FSC-POL-01-004 Policy for the Association of Organizations with FSC. </w:t>
+      </w:r>
+    </w:p>
+    <w:p>
+      <w:pPr>
+        <w:pStyle w:val="Heading2"/>
+      </w:pPr>
+      <w:r>
+        <w:t>Ur FSC:s policy för associerade organisationer (FSC-POL-01-004)</w:t>
+      </w:r>
+    </w:p>
+    <w:p>
+      <w:r>
+        <w:t xml:space="preserve">Som “Chain of Custody”-certifierad organisation är skogsbolaget bunden av de fastställda reglerna i Del 1 Punkt 1 c) i Policy för organisationer associerade med FSC (FSC-POL-01-004 V2-0 EN + SVE version 2012-03-02): </w:t>
+      </w:r>
+    </w:p>
+    <w:p>
+      <w:pPr>
+        <w:pStyle w:val="ListNumber"/>
+      </w:pPr>
+      <w:r>
+        <w:t>De organisationer FSC kan acceptera association med får inte direkt eller indirekt ha några kopplingar till nedanstående, oacceptabla aktiviteter:</w:t>
+      </w:r>
+    </w:p>
+    <w:p>
+      <w:pPr>
+        <w:ind w:left="357"/>
+      </w:pPr>
+      <w:r>
+        <w:t>a) Olaglig skogsavverkning och handel med olagligt avverkat virke eller skogsprodukter</w:t>
+      </w:r>
+    </w:p>
+    <w:p>
+      <w:pPr>
+        <w:ind w:left="357"/>
+      </w:pPr>
+      <w:r>
+        <w:t>...</w:t>
+      </w:r>
+    </w:p>
+    <w:p>
+      <w:pPr>
+        <w:ind w:left="357"/>
+      </w:pPr>
+      <w:r>
+        <w:t>c) Skogsbruk som förstör höga naturvärden</w:t>
+      </w:r>
+    </w:p>
+    <w:p>
+      <w:pPr>
+        <w:ind w:left="357"/>
+      </w:pPr>
+      <w:r>
+        <w:t>d) Betydande omvandling av skog till plantager eller annan, icke skoglig, markanvändning</w:t>
+      </w:r>
+    </w:p>
+    <w:p>
+      <w:pPr>
+        <w:pStyle w:val="ListBullet"/>
+      </w:pPr>
+      <w:r>
+        <w:rPr>
+          <w:b/>
+          <w:i/>
+        </w:rPr>
+        <w:t xml:space="preserve">Kommentar: </w:t>
       </w:r>
       <w:r>
         <w:rPr>
           <w:i/>
         </w:rPr>
-        <w:t xml:space="preserve">9010 Taiga </w:t>
-      </w:r>
-      <w:r>
-        <w:t xml:space="preserve">och </w:t>
+        <w:t>Avverkning av skog med höga naturvärden samt skada på fridlysta arter strider både mot FSC Controlled Wood-standarden och FSC:s policy for associerade organisationer.</w:t>
+      </w:r>
+    </w:p>
+    <w:p>
+      <w:pPr>
+        <w:pStyle w:val="Heading2"/>
+      </w:pPr>
+      <w:r>
+        <w:t>Ur FSC Controlled Wood (FSC-STD-40-005)</w:t>
+      </w:r>
+    </w:p>
+    <w:p>
+      <w:r>
+        <w:t>Virke som inte accepteras i FSC-märkta produkter (oacceptabelt ursprung) enligt FSC Controlled Wood (FSC-STD-40-005):</w:t>
+      </w:r>
+    </w:p>
+    <w:p>
+      <w:pPr>
+        <w:pStyle w:val="ListNumber"/>
+      </w:pPr>
+      <w:r>
+        <w:t>Illegalt avverkat virke.</w:t>
+      </w:r>
+    </w:p>
+    <w:p>
+      <w:pPr>
+        <w:pStyle w:val="ListNumber"/>
+      </w:pPr>
+      <w:r>
+        <w:t>...</w:t>
+      </w:r>
+    </w:p>
+    <w:p>
+      <w:pPr>
+        <w:pStyle w:val="ListNumber"/>
+      </w:pPr>
+      <w:r>
+        <w:t>Virke från avverkningar som hotar höga naturvärden.</w:t>
+      </w:r>
+    </w:p>
+    <w:p>
+      <w:pPr>
+        <w:pStyle w:val="ListNumber"/>
+      </w:pPr>
+      <w:r>
+        <w:t>Virke från skog som konverteras till plantager eller icke-skogligt bruk.</w:t>
+      </w:r>
+    </w:p>
+    <w:p>
+      <w:pPr>
+        <w:pStyle w:val="ListBullet"/>
+      </w:pPr>
+      <w:r>
+        <w:rPr>
+          <w:b/>
+          <w:i/>
+        </w:rPr>
+        <w:t xml:space="preserve">Kommentar: </w:t>
       </w:r>
       <w:r>
         <w:rPr>
           <w:i/>
         </w:rPr>
-        <w:t>9030 Landhöjningsskog</w:t>
-      </w:r>
-      <w:r>
-        <w:t xml:space="preserve"> (SLU Artdatabanken, 2025; Nitare &amp; Skogsstyrelsen, 2019).</w:t>
-      </w:r>
-    </w:p>
-    <w:p>
-      <w:r>
-        <w:rPr>
-          <w:b/>
-        </w:rPr>
-        <w:t>Blekticka (NT)</w:t>
-      </w:r>
-      <w:r>
-        <w:t xml:space="preserve"> är en bra signalart som visar på gamla ekar och skogsområden med höga naturvärden. Arten missgynnas av avverkning av värdträd och passande värdträd runt fyndplatserna. Den hotas på sikt av att ekbestånd ersätts med andra trädslag eller spontant invaderas av gran. Blekticka är typisk art för </w:t>
-      </w:r>
-      <w:r>
-        <w:rPr>
-          <w:i/>
-        </w:rPr>
-        <w:t>9160 Näringsrik ekskog</w:t>
-      </w:r>
-      <w:r>
-        <w:t xml:space="preserve"> och </w:t>
-      </w:r>
-      <w:r>
-        <w:rPr>
-          <w:i/>
-        </w:rPr>
-        <w:t>9190 Näringsfattig ekskog</w:t>
-      </w:r>
-      <w:r>
-        <w:t xml:space="preserve"> (SLU Artdatabanken, 2024; Nitare &amp; Skogsstyrelsen, 2019).</w:t>
-      </w:r>
-    </w:p>
-    <w:p>
-      <w:r>
-        <w:rPr>
-          <w:b/>
-        </w:rPr>
-        <w:t>Ekticka (NT)</w:t>
-      </w:r>
-      <w:r>
-        <w:t xml:space="preserve"> påträffas i löv- och blandskog och hagmark där den växer på levande oftast äldre eller senvuxna ekar. Minskningstakten för den svenska populationen har uppgått till 15 % under de senaste 50 åren och bedöms vara nära gränsvärdet för Sårbar (VU). Ekticka är typisk art för </w:t>
-      </w:r>
-      <w:r>
-        <w:rPr>
-          <w:i/>
-        </w:rPr>
-        <w:t xml:space="preserve">9020 Nordlig ädellövskog </w:t>
-      </w:r>
-      <w:r>
-        <w:t>(SLU Artdatabanken, 2025).</w:t>
+        <w:t>Avverkning av skog med höga naturvärden samt skada på fridlysta arter strider både mot FSC Controlled Wood-standarden och FSC:s policy for associerade organisationer.</w:t>
       </w:r>
     </w:p>
     <w:p>
@@ -433,7 +652,80 @@
         <w:pStyle w:val="Heading1"/>
       </w:pPr>
       <w:r>
-        <w:t>Certifiering</w:t>
+        <w:t>Ur PEFC-standarden gällande lagefterlevnad</w:t>
+      </w:r>
+    </w:p>
+    <w:p>
+      <w:r>
+        <w:t>PEFC-standarden förutsätter att tillämplig svensk lagstiftning följs. Det är utsedd tillsynsmyndighet som ansvarar för tillsyn av lagens efterlevnad. PEFC-standarden återger innehållet i vissa certifieringskritiska lag- och föreskriftskrav vilka ska ingå i granskning av PEFC-systemets efterlevnad.</w:t>
+      </w:r>
+    </w:p>
+    <w:p>
+      <w:pPr>
+        <w:pStyle w:val="ListBullet"/>
+      </w:pPr>
+      <w:r>
+        <w:rPr>
+          <w:b/>
+          <w:i/>
+        </w:rPr>
+        <w:t xml:space="preserve">Kommentar: </w:t>
+      </w:r>
+      <w:r>
+        <w:rPr>
+          <w:i/>
+        </w:rPr>
+        <w:t>I den avverkningsanmälda skogen har fridlysta arter sina livsmiljöer och växtplatser. Att skada de fridlysta arternas livsmiljöer, växtplatser eller ekologiska funktion är inte tillåtet enligt artskyddsförordningen</w:t>
+      </w:r>
+    </w:p>
+    <w:p>
+      <w:r>
+        <w:br w:type="page"/>
+      </w:r>
+    </w:p>
+    <w:p>
+      <w:pPr>
+        <w:pStyle w:val="Title"/>
+      </w:pPr>
+      <w:r>
+        <w:t>BILAGA 1 – Fridlysta arter</w:t>
+      </w:r>
+    </w:p>
+    <w:p>
+      <w:pPr>
+        <w:pStyle w:val="Heading1"/>
+      </w:pPr>
+      <w:r>
+        <w:t>Mindre hackspett – ekologi samt krav på livsmiljön</w:t>
+      </w:r>
+    </w:p>
+    <w:p>
+      <w:r>
+        <w:t xml:space="preserve">Mindre hackspett (NT) är rödlistad som nära hotad, fridlyst och prioriterad art i Skogsvårdslagen. Den är typisk art för </w:t>
+      </w:r>
+      <w:r>
+        <w:rPr>
+          <w:i/>
+        </w:rPr>
+        <w:t>9010 Taiga, 9750 Svämlövskog, 9080 Lövsumpskog, 9030 Landhöjningsskog och 9040 Fjällbjörkskog</w:t>
+      </w:r>
+      <w:r>
+        <w:t>. Minskningstakten har uppgått till 25 (10–40) % under de senaste 15 åren och bedöms vara nära gränsvärdet för Sårbar (VU). (A2bc). (SLU Artdatabanken 2021).</w:t>
+      </w:r>
+    </w:p>
+    <w:p>
+      <w:r>
+        <w:t>Den mindre hackspetten lever i löv- och blandskog med förekomst av äldre lövträd, gärna ädellövträd i södra Sverige. Norrut förekommer arten i gamla löv- och blandskogar med al, björk och asp. Ett mycket glest bestånd förekommer i fjällbjörkskogen. Under vintern kan födosök ske även i äldre grandominerad skog, troligen för att den ger bättre skydd mot rovdjur och rovfåglar än ren lövskog. (SLU Artdatabanken, 2021).</w:t>
+      </w:r>
+    </w:p>
+    <w:p>
+      <w:r>
+        <w:t>Arten har stora revir och höga krav när det gäller förekomst av lövskog på landskapsnivå. För att häcka framgångsrikt behöver ett par cirka 40 ha äldre lövdominerad skog inom ett område på upp till 200 ha. Under vintern utsträcks födosöket till ett större område på flera hundra hektar, men varje individ återvänder till samma natthål kväll efter kväll. Arten häckar i murkna lövträdsstammar eller stubbar (oftast klibbal eller björk), vanligen 3–7 meter över marken. Ett nytt bohål hackas ut varje vår (Skogsstyrelsen, 2016 &amp; SLU Artdatabanken, 2021).</w:t>
+      </w:r>
+    </w:p>
+    <w:p>
+      <w:r>
+        <w:t>Den mindre hackspetten missgynnas av gallring i löv- och blandskogar, om lövträd tas bort. Vidare så missgynnas arten starkt genom avverkning av äldre lövträd, dränering och avverkning av al- och björkkärr, röjning eller gallring av täta strandskogar, alkärr samt borttagande av murkna träd och grenar. Nedhuggning av äldre hagmarksbjörkar och alar är också negativt. Arten hotas dessutom av biobränsleuttag i gamla inägomarker och andra lövskogar (Skogsstyrelsen, 2016 &amp; SLU Artdatabanken, 2021).</w:t>
       </w:r>
     </w:p>
     <w:p>
@@ -441,100 +733,63 @@
         <w:pStyle w:val="Heading2"/>
       </w:pPr>
       <w:r>
-        <w:t>Ur FSC-standarden</w:t>
+        <w:t>Referenser – mindre hackspett</w:t>
       </w:r>
     </w:p>
     <w:p>
       <w:r>
+        <w:t xml:space="preserve">Skogsstyrelsen, 2016. </w:t>
+      </w:r>
+      <w:r>
         <w:rPr>
-          <w:b/>
+          <w:i/>
         </w:rPr>
-        <w:t xml:space="preserve">PRINCIP 1: LAGEFTERLEVNAD: </w:t>
-      </w:r>
-      <w:r>
-        <w:t>Certifikatsinnehavaren ska följa alla tillämpliga lagar, förordningar och nationellt ratificerade internationella avtal, konventioner och överenskommelser.</w:t>
+        <w:t xml:space="preserve">Vägledning för hänsyn till mindre hackspett. </w:t>
+      </w:r>
+      <w:r>
+        <w:t>https://www.skogsstyrelsen.se/globalassets/lag-och-tillsyn/artskydd/vagledningar-for-hansyn-till-faglar/mindre-hackspett-vagledning-hansyn2.pdf</w:t>
       </w:r>
     </w:p>
     <w:p>
       <w:r>
+        <w:t xml:space="preserve">SLU Artdatabanken, 2021. </w:t>
+      </w:r>
+      <w:r>
         <w:rPr>
-          <w:b/>
+          <w:i/>
         </w:rPr>
-        <w:t xml:space="preserve">1.3.1 </w:t>
-      </w:r>
-      <w:r>
-        <w:t>Tillämpliga lagar och föreskrifter för brukandet av skogen följs.</w:t>
+        <w:t xml:space="preserve">Artfaktablad. Naturvård – artfakta. </w:t>
+      </w:r>
+      <w:r>
+        <w:t>SLU Artdatabanken, Uppsala</w:t>
       </w:r>
     </w:p>
     <w:p>
       <w:pPr>
-        <w:pStyle w:val="ListBullet"/>
+        <w:pStyle w:val="Heading1"/>
       </w:pPr>
       <w:r>
-        <w:rPr>
-          <w:b/>
-          <w:i/>
-        </w:rPr>
-        <w:t xml:space="preserve">Kommentar: </w:t>
-      </w:r>
-      <w:r>
-        <w:t>I den avverkningsanmälda skogen har fridlysta arter sina livsmiljöer och växtplatser. Att skada de fridlysta arternas livsmiljöer, växtplatser eller ekologiska funktion är inte tillåtet enligt artskyddsförordningen.</w:t>
-      </w:r>
-      <w:r>
-        <w:rPr>
-          <w:i/>
-        </w:rPr>
-        <w:t xml:space="preserve"> EU:s medlemsländer och skogsbolag är skyldiga att agera i enlighet med EU:s fågeldirektiv där det uttryckligen står att direktivet gäller för fåglar samt för deras ägg, bon och </w:t>
-      </w:r>
-      <w:r>
-        <w:rPr>
-          <w:b/>
-          <w:i/>
-        </w:rPr>
-        <w:t xml:space="preserve">livsmiljöer </w:t>
-      </w:r>
-      <w:r>
-        <w:t>(artikel 1). Vidare att de åtgärder som vidtas inte får leda till en försämring av den nuvarande situationen beträffande bevarandet av de fågelarter som avses i artikel 1 (artikel 13).</w:t>
+        <w:t>Talltita – ekologi samt krav på livsmiljön</w:t>
       </w:r>
     </w:p>
     <w:p>
       <w:r>
-        <w:rPr>
-          <w:b/>
-        </w:rPr>
-        <w:t xml:space="preserve">6.4 </w:t>
-      </w:r>
-      <w:r>
-        <w:t>Certifikatsinnehavaren ska skydda sällsynta arter och hotade arter samt deras livsmiljöer inom skogsbruksenheten. Det ska ske genom avsättningar, andra skyddade områden och genom att skapa konnektivitet och/eller genom andra direkta åtgärder som gynnar dessa arters överlevnad och livskraft. Åtgärderna ska stå i förhållande till brukandets skala, intensitet och risk, samt till sällsynta och hotade arters bevarandestatus och ekologiska krav. Certifikatsinnehavaren ska beakta den geografiska spridningen och ekologiska krav hos sällsynta och hotade arter utanför skogsbruksenhetens gränser när beslut om åtgärder inom skogsbruksenheten ska fattas.</w:t>
+        <w:t>Talltita är rödlistad som NT, fridlyst och prioriterad art i Skogsvårdslagen. Den omfattas av EU:s fågeldirektiv. Arten har minskat kraftigt de senaste 30 åren och minskningstakten innevarande 10-årsperiod beräknas till 20 (10–30) % (SLU Artdatabanken, 2022).</w:t>
       </w:r>
     </w:p>
     <w:p>
       <w:r>
-        <w:rPr>
-          <w:b/>
-        </w:rPr>
-        <w:t xml:space="preserve">6.4.3 </w:t>
-      </w:r>
-      <w:r>
-        <w:t>Bevarandeåtgärder genomförs för de kända förekomster av rödlistade arter som påverkas av skogsbruk.</w:t>
+        <w:t>Talltita föredrar större sammanhängande barrskogar, och finns såväl i tallskog som granskog och i lövblandad barrskog. Skogens struktur är viktig och ska helst vara flerskiktad med riklig underväxt av mindre granar, björk och andra lövträd och buskar. Tillgång på murknande högstubbar är särskilt viktig, eftersom talltitan helst själv hackar ut sitt bohål (SLU Artdatabanken, 2022).</w:t>
       </w:r>
     </w:p>
     <w:p>
-      <w:pPr>
-        <w:pStyle w:val="ListBullet"/>
-      </w:pPr>
-      <w:r>
-        <w:rPr>
-          <w:b/>
-          <w:i/>
-        </w:rPr>
-        <w:t xml:space="preserve">Kommentar: </w:t>
-      </w:r>
-      <w:r>
-        <w:rPr>
-          <w:i/>
-        </w:rPr>
-        <w:t>I det avverkningsanmälda skogsområdet har 7 naturvårdsarter varav 4 rödlistade arter sina livsmiljöer och växtplatser.</w:t>
+      <w:r>
+        <w:t>Det finns flera studier som visar att talltita är känslig för gallring och inte överlever när dess livsmiljö kalavverkas (Eggers and Low, 2014; Griesser et al., 2007; Klein, 2020). Talltitans revir är förhållandevis stora, 10–20 hektar och arten missgynnas när skogen fragmenteras. Kalavverkning av större delar av reviret innebär att det överges (Artdatabanken, 2021).</w:t>
+      </w:r>
+    </w:p>
+    <w:p>
+      <w:r>
+        <w:t>Talltitan är synnerligen trogen sitt revir så länge paret lever och biotopen förblir intakt. Paret stannar i sitt revir året om. En förlust av ett revir har därför en stor inverkan på den lokala populationen och trakthyggesbruket anses vara orsak till den svenska populationens kraftiga minskning. Talltiteparets revirtrohet innebär att närhelst under året man observerar en adult talltita så ingår denna plats i reviret (Siffczyk et al., 2003; Ekman, 1979).</w:t>
       </w:r>
     </w:p>
     <w:p>
@@ -542,18 +797,127 @@
         <w:pStyle w:val="Heading2"/>
       </w:pPr>
       <w:r>
-        <w:t>Ur Chain of Custody Certification (FSC-STD-40-004 ver 3.0)</w:t>
+        <w:t>Referenser – talltita</w:t>
       </w:r>
     </w:p>
     <w:p>
       <w:r>
+        <w:t xml:space="preserve">Eggers, S., Low, M., 2014. </w:t>
+      </w:r>
+      <w:r>
         <w:rPr>
-          <w:b/>
+          <w:i/>
         </w:rPr>
-        <w:t xml:space="preserve">1.3 </w:t>
-      </w:r>
-      <w:r>
-        <w:t xml:space="preserve">The organization shall commit to the FSC values as defined in FSC-POL-01-004 Policy for the Association of Organizations with FSC. </w:t>
+        <w:t xml:space="preserve">Differential demographic responses of sympatric Parids to vegetation management in boreal forest. </w:t>
+      </w:r>
+      <w:r>
+        <w:t>For. Ecol. Manage. 319, 169–175.</w:t>
+      </w:r>
+    </w:p>
+    <w:p>
+      <w:r>
+        <w:t xml:space="preserve">Ekman, J., 1979. </w:t>
+      </w:r>
+      <w:r>
+        <w:rPr>
+          <w:i/>
+        </w:rPr>
+        <w:t xml:space="preserve">Coherence, composition and territories of winter social groups of the Willow Tit Parus montanus and the Crested Tit P. cristatus. </w:t>
+      </w:r>
+      <w:r>
+        <w:t>Ornis Scandinavica, 10, pp 56–68</w:t>
+      </w:r>
+    </w:p>
+    <w:p>
+      <w:r>
+        <w:t xml:space="preserve">Griesser, M., Nystrand, M., Eggers, S., Ekman, J., 2007. </w:t>
+      </w:r>
+      <w:r>
+        <w:rPr>
+          <w:i/>
+        </w:rPr>
+        <w:t xml:space="preserve">Impact of forestry practices on fitness correlates and population productivity in an open-nesting bird species. </w:t>
+      </w:r>
+      <w:r>
+        <w:t>Conserv. Biol. 21, 767–774. https://doi.org/10.1111/j.1523- 1739.2007.00675.x</w:t>
+      </w:r>
+    </w:p>
+    <w:p>
+      <w:r>
+        <w:t xml:space="preserve">Klein, J., 2020. </w:t>
+      </w:r>
+      <w:r>
+        <w:rPr>
+          <w:i/>
+        </w:rPr>
+        <w:t xml:space="preserve">The forgotten forest – On thinning, retention, and biodiversity in the boreal forest. </w:t>
+      </w:r>
+      <w:r>
+        <w:t>Doctoral Thesis No. 2020:50</w:t>
+      </w:r>
+    </w:p>
+    <w:p>
+      <w:r>
+        <w:t xml:space="preserve">Siffczyk, C., Brotons, L., Kangas, K., Orell, M., 2003. </w:t>
+      </w:r>
+      <w:r>
+        <w:rPr>
+          <w:i/>
+        </w:rPr>
+        <w:t xml:space="preserve">Home range size of willow tits. </w:t>
+      </w:r>
+      <w:r>
+        <w:t>Oecologica, 136, 635–642 (2003)</w:t>
+      </w:r>
+    </w:p>
+    <w:p>
+      <w:r>
+        <w:t xml:space="preserve">SLU Artdatabanken, 2021. </w:t>
+      </w:r>
+      <w:r>
+        <w:rPr>
+          <w:i/>
+        </w:rPr>
+        <w:t xml:space="preserve">Artfaktablad. Naturvård – artfakta. </w:t>
+      </w:r>
+      <w:r>
+        <w:t>SLU Artdatabanken, Uppsala</w:t>
+      </w:r>
+    </w:p>
+    <w:p>
+      <w:pPr>
+        <w:pStyle w:val="Heading1"/>
+      </w:pPr>
+      <w:r>
+        <w:t>Spillkråka – ekologi samt krav på livsmiljön</w:t>
+      </w:r>
+    </w:p>
+    <w:p>
+      <w:r>
+        <w:t xml:space="preserve">Spillkråka (§4) ingår i bilaga 1 EU:s fågeldirektiv och är typisk art för </w:t>
+      </w:r>
+      <w:r>
+        <w:rPr>
+          <w:i/>
+        </w:rPr>
+        <w:t xml:space="preserve">9010 Taiga </w:t>
+      </w:r>
+      <w:r>
+        <w:t>och</w:t>
+      </w:r>
+      <w:r>
+        <w:rPr>
+          <w:i/>
+        </w:rPr>
+        <w:t xml:space="preserve"> 9740 Skogsbevuxen myr</w:t>
+      </w:r>
+      <w:r>
+        <w:t>. Den lever i både barr- och blandskog liksom i ren lövskog. De tätaste populationerna tenderar att finnas i äldre, variationsrik blandskog med gott om död ved och gamla träd. Varje par utnyttjar 400–1000 hektar skog beroende på skogens kvalitet. Skogsbruk med korta omloppstider och täta, homogena ungskogar utgör det största hotet (SLU Artdatabanken, 2026).</w:t>
+      </w:r>
+    </w:p>
+    <w:p>
+      <w:r>
+        <w:t>Spillkråka är en nyckelart i skogliga miljöer vars övergivna bohål utnyttjas av flera andra hålhäckande fågelarter och fladdermöss, däribland pärluggla (EN, §4), knipa (§4), salskrake (§4) och skogsduva (§4). Hökuggla (VU, §4) och slaguggla (§4) häckar ofta i högstubbar som brutits av i höjd med ett gammalt spillkråkebo (Skogsstyrelsen, 2016).</w:t>
       </w:r>
     </w:p>
     <w:p>
@@ -561,241 +925,26 @@
         <w:pStyle w:val="Heading2"/>
       </w:pPr>
       <w:r>
-        <w:t>Ur FSC:s policy för associerade organisationer (FSC-POL-01-004)</w:t>
+        <w:t>Referenser – spillkråka</w:t>
       </w:r>
     </w:p>
     <w:p>
       <w:r>
-        <w:t xml:space="preserve">Som “Chain of Custody”-certifierad organisation är skogsbolaget bunden av de fastställda reglerna i Del 1 Punkt 1 c) i Policy för organisationer associerade med FSC (FSC-POL-01-004 V2-0 EN + SVE version 2012-03-02): </w:t>
-      </w:r>
-    </w:p>
-    <w:p>
-      <w:pPr>
-        <w:pStyle w:val="ListNumber"/>
-      </w:pPr>
-      <w:r>
-        <w:t>De organisationer FSC kan acceptera association med får inte direkt eller indirekt ha några kopplingar till nedanstående, oacceptabla aktiviteter:</w:t>
-      </w:r>
-    </w:p>
-    <w:p>
-      <w:pPr>
-        <w:ind w:left="357"/>
-      </w:pPr>
-      <w:r>
-        <w:t>a) Olaglig skogsavverkning och handel med olagligt avverkat virke eller skogsprodukter</w:t>
-      </w:r>
-    </w:p>
-    <w:p>
-      <w:pPr>
-        <w:ind w:left="357"/>
-      </w:pPr>
-      <w:r>
-        <w:t>...</w:t>
-      </w:r>
-    </w:p>
-    <w:p>
-      <w:pPr>
-        <w:ind w:left="357"/>
-      </w:pPr>
-      <w:r>
-        <w:t>c) Skogsbruk som förstör höga naturvärden</w:t>
-      </w:r>
-    </w:p>
-    <w:p>
-      <w:pPr>
-        <w:ind w:left="357"/>
-      </w:pPr>
-      <w:r>
-        <w:t>d) Betydande omvandling av skog till plantager eller annan, icke skoglig, markanvändning</w:t>
-      </w:r>
-    </w:p>
-    <w:p>
-      <w:pPr>
-        <w:pStyle w:val="ListBullet"/>
-      </w:pPr>
-      <w:r>
-        <w:rPr>
-          <w:b/>
-          <w:i/>
-        </w:rPr>
-        <w:t xml:space="preserve">Kommentar: </w:t>
+        <w:t xml:space="preserve">Skogsstyrelsen, 2016. </w:t>
       </w:r>
       <w:r>
         <w:rPr>
           <w:i/>
         </w:rPr>
-        <w:t>Avverkning av skog med höga naturvärden samt skada på fridlysta arter strider både mot FSC Controlled Wood-standarden och FSC:s policy for associerade organisationer.</w:t>
+        <w:t xml:space="preserve">Vägledning för hänsyn till spillkråka. </w:t>
+      </w:r>
+      <w:r>
+        <w:t>Vägledningar och kunskapsstöd artskydd – Skogsstyrelsen.</w:t>
       </w:r>
     </w:p>
     <w:p>
-      <w:pPr>
-        <w:pStyle w:val="Heading2"/>
-      </w:pPr>
-      <w:r>
-        <w:t>Ur FSC Controlled Wood (FSC-STD-40-005)</w:t>
-      </w:r>
-    </w:p>
-    <w:p>
-      <w:r>
-        <w:t>Virke som inte accepteras i FSC-märkta produkter (oacceptabelt ursprung) enligt FSC Controlled Wood (FSC-STD-40-005):</w:t>
-      </w:r>
-    </w:p>
-    <w:p>
-      <w:pPr>
-        <w:pStyle w:val="ListNumber"/>
-      </w:pPr>
-      <w:r>
-        <w:t>Illegalt avverkat virke.</w:t>
-      </w:r>
-    </w:p>
-    <w:p>
-      <w:pPr>
-        <w:pStyle w:val="ListNumber"/>
-      </w:pPr>
-      <w:r>
-        <w:t>...</w:t>
-      </w:r>
-    </w:p>
-    <w:p>
-      <w:pPr>
-        <w:pStyle w:val="ListNumber"/>
-      </w:pPr>
-      <w:r>
-        <w:t>Virke från avverkningar som hotar höga naturvärden.</w:t>
-      </w:r>
-    </w:p>
-    <w:p>
-      <w:pPr>
-        <w:pStyle w:val="ListNumber"/>
-      </w:pPr>
-      <w:r>
-        <w:t>Virke från skog som konverteras till plantager eller icke-skogligt bruk.</w:t>
-      </w:r>
-    </w:p>
-    <w:p>
-      <w:pPr>
-        <w:pStyle w:val="ListBullet"/>
-      </w:pPr>
-      <w:r>
-        <w:rPr>
-          <w:b/>
-          <w:i/>
-        </w:rPr>
-        <w:t xml:space="preserve">Kommentar: </w:t>
-      </w:r>
-      <w:r>
-        <w:rPr>
-          <w:i/>
-        </w:rPr>
-        <w:t>Avverkning av skog med höga naturvärden samt skada på fridlysta arter strider både mot FSC Controlled Wood-standarden och FSC:s policy for associerade organisationer.</w:t>
-      </w:r>
-    </w:p>
-    <w:p>
-      <w:pPr>
-        <w:pStyle w:val="Heading1"/>
-      </w:pPr>
-      <w:r>
-        <w:t>Ur PEFC-standarden gällande lagefterlevnad</w:t>
-      </w:r>
-    </w:p>
-    <w:p>
-      <w:r>
-        <w:t>PEFC-standarden förutsätter att tillämplig svensk lagstiftning följs. Det är utsedd tillsynsmyndighet som ansvarar för tillsyn av lagens efterlevnad. PEFC-standarden återger innehållet i vissa certifieringskritiska lag- och föreskriftskrav vilka ska ingå i granskning av PEFC-systemets efterlevnad.</w:t>
-      </w:r>
-    </w:p>
-    <w:p>
-      <w:pPr>
-        <w:pStyle w:val="ListBullet"/>
-      </w:pPr>
-      <w:r>
-        <w:rPr>
-          <w:b/>
-          <w:i/>
-        </w:rPr>
-        <w:t xml:space="preserve">Kommentar: </w:t>
-      </w:r>
-      <w:r>
-        <w:rPr>
-          <w:i/>
-        </w:rPr>
-        <w:t>I den avverkningsanmälda skogen har fridlysta arter sina livsmiljöer och växtplatser. Att skada de fridlysta arternas livsmiljöer, växtplatser eller ekologiska funktion är inte tillåtet enligt artskyddsförordningen</w:t>
-      </w:r>
-    </w:p>
-    <w:p>
-      <w:r>
-        <w:br w:type="page"/>
-      </w:r>
-    </w:p>
-    <w:p>
-      <w:pPr>
-        <w:pStyle w:val="Title"/>
-      </w:pPr>
-      <w:r>
-        <w:t>BILAGA 1 – Fridlysta arter</w:t>
-      </w:r>
-    </w:p>
-    <w:p>
-      <w:pPr>
-        <w:pStyle w:val="Heading1"/>
-      </w:pPr>
-      <w:r>
-        <w:t>Mindre hackspett – ekologi samt krav på livsmiljön</w:t>
-      </w:r>
-    </w:p>
-    <w:p>
-      <w:r>
-        <w:t xml:space="preserve">Mindre hackspett (NT) är rödlistad som nära hotad, fridlyst och prioriterad art i Skogsvårdslagen. Den är typisk art för </w:t>
-      </w:r>
-      <w:r>
-        <w:rPr>
-          <w:i/>
-        </w:rPr>
-        <w:t>9010 Taiga, 9750 Svämlövskog, 9080 Lövsumpskog, 9030 Landhöjningsskog och 9040 Fjällbjörkskog</w:t>
-      </w:r>
-      <w:r>
-        <w:t>. Minskningstakten har uppgått till 25 (10–40) % under de senaste 15 åren och bedöms vara nära gränsvärdet för Sårbar (VU). (A2bc). (SLU Artdatabanken 2021).</w:t>
-      </w:r>
-    </w:p>
-    <w:p>
-      <w:r>
-        <w:t>Den mindre hackspetten lever i löv- och blandskog med förekomst av äldre lövträd, gärna ädellövträd i södra Sverige. Norrut förekommer arten i gamla löv- och blandskogar med al, björk och asp. Ett mycket glest bestånd förekommer i fjällbjörkskogen. Under vintern kan födosök ske även i äldre grandominerad skog, troligen för att den ger bättre skydd mot rovdjur och rovfåglar än ren lövskog. (SLU Artdatabanken, 2021).</w:t>
-      </w:r>
-    </w:p>
-    <w:p>
-      <w:r>
-        <w:t>Arten har stora revir och höga krav när det gäller förekomst av lövskog på landskapsnivå. För att häcka framgångsrikt behöver ett par cirka 40 ha äldre lövdominerad skog inom ett område på upp till 200 ha. Under vintern utsträcks födosöket till ett större område på flera hundra hektar, men varje individ återvänder till samma natthål kväll efter kväll. Arten häckar i murkna lövträdsstammar eller stubbar (oftast klibbal eller björk), vanligen 3–7 meter över marken. Ett nytt bohål hackas ut varje vår (Skogsstyrelsen, 2016 &amp; SLU Artdatabanken, 2021).</w:t>
-      </w:r>
-    </w:p>
-    <w:p>
-      <w:r>
-        <w:t>Den mindre hackspetten missgynnas av gallring i löv- och blandskogar, om lövträd tas bort. Vidare så missgynnas arten starkt genom avverkning av äldre lövträd, dränering och avverkning av al- och björkkärr, röjning eller gallring av täta strandskogar, alkärr samt borttagande av murkna träd och grenar. Nedhuggning av äldre hagmarksbjörkar och alar är också negativt. Arten hotas dessutom av biobränsleuttag i gamla inägomarker och andra lövskogar (Skogsstyrelsen, 2016 &amp; SLU Artdatabanken, 2021).</w:t>
-      </w:r>
-    </w:p>
-    <w:p>
-      <w:pPr>
-        <w:pStyle w:val="Heading2"/>
-      </w:pPr>
-      <w:r>
-        <w:t>Referenser – mindre hackspett</w:t>
-      </w:r>
-    </w:p>
-    <w:p>
-      <w:r>
-        <w:t xml:space="preserve">Skogsstyrelsen, 2016. </w:t>
-      </w:r>
-      <w:r>
-        <w:rPr>
-          <w:i/>
-        </w:rPr>
-        <w:t xml:space="preserve">Vägledning för hänsyn till mindre hackspett. </w:t>
-      </w:r>
-      <w:r>
-        <w:t>https://www.skogsstyrelsen.se/globalassets/lag-och-tillsyn/artskydd/vagledningar-for-hansyn-till-faglar/mindre-hackspett-vagledning-hansyn2.pdf</w:t>
-      </w:r>
-    </w:p>
-    <w:p>
-      <w:r>
-        <w:t xml:space="preserve">SLU Artdatabanken, 2021. </w:t>
+      <w:r>
+        <w:t xml:space="preserve">SLU Artdatabanken, 2026. </w:t>
       </w:r>
       <w:r>
         <w:rPr>
@@ -804,199 +953,7 @@
         <w:t xml:space="preserve">Artfaktablad. Naturvård – artfakta. </w:t>
       </w:r>
       <w:r>
-        <w:t>SLU Artdatabanken, Uppsala</w:t>
-      </w:r>
-    </w:p>
-    <w:p>
-      <w:pPr>
-        <w:pStyle w:val="Heading1"/>
-      </w:pPr>
-      <w:r>
-        <w:t>Spillkråka – ekologi samt krav på livsmiljön</w:t>
-      </w:r>
-    </w:p>
-    <w:p>
-      <w:r>
-        <w:t xml:space="preserve">Spillkråka (§4) ingår i bilaga 1 EU:s fågeldirektiv och är typisk art för </w:t>
-      </w:r>
-      <w:r>
-        <w:rPr>
-          <w:i/>
-        </w:rPr>
-        <w:t xml:space="preserve">9010 Taiga </w:t>
-      </w:r>
-      <w:r>
-        <w:t>och</w:t>
-      </w:r>
-      <w:r>
-        <w:rPr>
-          <w:i/>
-        </w:rPr>
-        <w:t xml:space="preserve"> 9740 Skogsbevuxen myr</w:t>
-      </w:r>
-      <w:r>
-        <w:t>. Den lever i både barr- och blandskog liksom i ren lövskog. De tätaste populationerna tenderar att finnas i äldre, variationsrik blandskog med gott om död ved och gamla träd. Varje par utnyttjar 400–1000 hektar skog beroende på skogens kvalitet. Skogsbruk med korta omloppstider och täta, homogena ungskogar utgör det största hotet (SLU Artdatabanken, 2026).</w:t>
-      </w:r>
-    </w:p>
-    <w:p>
-      <w:r>
-        <w:t>Spillkråka är en nyckelart i skogliga miljöer vars övergivna bohål utnyttjas av flera andra hålhäckande fågelarter och fladdermöss, däribland pärluggla (EN, §4), knipa (§4), salskrake (§4) och skogsduva (§4). Hökuggla (VU, §4) och slaguggla (§4) häckar ofta i högstubbar som brutits av i höjd med ett gammalt spillkråkebo (Skogsstyrelsen, 2016).</w:t>
-      </w:r>
-    </w:p>
-    <w:p>
-      <w:pPr>
-        <w:pStyle w:val="Heading2"/>
-      </w:pPr>
-      <w:r>
-        <w:t>Referenser – spillkråka</w:t>
-      </w:r>
-    </w:p>
-    <w:p>
-      <w:r>
-        <w:t xml:space="preserve">Skogsstyrelsen, 2016. </w:t>
-      </w:r>
-      <w:r>
-        <w:rPr>
-          <w:i/>
-        </w:rPr>
-        <w:t xml:space="preserve">Vägledning för hänsyn till spillkråka. </w:t>
-      </w:r>
-      <w:r>
-        <w:t>Vägledningar och kunskapsstöd artskydd – Skogsstyrelsen.</w:t>
-      </w:r>
-    </w:p>
-    <w:p>
-      <w:r>
-        <w:t xml:space="preserve">SLU Artdatabanken, 2026. </w:t>
-      </w:r>
-      <w:r>
-        <w:rPr>
-          <w:i/>
-        </w:rPr>
-        <w:t xml:space="preserve">Artfaktablad. Naturvård – artfakta. </w:t>
-      </w:r>
-      <w:r>
         <w:t>SLU Artdatabanken, Uppsala.</w:t>
-      </w:r>
-    </w:p>
-    <w:p>
-      <w:pPr>
-        <w:pStyle w:val="Heading1"/>
-      </w:pPr>
-      <w:r>
-        <w:t>Talltita – ekologi samt krav på livsmiljön</w:t>
-      </w:r>
-    </w:p>
-    <w:p>
-      <w:r>
-        <w:t>Talltita är rödlistad som NT, fridlyst och prioriterad art i Skogsvårdslagen. Den omfattas av EU:s fågeldirektiv. Arten har minskat kraftigt de senaste 30 åren och minskningstakten innevarande 10-årsperiod beräknas till 20 (10–30) % (SLU Artdatabanken, 2022).</w:t>
-      </w:r>
-    </w:p>
-    <w:p>
-      <w:r>
-        <w:t>Talltita föredrar större sammanhängande barrskogar, och finns såväl i tallskog som granskog och i lövblandad barrskog. Skogens struktur är viktig och ska helst vara flerskiktad med riklig underväxt av mindre granar, björk och andra lövträd och buskar. Tillgång på murknande högstubbar är särskilt viktig, eftersom talltitan helst själv hackar ut sitt bohål (SLU Artdatabanken, 2022).</w:t>
-      </w:r>
-    </w:p>
-    <w:p>
-      <w:r>
-        <w:t>Det finns flera studier som visar att talltita är känslig för gallring och inte överlever när dess livsmiljö kalavverkas (Eggers and Low, 2014; Griesser et al., 2007; Klein, 2020). Talltitans revir är förhållandevis stora, 10–20 hektar och arten missgynnas när skogen fragmenteras. Kalavverkning av större delar av reviret innebär att det överges (Artdatabanken, 2021).</w:t>
-      </w:r>
-    </w:p>
-    <w:p>
-      <w:r>
-        <w:t>Talltitan är synnerligen trogen sitt revir så länge paret lever och biotopen förblir intakt. Paret stannar i sitt revir året om. En förlust av ett revir har därför en stor inverkan på den lokala populationen och trakthyggesbruket anses vara orsak till den svenska populationens kraftiga minskning. Talltiteparets revirtrohet innebär att närhelst under året man observerar en adult talltita så ingår denna plats i reviret (Siffczyk et al., 2003; Ekman, 1979).</w:t>
-      </w:r>
-    </w:p>
-    <w:p>
-      <w:pPr>
-        <w:pStyle w:val="Heading2"/>
-      </w:pPr>
-      <w:r>
-        <w:t>Referenser – talltita</w:t>
-      </w:r>
-    </w:p>
-    <w:p>
-      <w:r>
-        <w:t xml:space="preserve">Eggers, S., Low, M., 2014. </w:t>
-      </w:r>
-      <w:r>
-        <w:rPr>
-          <w:i/>
-        </w:rPr>
-        <w:t xml:space="preserve">Differential demographic responses of sympatric Parids to vegetation management in boreal forest. </w:t>
-      </w:r>
-      <w:r>
-        <w:t>For. Ecol. Manage. 319, 169–175.</w:t>
-      </w:r>
-    </w:p>
-    <w:p>
-      <w:r>
-        <w:t xml:space="preserve">Ekman, J., 1979. </w:t>
-      </w:r>
-      <w:r>
-        <w:rPr>
-          <w:i/>
-        </w:rPr>
-        <w:t xml:space="preserve">Coherence, composition and territories of winter social groups of the Willow Tit Parus montanus and the Crested Tit P. cristatus. </w:t>
-      </w:r>
-      <w:r>
-        <w:t>Ornis Scandinavica, 10, pp 56–68</w:t>
-      </w:r>
-    </w:p>
-    <w:p>
-      <w:r>
-        <w:t xml:space="preserve">Griesser, M., Nystrand, M., Eggers, S., Ekman, J., 2007. </w:t>
-      </w:r>
-      <w:r>
-        <w:rPr>
-          <w:i/>
-        </w:rPr>
-        <w:t xml:space="preserve">Impact of forestry practices on fitness correlates and population productivity in an open-nesting bird species. </w:t>
-      </w:r>
-      <w:r>
-        <w:t>Conserv. Biol. 21, 767–774. https://doi.org/10.1111/j.1523- 1739.2007.00675.x</w:t>
-      </w:r>
-    </w:p>
-    <w:p>
-      <w:r>
-        <w:t xml:space="preserve">Klein, J., 2020. </w:t>
-      </w:r>
-      <w:r>
-        <w:rPr>
-          <w:i/>
-        </w:rPr>
-        <w:t xml:space="preserve">The forgotten forest – On thinning, retention, and biodiversity in the boreal forest. </w:t>
-      </w:r>
-      <w:r>
-        <w:t>Doctoral Thesis No. 2020:50</w:t>
-      </w:r>
-    </w:p>
-    <w:p>
-      <w:r>
-        <w:t xml:space="preserve">Siffczyk, C., Brotons, L., Kangas, K., Orell, M., 2003. </w:t>
-      </w:r>
-      <w:r>
-        <w:rPr>
-          <w:i/>
-        </w:rPr>
-        <w:t xml:space="preserve">Home range size of willow tits. </w:t>
-      </w:r>
-      <w:r>
-        <w:t>Oecologica, 136, 635–642 (2003)</w:t>
-      </w:r>
-    </w:p>
-    <w:p>
-      <w:r>
-        <w:t xml:space="preserve">SLU Artdatabanken, 2021. </w:t>
-      </w:r>
-      <w:r>
-        <w:rPr>
-          <w:i/>
-        </w:rPr>
-        <w:t xml:space="preserve">Artfaktablad. Naturvård – artfakta. </w:t>
-      </w:r>
-      <w:r>
-        <w:t>SLU Artdatabanken, Uppsala</w:t>
       </w:r>
     </w:p>
     <w:sectPr>
@@ -1127,7 +1084,7 @@
     <w:r>
       <w:tab/>
       <w:tab/>
-      <w:t>2026-06-20</w:t>
+      <w:t>2026-06-21</w:t>
       <w:br/>
       <w:br/>
     </w:r>

--- a/klagomål/A 56968-2025 FSC-klagomål.docx
+++ b/klagomål/A 56968-2025 FSC-klagomål.docx
@@ -1084,7 +1084,7 @@
     <w:r>
       <w:tab/>
       <w:tab/>
-      <w:t>2026-06-21</w:t>
+      <w:t>2026-06-22</w:t>
       <w:br/>
       <w:br/>
     </w:r>

--- a/klagomål/A 56968-2025 FSC-klagomål.docx
+++ b/klagomål/A 56968-2025 FSC-klagomål.docx
@@ -1084,7 +1084,7 @@
     <w:r>
       <w:tab/>
       <w:tab/>
-      <w:t>2026-06-22</w:t>
+      <w:t>2026-06-23</w:t>
       <w:br/>
       <w:br/>
     </w:r>

--- a/klagomål/A 56968-2025 FSC-klagomål.docx
+++ b/klagomål/A 56968-2025 FSC-klagomål.docx
@@ -1084,7 +1084,7 @@
     <w:r>
       <w:tab/>
       <w:tab/>
-      <w:t>2026-06-23</w:t>
+      <w:t>2026-06-24</w:t>
       <w:br/>
       <w:br/>
     </w:r>

--- a/klagomål/A 56968-2025 FSC-klagomål.docx
+++ b/klagomål/A 56968-2025 FSC-klagomål.docx
@@ -1084,7 +1084,7 @@
     <w:r>
       <w:tab/>
       <w:tab/>
-      <w:t>2026-06-24</w:t>
+      <w:t>2026-06-25</w:t>
       <w:br/>
       <w:br/>
     </w:r>

--- a/klagomål/A 56968-2025 FSC-klagomål.docx
+++ b/klagomål/A 56968-2025 FSC-klagomål.docx
@@ -1084,7 +1084,7 @@
     <w:r>
       <w:tab/>
       <w:tab/>
-      <w:t>2026-06-25</w:t>
+      <w:t>2026-06-26</w:t>
       <w:br/>
       <w:br/>
     </w:r>

--- a/klagomål/A 56968-2025 FSC-klagomål.docx
+++ b/klagomål/A 56968-2025 FSC-klagomål.docx
@@ -1084,7 +1084,7 @@
     <w:r>
       <w:tab/>
       <w:tab/>
-      <w:t>2026-06-26</w:t>
+      <w:t>2026-06-27</w:t>
       <w:br/>
       <w:br/>
     </w:r>

--- a/klagomål/A 56968-2025 FSC-klagomål.docx
+++ b/klagomål/A 56968-2025 FSC-klagomål.docx
@@ -1084,7 +1084,7 @@
     <w:r>
       <w:tab/>
       <w:tab/>
-      <w:t>2026-06-27</w:t>
+      <w:t>2026-06-28</w:t>
       <w:br/>
       <w:br/>
     </w:r>

--- a/klagomål/A 56968-2025 FSC-klagomål.docx
+++ b/klagomål/A 56968-2025 FSC-klagomål.docx
@@ -1084,7 +1084,7 @@
     <w:r>
       <w:tab/>
       <w:tab/>
-      <w:t>2026-06-28</w:t>
+      <w:t>2026-06-29</w:t>
       <w:br/>
       <w:br/>
     </w:r>

--- a/klagomål/A 56968-2025 FSC-klagomål.docx
+++ b/klagomål/A 56968-2025 FSC-klagomål.docx
@@ -1084,7 +1084,7 @@
     <w:r>
       <w:tab/>
       <w:tab/>
-      <w:t>2026-06-29</w:t>
+      <w:t>2026-06-30</w:t>
       <w:br/>
       <w:br/>
     </w:r>

--- a/klagomål/A 56968-2025 FSC-klagomål.docx
+++ b/klagomål/A 56968-2025 FSC-klagomål.docx
@@ -1084,7 +1084,7 @@
     <w:r>
       <w:tab/>
       <w:tab/>
-      <w:t>2026-06-30</w:t>
+      <w:t>2026-07-01</w:t>
       <w:br/>
       <w:br/>
     </w:r>

--- a/klagomål/A 56968-2025 FSC-klagomål.docx
+++ b/klagomål/A 56968-2025 FSC-klagomål.docx
@@ -1084,7 +1084,7 @@
     <w:r>
       <w:tab/>
       <w:tab/>
-      <w:t>2026-07-01</w:t>
+      <w:t>2026-07-02</w:t>
       <w:br/>
       <w:br/>
     </w:r>

--- a/klagomål/A 56968-2025 FSC-klagomål.docx
+++ b/klagomål/A 56968-2025 FSC-klagomål.docx
@@ -1084,7 +1084,7 @@
     <w:r>
       <w:tab/>
       <w:tab/>
-      <w:t>2026-07-13</w:t>
+      <w:t>2026-07-14</w:t>
       <w:br/>
       <w:br/>
     </w:r>

--- a/klagomål/A 56968-2025 FSC-klagomål.docx
+++ b/klagomål/A 56968-2025 FSC-klagomål.docx
@@ -1084,7 +1084,7 @@
     <w:r>
       <w:tab/>
       <w:tab/>
-      <w:t>2026-07-14</w:t>
+      <w:t>2026-07-15</w:t>
       <w:br/>
       <w:br/>
     </w:r>

--- a/klagomål/A 56968-2025 FSC-klagomål.docx
+++ b/klagomål/A 56968-2025 FSC-klagomål.docx
@@ -1084,7 +1084,7 @@
     <w:r>
       <w:tab/>
       <w:tab/>
-      <w:t>2026-07-15</w:t>
+      <w:t>2026-07-16</w:t>
       <w:br/>
       <w:br/>
     </w:r>

--- a/klagomål/A 56968-2025 FSC-klagomål.docx
+++ b/klagomål/A 56968-2025 FSC-klagomål.docx
@@ -1084,7 +1084,7 @@
     <w:r>
       <w:tab/>
       <w:tab/>
-      <w:t>2026-07-16</w:t>
+      <w:t>2026-07-17</w:t>
       <w:br/>
       <w:br/>
     </w:r>

--- a/klagomål/A 56968-2025 FSC-klagomål.docx
+++ b/klagomål/A 56968-2025 FSC-klagomål.docx
@@ -1084,7 +1084,7 @@
     <w:r>
       <w:tab/>
       <w:tab/>
-      <w:t>2026-07-17</w:t>
+      <w:t>2026-07-18</w:t>
       <w:br/>
       <w:br/>
     </w:r>

--- a/klagomål/A 56968-2025 FSC-klagomål.docx
+++ b/klagomål/A 56968-2025 FSC-klagomål.docx
@@ -1084,7 +1084,7 @@
     <w:r>
       <w:tab/>
       <w:tab/>
-      <w:t>2026-07-18</w:t>
+      <w:t>2026-07-19</w:t>
       <w:br/>
       <w:br/>
     </w:r>

--- a/klagomål/A 56968-2025 FSC-klagomål.docx
+++ b/klagomål/A 56968-2025 FSC-klagomål.docx
@@ -1084,7 +1084,7 @@
     <w:r>
       <w:tab/>
       <w:tab/>
-      <w:t>2026-07-19</w:t>
+      <w:t>2026-07-20</w:t>
       <w:br/>
       <w:br/>
     </w:r>

--- a/klagomål/A 56968-2025 FSC-klagomål.docx
+++ b/klagomål/A 56968-2025 FSC-klagomål.docx
@@ -1084,7 +1084,7 @@
     <w:r>
       <w:tab/>
       <w:tab/>
-      <w:t>2026-07-20</w:t>
+      <w:t>2026-07-21</w:t>
       <w:br/>
       <w:br/>
     </w:r>

--- a/klagomål/A 56968-2025 FSC-klagomål.docx
+++ b/klagomål/A 56968-2025 FSC-klagomål.docx
@@ -1084,7 +1084,7 @@
     <w:r>
       <w:tab/>
       <w:tab/>
-      <w:t>2026-07-21</w:t>
+      <w:t>2026-07-22</w:t>
       <w:br/>
       <w:br/>
     </w:r>

--- a/klagomål/A 56968-2025 FSC-klagomål.docx
+++ b/klagomål/A 56968-2025 FSC-klagomål.docx
@@ -1084,7 +1084,7 @@
     <w:r>
       <w:tab/>
       <w:tab/>
-      <w:t>2026-07-22</w:t>
+      <w:t>2026-07-23</w:t>
       <w:br/>
       <w:br/>
     </w:r>

--- a/klagomål/A 56968-2025 FSC-klagomål.docx
+++ b/klagomål/A 56968-2025 FSC-klagomål.docx
@@ -1084,7 +1084,7 @@
     <w:r>
       <w:tab/>
       <w:tab/>
-      <w:t>2026-07-23</w:t>
+      <w:t>2026-07-24</w:t>
       <w:br/>
       <w:br/>
     </w:r>

--- a/klagomål/A 56968-2025 FSC-klagomål.docx
+++ b/klagomål/A 56968-2025 FSC-klagomål.docx
@@ -216,7 +216,7 @@
         <w:spacing w:after="240"/>
       </w:pPr>
       <w:r>
-        <w:t>Figur 1. Fyndplatser för naturvårdsarter i avverkningsanmälan. Markörer utan svart kant är placerade på fyndplatsen. Markörer med svart kant är placerade vid sidan av fyndplatsen har ett svart streck som visar fyndplatsens exakta position. Kartans mittpunktskoordinat är N 6401332, E 584463 i SWEREF 99 TM.</w:t>
+        <w:t>Figur 1. Fyndplatser för naturvårdsarter i avverkningsanmälan. Markörer utan svart kant är placerade på fyndplatsen. Markörer med svart kant är placerade vid sidan av fyndplatsen och har ett svart streck som visar fyndplatsens exakta position. Kartans mittpunktskoordinat är N 6401332, E 584463 i SWEREF 99 TM.</w:t>
       </w:r>
     </w:p>
     <w:p>
@@ -1084,7 +1084,7 @@
     <w:r>
       <w:tab/>
       <w:tab/>
-      <w:t>2026-08-14</w:t>
+      <w:t>2026-08-15</w:t>
       <w:br/>
       <w:br/>
     </w:r>

--- a/klagomål/A 56968-2025 FSC-klagomål.docx
+++ b/klagomål/A 56968-2025 FSC-klagomål.docx
@@ -1084,7 +1084,7 @@
     <w:r>
       <w:tab/>
       <w:tab/>
-      <w:t>2026-08-15</w:t>
+      <w:t>2026-08-16</w:t>
       <w:br/>
       <w:br/>
     </w:r>

--- a/klagomål/A 56968-2025 FSC-klagomål.docx
+++ b/klagomål/A 56968-2025 FSC-klagomål.docx
@@ -1084,7 +1084,7 @@
     <w:r>
       <w:tab/>
       <w:tab/>
-      <w:t>2026-08-16</w:t>
+      <w:t>2026-08-17</w:t>
       <w:br/>
       <w:br/>
     </w:r>

--- a/klagomål/A 56968-2025 FSC-klagomål.docx
+++ b/klagomål/A 56968-2025 FSC-klagomål.docx
@@ -1084,7 +1084,7 @@
     <w:r>
       <w:tab/>
       <w:tab/>
-      <w:t>2026-08-17</w:t>
+      <w:t>2026-08-18</w:t>
       <w:br/>
       <w:br/>
     </w:r>

--- a/klagomål/A 56968-2025 FSC-klagomål.docx
+++ b/klagomål/A 56968-2025 FSC-klagomål.docx
@@ -1084,7 +1084,7 @@
     <w:r>
       <w:tab/>
       <w:tab/>
-      <w:t>2026-08-18</w:t>
+      <w:t>2026-08-19</w:t>
       <w:br/>
       <w:br/>
     </w:r>

--- a/klagomål/A 56968-2025 FSC-klagomål.docx
+++ b/klagomål/A 56968-2025 FSC-klagomål.docx
@@ -1084,7 +1084,7 @@
     <w:r>
       <w:tab/>
       <w:tab/>
-      <w:t>2026-08-19</w:t>
+      <w:t>2026-08-20</w:t>
       <w:br/>
       <w:br/>
     </w:r>

--- a/klagomål/A 56968-2025 FSC-klagomål.docx
+++ b/klagomål/A 56968-2025 FSC-klagomål.docx
@@ -1084,7 +1084,7 @@
     <w:r>
       <w:tab/>
       <w:tab/>
-      <w:t>2026-08-20</w:t>
+      <w:t>2026-08-21</w:t>
       <w:br/>
       <w:br/>
     </w:r>

--- a/klagomål/A 56968-2025 FSC-klagomål.docx
+++ b/klagomål/A 56968-2025 FSC-klagomål.docx
@@ -1084,7 +1084,7 @@
     <w:r>
       <w:tab/>
       <w:tab/>
-      <w:t>2026-08-21</w:t>
+      <w:t>2026-08-22</w:t>
       <w:br/>
       <w:br/>
     </w:r>

--- a/klagomål/A 56968-2025 FSC-klagomål.docx
+++ b/klagomål/A 56968-2025 FSC-klagomål.docx
@@ -1084,7 +1084,7 @@
     <w:r>
       <w:tab/>
       <w:tab/>
-      <w:t>2026-08-22</w:t>
+      <w:t>2026-08-23</w:t>
       <w:br/>
       <w:br/>
     </w:r>

--- a/klagomål/A 56968-2025 FSC-klagomål.docx
+++ b/klagomål/A 56968-2025 FSC-klagomål.docx
@@ -1084,7 +1084,7 @@
     <w:r>
       <w:tab/>
       <w:tab/>
-      <w:t>2026-08-23</w:t>
+      <w:t>2026-08-24</w:t>
       <w:br/>
       <w:br/>
     </w:r>

--- a/klagomål/A 56968-2025 FSC-klagomål.docx
+++ b/klagomål/A 56968-2025 FSC-klagomål.docx
@@ -1084,7 +1084,7 @@
     <w:r>
       <w:tab/>
       <w:tab/>
-      <w:t>2026-08-24</w:t>
+      <w:t>2026-08-25</w:t>
       <w:br/>
       <w:br/>
     </w:r>

--- a/klagomål/A 56968-2025 FSC-klagomål.docx
+++ b/klagomål/A 56968-2025 FSC-klagomål.docx
@@ -1084,7 +1084,7 @@
     <w:r>
       <w:tab/>
       <w:tab/>
-      <w:t>2026-08-25</w:t>
+      <w:t>2026-08-26</w:t>
       <w:br/>
       <w:br/>
     </w:r>

--- a/klagomål/A 56968-2025 FSC-klagomål.docx
+++ b/klagomål/A 56968-2025 FSC-klagomål.docx
@@ -1084,7 +1084,7 @@
     <w:r>
       <w:tab/>
       <w:tab/>
-      <w:t>2026-08-26</w:t>
+      <w:t>2026-08-27</w:t>
       <w:br/>
       <w:br/>
     </w:r>

--- a/klagomål/A 56968-2025 FSC-klagomål.docx
+++ b/klagomål/A 56968-2025 FSC-klagomål.docx
@@ -1084,7 +1084,7 @@
     <w:r>
       <w:tab/>
       <w:tab/>
-      <w:t>2026-08-27</w:t>
+      <w:t>2026-08-28</w:t>
       <w:br/>
       <w:br/>
     </w:r>

--- a/klagomål/A 56968-2025 FSC-klagomål.docx
+++ b/klagomål/A 56968-2025 FSC-klagomål.docx
@@ -1084,7 +1084,7 @@
     <w:r>
       <w:tab/>
       <w:tab/>
-      <w:t>2026-08-28</w:t>
+      <w:t>2026-08-29</w:t>
       <w:br/>
       <w:br/>
     </w:r>

--- a/klagomål/A 56968-2025 FSC-klagomål.docx
+++ b/klagomål/A 56968-2025 FSC-klagomål.docx
@@ -1084,7 +1084,7 @@
     <w:r>
       <w:tab/>
       <w:tab/>
-      <w:t>2026-08-29</w:t>
+      <w:t>2026-08-31</w:t>
       <w:br/>
       <w:br/>
     </w:r>

--- a/klagomål/A 56968-2025 FSC-klagomål.docx
+++ b/klagomål/A 56968-2025 FSC-klagomål.docx
@@ -1084,7 +1084,7 @@
     <w:r>
       <w:tab/>
       <w:tab/>
-      <w:t>2026-08-31</w:t>
+      <w:t>2026-09-01</w:t>
       <w:br/>
       <w:br/>
     </w:r>

--- a/klagomål/A 56968-2025 FSC-klagomål.docx
+++ b/klagomål/A 56968-2025 FSC-klagomål.docx
@@ -1084,7 +1084,7 @@
     <w:r>
       <w:tab/>
       <w:tab/>
-      <w:t>2026-09-01</w:t>
+      <w:t>2026-09-02</w:t>
       <w:br/>
       <w:br/>
     </w:r>

--- a/klagomål/A 56968-2025 FSC-klagomål.docx
+++ b/klagomål/A 56968-2025 FSC-klagomål.docx
@@ -1084,7 +1084,7 @@
     <w:r>
       <w:tab/>
       <w:tab/>
-      <w:t>2026-09-02</w:t>
+      <w:t>2026-09-03</w:t>
       <w:br/>
       <w:br/>
     </w:r>

--- a/klagomål/A 56968-2025 FSC-klagomål.docx
+++ b/klagomål/A 56968-2025 FSC-klagomål.docx
@@ -1084,7 +1084,7 @@
     <w:r>
       <w:tab/>
       <w:tab/>
-      <w:t>2026-09-03</w:t>
+      <w:t>2026-09-04</w:t>
       <w:br/>
       <w:br/>
     </w:r>

--- a/klagomål/A 56968-2025 FSC-klagomål.docx
+++ b/klagomål/A 56968-2025 FSC-klagomål.docx
@@ -1084,7 +1084,7 @@
     <w:r>
       <w:tab/>
       <w:tab/>
-      <w:t>2026-09-04</w:t>
+      <w:t>2026-09-05</w:t>
       <w:br/>
       <w:br/>
     </w:r>
